--- a/XEngine_Docment/SDK服务协议.docx
+++ b/XEngine_Docment/SDK服务协议.docx
@@ -4,14 +4,14 @@
   <w:body>
     <w:p>
       <w:pPr>
-        <w:pStyle w:val="aa"/>
+        <w:pStyle w:val="ab"/>
         <w:rPr>
           <w:color w:val="0070C0"/>
           <w:sz w:val="44"/>
           <w:szCs w:val="44"/>
         </w:rPr>
       </w:pPr>
-      <w:bookmarkStart w:id="0" w:name="_Toc198197089"/>
+      <w:bookmarkStart w:id="0" w:name="_Toc231983493"/>
       <w:r>
         <w:rPr>
           <w:rFonts w:hint="eastAsia"/>
@@ -78,6 +78,7 @@
               <w:tab w:val="right" w:leader="dot" w:pos="8296"/>
             </w:tabs>
             <w:rPr>
+              <w:rFonts w:hint="eastAsia"/>
               <w:noProof/>
               <w:sz w:val="22"/>
               <w:szCs w:val="24"/>
@@ -93,19 +94,17 @@
           <w:r>
             <w:fldChar w:fldCharType="separate"/>
           </w:r>
-          <w:hyperlink w:anchor="_Toc198197089" w:history="1">
-            <w:r>
-              <w:rPr>
-                <w:rStyle w:val="ad"/>
-                <w:rFonts w:hint="eastAsia"/>
+          <w:hyperlink w:anchor="_Toc231983493" w:history="1">
+            <w:r>
+              <w:rPr>
+                <w:rStyle w:val="ae"/>
                 <w:noProof/>
               </w:rPr>
               <w:t>XEngine</w:t>
             </w:r>
             <w:r>
               <w:rPr>
-                <w:rStyle w:val="ad"/>
-                <w:rFonts w:hint="eastAsia"/>
+                <w:rStyle w:val="ae"/>
                 <w:noProof/>
               </w:rPr>
               <w:t>开发框架协议文档</w:t>
@@ -139,7 +138,7 @@
                 <w:noProof/>
                 <w:webHidden/>
               </w:rPr>
-              <w:instrText>PAGEREF _Toc198197089 \h</w:instrText>
+              <w:instrText>PAGEREF _Toc231983493 \h</w:instrText>
             </w:r>
             <w:r>
               <w:rPr>
@@ -188,17 +187,17 @@
               <w:tab w:val="right" w:leader="dot" w:pos="8296"/>
             </w:tabs>
             <w:rPr>
+              <w:rFonts w:hint="eastAsia"/>
               <w:noProof/>
               <w:sz w:val="22"/>
               <w:szCs w:val="24"/>
               <w14:ligatures w14:val="standardContextual"/>
             </w:rPr>
           </w:pPr>
-          <w:hyperlink w:anchor="_Toc198197090" w:history="1">
-            <w:r>
-              <w:rPr>
-                <w:rStyle w:val="ad"/>
-                <w:rFonts w:hint="eastAsia"/>
+          <w:hyperlink w:anchor="_Toc231983494" w:history="1">
+            <w:r>
+              <w:rPr>
+                <w:rStyle w:val="ae"/>
                 <w:noProof/>
               </w:rPr>
               <w:t>前言</w:t>
@@ -232,7 +231,7 @@
                 <w:noProof/>
                 <w:webHidden/>
               </w:rPr>
-              <w:instrText>PAGEREF _Toc198197090 \h</w:instrText>
+              <w:instrText>PAGEREF _Toc231983494 \h</w:instrText>
             </w:r>
             <w:r>
               <w:rPr>
@@ -281,17 +280,17 @@
               <w:tab w:val="right" w:leader="dot" w:pos="8296"/>
             </w:tabs>
             <w:rPr>
+              <w:rFonts w:hint="eastAsia"/>
               <w:noProof/>
               <w:sz w:val="22"/>
               <w:szCs w:val="24"/>
               <w14:ligatures w14:val="standardContextual"/>
             </w:rPr>
           </w:pPr>
-          <w:hyperlink w:anchor="_Toc198197091" w:history="1">
-            <w:r>
-              <w:rPr>
-                <w:rStyle w:val="ad"/>
-                <w:rFonts w:hint="eastAsia"/>
+          <w:hyperlink w:anchor="_Toc231983495" w:history="1">
+            <w:r>
+              <w:rPr>
+                <w:rStyle w:val="ae"/>
                 <w:noProof/>
               </w:rPr>
               <w:t>阅读者</w:t>
@@ -325,7 +324,7 @@
                 <w:noProof/>
                 <w:webHidden/>
               </w:rPr>
-              <w:instrText>PAGEREF _Toc198197091 \h</w:instrText>
+              <w:instrText>PAGEREF _Toc231983495 \h</w:instrText>
             </w:r>
             <w:r>
               <w:rPr>
@@ -374,17 +373,17 @@
               <w:tab w:val="right" w:leader="dot" w:pos="8296"/>
             </w:tabs>
             <w:rPr>
+              <w:rFonts w:hint="eastAsia"/>
               <w:noProof/>
               <w:sz w:val="22"/>
               <w:szCs w:val="24"/>
               <w14:ligatures w14:val="standardContextual"/>
             </w:rPr>
           </w:pPr>
-          <w:hyperlink w:anchor="_Toc198197092" w:history="1">
-            <w:r>
-              <w:rPr>
-                <w:rStyle w:val="ad"/>
-                <w:rFonts w:hint="eastAsia"/>
+          <w:hyperlink w:anchor="_Toc231983496" w:history="1">
+            <w:r>
+              <w:rPr>
+                <w:rStyle w:val="ae"/>
                 <w:noProof/>
               </w:rPr>
               <w:t>概述</w:t>
@@ -418,7 +417,7 @@
                 <w:noProof/>
                 <w:webHidden/>
               </w:rPr>
-              <w:instrText>PAGEREF _Toc198197092 \h</w:instrText>
+              <w:instrText>PAGEREF _Toc231983496 \h</w:instrText>
             </w:r>
             <w:r>
               <w:rPr>
@@ -467,17 +466,17 @@
               <w:tab w:val="right" w:leader="dot" w:pos="8296"/>
             </w:tabs>
             <w:rPr>
+              <w:rFonts w:hint="eastAsia"/>
               <w:noProof/>
               <w:sz w:val="22"/>
               <w:szCs w:val="24"/>
               <w14:ligatures w14:val="standardContextual"/>
             </w:rPr>
           </w:pPr>
-          <w:hyperlink w:anchor="_Toc198197093" w:history="1">
-            <w:r>
-              <w:rPr>
-                <w:rStyle w:val="ad"/>
-                <w:rFonts w:hint="eastAsia"/>
+          <w:hyperlink w:anchor="_Toc231983497" w:history="1">
+            <w:r>
+              <w:rPr>
+                <w:rStyle w:val="ae"/>
                 <w:noProof/>
               </w:rPr>
               <w:t>协议定义</w:t>
@@ -511,7 +510,7 @@
                 <w:noProof/>
                 <w:webHidden/>
               </w:rPr>
-              <w:instrText>PAGEREF _Toc198197093 \h</w:instrText>
+              <w:instrText>PAGEREF _Toc231983497 \h</w:instrText>
             </w:r>
             <w:r>
               <w:rPr>
@@ -560,17 +559,17 @@
               <w:tab w:val="right" w:leader="dot" w:pos="8296"/>
             </w:tabs>
             <w:rPr>
+              <w:rFonts w:hint="eastAsia"/>
               <w:noProof/>
               <w:sz w:val="22"/>
               <w:szCs w:val="24"/>
               <w14:ligatures w14:val="standardContextual"/>
             </w:rPr>
           </w:pPr>
-          <w:hyperlink w:anchor="_Toc198197094" w:history="1">
-            <w:r>
-              <w:rPr>
-                <w:rStyle w:val="ad"/>
-                <w:rFonts w:hint="eastAsia"/>
+          <w:hyperlink w:anchor="_Toc231983498" w:history="1">
+            <w:r>
+              <w:rPr>
+                <w:rStyle w:val="ae"/>
                 <w:noProof/>
               </w:rPr>
               <w:t>相关模块</w:t>
@@ -604,7 +603,7 @@
                 <w:noProof/>
                 <w:webHidden/>
               </w:rPr>
-              <w:instrText>PAGEREF _Toc198197094 \h</w:instrText>
+              <w:instrText>PAGEREF _Toc231983498 \h</w:instrText>
             </w:r>
             <w:r>
               <w:rPr>
@@ -653,17 +652,17 @@
               <w:tab w:val="right" w:leader="dot" w:pos="8296"/>
             </w:tabs>
             <w:rPr>
+              <w:rFonts w:hint="eastAsia"/>
               <w:noProof/>
               <w:sz w:val="22"/>
               <w:szCs w:val="24"/>
               <w14:ligatures w14:val="standardContextual"/>
             </w:rPr>
           </w:pPr>
-          <w:hyperlink w:anchor="_Toc198197095" w:history="1">
-            <w:r>
-              <w:rPr>
-                <w:rStyle w:val="ad"/>
-                <w:rFonts w:hint="eastAsia"/>
+          <w:hyperlink w:anchor="_Toc231983499" w:history="1">
+            <w:r>
+              <w:rPr>
+                <w:rStyle w:val="ae"/>
                 <w:noProof/>
               </w:rPr>
               <w:t>名词解释</w:t>
@@ -697,7 +696,7 @@
                 <w:noProof/>
                 <w:webHidden/>
               </w:rPr>
-              <w:instrText>PAGEREF _Toc198197095 \h</w:instrText>
+              <w:instrText>PAGEREF _Toc231983499 \h</w:instrText>
             </w:r>
             <w:r>
               <w:rPr>
@@ -746,33 +745,31 @@
               <w:tab w:val="right" w:leader="dot" w:pos="8296"/>
             </w:tabs>
             <w:rPr>
+              <w:rFonts w:hint="eastAsia"/>
               <w:noProof/>
               <w:sz w:val="22"/>
               <w:szCs w:val="24"/>
               <w14:ligatures w14:val="standardContextual"/>
             </w:rPr>
           </w:pPr>
-          <w:hyperlink w:anchor="_Toc198197096" w:history="1">
-            <w:r>
-              <w:rPr>
-                <w:rStyle w:val="ad"/>
-                <w:rFonts w:hint="eastAsia"/>
+          <w:hyperlink w:anchor="_Toc231983500" w:history="1">
+            <w:r>
+              <w:rPr>
+                <w:rStyle w:val="ae"/>
                 <w:noProof/>
               </w:rPr>
               <w:t>一</w:t>
             </w:r>
             <w:r>
               <w:rPr>
-                <w:rStyle w:val="ad"/>
-                <w:rFonts w:hint="eastAsia"/>
+                <w:rStyle w:val="ae"/>
                 <w:noProof/>
               </w:rPr>
               <w:t xml:space="preserve"> </w:t>
             </w:r>
             <w:r>
               <w:rPr>
-                <w:rStyle w:val="ad"/>
-                <w:rFonts w:hint="eastAsia"/>
+                <w:rStyle w:val="ae"/>
                 <w:noProof/>
               </w:rPr>
               <w:t>协议规范</w:t>
@@ -806,7 +803,7 @@
                 <w:noProof/>
                 <w:webHidden/>
               </w:rPr>
-              <w:instrText>PAGEREF _Toc198197096 \h</w:instrText>
+              <w:instrText>PAGEREF _Toc231983500 \h</w:instrText>
             </w:r>
             <w:r>
               <w:rPr>
@@ -856,17 +853,17 @@
               <w:tab w:val="right" w:leader="dot" w:pos="8296"/>
             </w:tabs>
             <w:rPr>
+              <w:rFonts w:hint="eastAsia"/>
               <w:noProof/>
               <w:sz w:val="22"/>
               <w:szCs w:val="24"/>
               <w14:ligatures w14:val="standardContextual"/>
             </w:rPr>
           </w:pPr>
-          <w:hyperlink w:anchor="_Toc198197097" w:history="1">
-            <w:r>
-              <w:rPr>
-                <w:rStyle w:val="ad"/>
-                <w:rFonts w:hint="eastAsia"/>
+          <w:hyperlink w:anchor="_Toc231983501" w:history="1">
+            <w:r>
+              <w:rPr>
+                <w:rStyle w:val="ae"/>
                 <w:noProof/>
               </w:rPr>
               <w:t>1.1</w:t>
@@ -883,8 +880,7 @@
             </w:r>
             <w:r>
               <w:rPr>
-                <w:rStyle w:val="ad"/>
-                <w:rFonts w:hint="eastAsia"/>
+                <w:rStyle w:val="ae"/>
                 <w:noProof/>
               </w:rPr>
               <w:t>协议头说明</w:t>
@@ -918,7 +914,7 @@
                 <w:noProof/>
                 <w:webHidden/>
               </w:rPr>
-              <w:instrText>PAGEREF _Toc198197097 \h</w:instrText>
+              <w:instrText>PAGEREF _Toc231983501 \h</w:instrText>
             </w:r>
             <w:r>
               <w:rPr>
@@ -967,25 +963,24 @@
               <w:tab w:val="right" w:leader="dot" w:pos="8296"/>
             </w:tabs>
             <w:rPr>
+              <w:rFonts w:hint="eastAsia"/>
               <w:noProof/>
               <w:sz w:val="22"/>
               <w:szCs w:val="24"/>
               <w14:ligatures w14:val="standardContextual"/>
             </w:rPr>
           </w:pPr>
-          <w:hyperlink w:anchor="_Toc198197098" w:history="1">
-            <w:r>
-              <w:rPr>
-                <w:rStyle w:val="ad"/>
-                <w:rFonts w:hint="eastAsia"/>
+          <w:hyperlink w:anchor="_Toc231983502" w:history="1">
+            <w:r>
+              <w:rPr>
+                <w:rStyle w:val="ae"/>
                 <w:noProof/>
               </w:rPr>
               <w:t xml:space="preserve">1.2 </w:t>
             </w:r>
             <w:r>
               <w:rPr>
-                <w:rStyle w:val="ad"/>
-                <w:rFonts w:hint="eastAsia"/>
+                <w:rStyle w:val="ae"/>
                 <w:noProof/>
               </w:rPr>
               <w:t>协议头格式</w:t>
@@ -1019,7 +1014,7 @@
                 <w:noProof/>
                 <w:webHidden/>
               </w:rPr>
-              <w:instrText>PAGEREF _Toc198197098 \h</w:instrText>
+              <w:instrText>PAGEREF _Toc231983502 \h</w:instrText>
             </w:r>
             <w:r>
               <w:rPr>
@@ -1068,25 +1063,24 @@
               <w:tab w:val="right" w:leader="dot" w:pos="8296"/>
             </w:tabs>
             <w:rPr>
+              <w:rFonts w:hint="eastAsia"/>
               <w:noProof/>
               <w:sz w:val="22"/>
               <w:szCs w:val="24"/>
               <w14:ligatures w14:val="standardContextual"/>
             </w:rPr>
           </w:pPr>
-          <w:hyperlink w:anchor="_Toc198197099" w:history="1">
-            <w:r>
-              <w:rPr>
-                <w:rStyle w:val="ad"/>
-                <w:rFonts w:hint="eastAsia"/>
+          <w:hyperlink w:anchor="_Toc231983503" w:history="1">
+            <w:r>
+              <w:rPr>
+                <w:rStyle w:val="ae"/>
                 <w:noProof/>
               </w:rPr>
               <w:t xml:space="preserve">1.2.1 </w:t>
             </w:r>
             <w:r>
               <w:rPr>
-                <w:rStyle w:val="ad"/>
-                <w:rFonts w:hint="eastAsia"/>
+                <w:rStyle w:val="ae"/>
                 <w:noProof/>
               </w:rPr>
               <w:t>普通协议头</w:t>
@@ -1120,7 +1114,7 @@
                 <w:noProof/>
                 <w:webHidden/>
               </w:rPr>
-              <w:instrText>PAGEREF _Toc198197099 \h</w:instrText>
+              <w:instrText>PAGEREF _Toc231983503 \h</w:instrText>
             </w:r>
             <w:r>
               <w:rPr>
@@ -1169,25 +1163,24 @@
               <w:tab w:val="right" w:leader="dot" w:pos="8296"/>
             </w:tabs>
             <w:rPr>
+              <w:rFonts w:hint="eastAsia"/>
               <w:noProof/>
               <w:sz w:val="22"/>
               <w:szCs w:val="24"/>
               <w14:ligatures w14:val="standardContextual"/>
             </w:rPr>
           </w:pPr>
-          <w:hyperlink w:anchor="_Toc198197100" w:history="1">
-            <w:r>
-              <w:rPr>
-                <w:rStyle w:val="ad"/>
-                <w:rFonts w:hint="eastAsia"/>
+          <w:hyperlink w:anchor="_Toc231983504" w:history="1">
+            <w:r>
+              <w:rPr>
+                <w:rStyle w:val="ae"/>
                 <w:noProof/>
               </w:rPr>
               <w:t xml:space="preserve">1.2.2 </w:t>
             </w:r>
             <w:r>
               <w:rPr>
-                <w:rStyle w:val="ad"/>
-                <w:rFonts w:hint="eastAsia"/>
+                <w:rStyle w:val="ae"/>
                 <w:noProof/>
               </w:rPr>
               <w:t>扩展协议头</w:t>
@@ -1221,7 +1214,7 @@
                 <w:noProof/>
                 <w:webHidden/>
               </w:rPr>
-              <w:instrText>PAGEREF _Toc198197100 \h</w:instrText>
+              <w:instrText>PAGEREF _Toc231983504 \h</w:instrText>
             </w:r>
             <w:r>
               <w:rPr>
@@ -1270,25 +1263,24 @@
               <w:tab w:val="right" w:leader="dot" w:pos="8296"/>
             </w:tabs>
             <w:rPr>
+              <w:rFonts w:hint="eastAsia"/>
               <w:noProof/>
               <w:sz w:val="22"/>
               <w:szCs w:val="24"/>
               <w14:ligatures w14:val="standardContextual"/>
             </w:rPr>
           </w:pPr>
-          <w:hyperlink w:anchor="_Toc198197101" w:history="1">
-            <w:r>
-              <w:rPr>
-                <w:rStyle w:val="ad"/>
-                <w:rFonts w:hint="eastAsia"/>
+          <w:hyperlink w:anchor="_Toc231983505" w:history="1">
+            <w:r>
+              <w:rPr>
+                <w:rStyle w:val="ae"/>
                 <w:noProof/>
               </w:rPr>
               <w:t xml:space="preserve">1.3 </w:t>
             </w:r>
             <w:r>
               <w:rPr>
-                <w:rStyle w:val="ad"/>
-                <w:rFonts w:hint="eastAsia"/>
+                <w:rStyle w:val="ae"/>
                 <w:noProof/>
               </w:rPr>
               <w:t>协议头字段</w:t>
@@ -1322,7 +1314,7 @@
                 <w:noProof/>
                 <w:webHidden/>
               </w:rPr>
-              <w:instrText>PAGEREF _Toc198197101 \h</w:instrText>
+              <w:instrText>PAGEREF _Toc231983505 \h</w:instrText>
             </w:r>
             <w:r>
               <w:rPr>
@@ -1371,25 +1363,24 @@
               <w:tab w:val="right" w:leader="dot" w:pos="8296"/>
             </w:tabs>
             <w:rPr>
+              <w:rFonts w:hint="eastAsia"/>
               <w:noProof/>
               <w:sz w:val="22"/>
               <w:szCs w:val="24"/>
               <w14:ligatures w14:val="standardContextual"/>
             </w:rPr>
           </w:pPr>
-          <w:hyperlink w:anchor="_Toc198197102" w:history="1">
-            <w:r>
-              <w:rPr>
-                <w:rStyle w:val="ad"/>
-                <w:rFonts w:hint="eastAsia"/>
+          <w:hyperlink w:anchor="_Toc231983506" w:history="1">
+            <w:r>
+              <w:rPr>
+                <w:rStyle w:val="ae"/>
                 <w:noProof/>
               </w:rPr>
               <w:t xml:space="preserve">1.3.1 </w:t>
             </w:r>
             <w:r>
               <w:rPr>
-                <w:rStyle w:val="ad"/>
-                <w:rFonts w:hint="eastAsia"/>
+                <w:rStyle w:val="ae"/>
                 <w:noProof/>
               </w:rPr>
               <w:t>普通协议头字段</w:t>
@@ -1423,7 +1414,7 @@
                 <w:noProof/>
                 <w:webHidden/>
               </w:rPr>
-              <w:instrText>PAGEREF _Toc198197102 \h</w:instrText>
+              <w:instrText>PAGEREF _Toc231983506 \h</w:instrText>
             </w:r>
             <w:r>
               <w:rPr>
@@ -1472,25 +1463,24 @@
               <w:tab w:val="right" w:leader="dot" w:pos="8296"/>
             </w:tabs>
             <w:rPr>
+              <w:rFonts w:hint="eastAsia"/>
               <w:noProof/>
               <w:sz w:val="22"/>
               <w:szCs w:val="24"/>
               <w14:ligatures w14:val="standardContextual"/>
             </w:rPr>
           </w:pPr>
-          <w:hyperlink w:anchor="_Toc198197103" w:history="1">
-            <w:r>
-              <w:rPr>
-                <w:rStyle w:val="ad"/>
-                <w:rFonts w:hint="eastAsia"/>
+          <w:hyperlink w:anchor="_Toc231983507" w:history="1">
+            <w:r>
+              <w:rPr>
+                <w:rStyle w:val="ae"/>
                 <w:noProof/>
               </w:rPr>
               <w:t xml:space="preserve">1.3.2 </w:t>
             </w:r>
             <w:r>
               <w:rPr>
-                <w:rStyle w:val="ad"/>
-                <w:rFonts w:hint="eastAsia"/>
+                <w:rStyle w:val="ae"/>
                 <w:noProof/>
               </w:rPr>
               <w:t>扩展协议头字段</w:t>
@@ -1524,7 +1514,7 @@
                 <w:noProof/>
                 <w:webHidden/>
               </w:rPr>
-              <w:instrText>PAGEREF _Toc198197103 \h</w:instrText>
+              <w:instrText>PAGEREF _Toc231983507 \h</w:instrText>
             </w:r>
             <w:r>
               <w:rPr>
@@ -1573,25 +1563,24 @@
               <w:tab w:val="right" w:leader="dot" w:pos="8296"/>
             </w:tabs>
             <w:rPr>
+              <w:rFonts w:hint="eastAsia"/>
               <w:noProof/>
               <w:sz w:val="22"/>
               <w:szCs w:val="24"/>
               <w14:ligatures w14:val="standardContextual"/>
             </w:rPr>
           </w:pPr>
-          <w:hyperlink w:anchor="_Toc198197104" w:history="1">
-            <w:r>
-              <w:rPr>
-                <w:rStyle w:val="ad"/>
-                <w:rFonts w:hint="eastAsia"/>
+          <w:hyperlink w:anchor="_Toc231983508" w:history="1">
+            <w:r>
+              <w:rPr>
+                <w:rStyle w:val="ae"/>
                 <w:noProof/>
               </w:rPr>
               <w:t xml:space="preserve">1.4 </w:t>
             </w:r>
             <w:r>
               <w:rPr>
-                <w:rStyle w:val="ad"/>
-                <w:rFonts w:hint="eastAsia"/>
+                <w:rStyle w:val="ae"/>
                 <w:noProof/>
               </w:rPr>
               <w:t>协议头表示</w:t>
@@ -1625,7 +1614,7 @@
                 <w:noProof/>
                 <w:webHidden/>
               </w:rPr>
-              <w:instrText>PAGEREF _Toc198197104 \h</w:instrText>
+              <w:instrText>PAGEREF _Toc231983508 \h</w:instrText>
             </w:r>
             <w:r>
               <w:rPr>
@@ -1674,25 +1663,24 @@
               <w:tab w:val="right" w:leader="dot" w:pos="8296"/>
             </w:tabs>
             <w:rPr>
+              <w:rFonts w:hint="eastAsia"/>
               <w:noProof/>
               <w:sz w:val="22"/>
               <w:szCs w:val="24"/>
               <w14:ligatures w14:val="standardContextual"/>
             </w:rPr>
           </w:pPr>
-          <w:hyperlink w:anchor="_Toc198197105" w:history="1">
-            <w:r>
-              <w:rPr>
-                <w:rStyle w:val="ad"/>
-                <w:rFonts w:hint="eastAsia"/>
+          <w:hyperlink w:anchor="_Toc231983509" w:history="1">
+            <w:r>
+              <w:rPr>
+                <w:rStyle w:val="ae"/>
                 <w:noProof/>
               </w:rPr>
               <w:t xml:space="preserve">1.5 </w:t>
             </w:r>
             <w:r>
               <w:rPr>
-                <w:rStyle w:val="ad"/>
-                <w:rFonts w:hint="eastAsia"/>
+                <w:rStyle w:val="ae"/>
                 <w:noProof/>
               </w:rPr>
               <w:t>协议展示</w:t>
@@ -1726,7 +1714,7 @@
                 <w:noProof/>
                 <w:webHidden/>
               </w:rPr>
-              <w:instrText>PAGEREF _Toc198197105 \h</w:instrText>
+              <w:instrText>PAGEREF _Toc231983509 \h</w:instrText>
             </w:r>
             <w:r>
               <w:rPr>
@@ -1775,25 +1763,24 @@
               <w:tab w:val="right" w:leader="dot" w:pos="8296"/>
             </w:tabs>
             <w:rPr>
+              <w:rFonts w:hint="eastAsia"/>
               <w:noProof/>
               <w:sz w:val="22"/>
               <w:szCs w:val="24"/>
               <w14:ligatures w14:val="standardContextual"/>
             </w:rPr>
           </w:pPr>
-          <w:hyperlink w:anchor="_Toc198197106" w:history="1">
-            <w:r>
-              <w:rPr>
-                <w:rStyle w:val="ad"/>
-                <w:rFonts w:hint="eastAsia"/>
+          <w:hyperlink w:anchor="_Toc231983510" w:history="1">
+            <w:r>
+              <w:rPr>
+                <w:rStyle w:val="ae"/>
                 <w:noProof/>
               </w:rPr>
               <w:t xml:space="preserve">1.5.1 </w:t>
             </w:r>
             <w:r>
               <w:rPr>
-                <w:rStyle w:val="ad"/>
-                <w:rFonts w:hint="eastAsia"/>
+                <w:rStyle w:val="ae"/>
                 <w:noProof/>
               </w:rPr>
               <w:t>普通协议</w:t>
@@ -1827,7 +1814,7 @@
                 <w:noProof/>
                 <w:webHidden/>
               </w:rPr>
-              <w:instrText>PAGEREF _Toc198197106 \h</w:instrText>
+              <w:instrText>PAGEREF _Toc231983510 \h</w:instrText>
             </w:r>
             <w:r>
               <w:rPr>
@@ -1876,25 +1863,24 @@
               <w:tab w:val="right" w:leader="dot" w:pos="8296"/>
             </w:tabs>
             <w:rPr>
+              <w:rFonts w:hint="eastAsia"/>
               <w:noProof/>
               <w:sz w:val="22"/>
               <w:szCs w:val="24"/>
               <w14:ligatures w14:val="standardContextual"/>
             </w:rPr>
           </w:pPr>
-          <w:hyperlink w:anchor="_Toc198197107" w:history="1">
-            <w:r>
-              <w:rPr>
-                <w:rStyle w:val="ad"/>
-                <w:rFonts w:hint="eastAsia"/>
+          <w:hyperlink w:anchor="_Toc231983511" w:history="1">
+            <w:r>
+              <w:rPr>
+                <w:rStyle w:val="ae"/>
                 <w:noProof/>
               </w:rPr>
               <w:t xml:space="preserve">1.5.2 </w:t>
             </w:r>
             <w:r>
               <w:rPr>
-                <w:rStyle w:val="ad"/>
-                <w:rFonts w:hint="eastAsia"/>
+                <w:rStyle w:val="ae"/>
                 <w:noProof/>
               </w:rPr>
               <w:t>扩展协议</w:t>
@@ -1928,7 +1914,7 @@
                 <w:noProof/>
                 <w:webHidden/>
               </w:rPr>
-              <w:instrText>PAGEREF _Toc198197107 \h</w:instrText>
+              <w:instrText>PAGEREF _Toc231983511 \h</w:instrText>
             </w:r>
             <w:r>
               <w:rPr>
@@ -1977,33 +1963,31 @@
               <w:tab w:val="right" w:leader="dot" w:pos="8296"/>
             </w:tabs>
             <w:rPr>
+              <w:rFonts w:hint="eastAsia"/>
               <w:noProof/>
               <w:sz w:val="22"/>
               <w:szCs w:val="24"/>
               <w14:ligatures w14:val="standardContextual"/>
             </w:rPr>
           </w:pPr>
-          <w:hyperlink w:anchor="_Toc198197108" w:history="1">
-            <w:r>
-              <w:rPr>
-                <w:rStyle w:val="ad"/>
-                <w:rFonts w:hint="eastAsia"/>
+          <w:hyperlink w:anchor="_Toc231983512" w:history="1">
+            <w:r>
+              <w:rPr>
+                <w:rStyle w:val="ae"/>
                 <w:noProof/>
               </w:rPr>
               <w:t>二</w:t>
             </w:r>
             <w:r>
               <w:rPr>
-                <w:rStyle w:val="ad"/>
-                <w:rFonts w:hint="eastAsia"/>
+                <w:rStyle w:val="ae"/>
                 <w:noProof/>
               </w:rPr>
               <w:t xml:space="preserve"> </w:t>
             </w:r>
             <w:r>
               <w:rPr>
-                <w:rStyle w:val="ad"/>
-                <w:rFonts w:hint="eastAsia"/>
+                <w:rStyle w:val="ae"/>
                 <w:noProof/>
               </w:rPr>
               <w:t>使用协议</w:t>
@@ -2037,7 +2021,7 @@
                 <w:noProof/>
                 <w:webHidden/>
               </w:rPr>
-              <w:instrText>PAGEREF _Toc198197108 \h</w:instrText>
+              <w:instrText>PAGEREF _Toc231983512 \h</w:instrText>
             </w:r>
             <w:r>
               <w:rPr>
@@ -2086,25 +2070,24 @@
               <w:tab w:val="right" w:leader="dot" w:pos="8296"/>
             </w:tabs>
             <w:rPr>
+              <w:rFonts w:hint="eastAsia"/>
               <w:noProof/>
               <w:sz w:val="22"/>
               <w:szCs w:val="24"/>
               <w14:ligatures w14:val="standardContextual"/>
             </w:rPr>
           </w:pPr>
-          <w:hyperlink w:anchor="_Toc198197109" w:history="1">
-            <w:r>
-              <w:rPr>
-                <w:rStyle w:val="ad"/>
-                <w:rFonts w:hint="eastAsia"/>
+          <w:hyperlink w:anchor="_Toc231983513" w:history="1">
+            <w:r>
+              <w:rPr>
+                <w:rStyle w:val="ae"/>
                 <w:noProof/>
               </w:rPr>
               <w:t xml:space="preserve">2.1 </w:t>
             </w:r>
             <w:r>
               <w:rPr>
-                <w:rStyle w:val="ad"/>
-                <w:rFonts w:hint="eastAsia"/>
+                <w:rStyle w:val="ae"/>
                 <w:noProof/>
               </w:rPr>
               <w:t>主协议</w:t>
@@ -2138,7 +2121,7 @@
                 <w:noProof/>
                 <w:webHidden/>
               </w:rPr>
-              <w:instrText>PAGEREF _Toc198197109 \h</w:instrText>
+              <w:instrText>PAGEREF _Toc231983513 \h</w:instrText>
             </w:r>
             <w:r>
               <w:rPr>
@@ -2187,25 +2170,24 @@
               <w:tab w:val="right" w:leader="dot" w:pos="8296"/>
             </w:tabs>
             <w:rPr>
+              <w:rFonts w:hint="eastAsia"/>
               <w:noProof/>
               <w:sz w:val="22"/>
               <w:szCs w:val="24"/>
               <w14:ligatures w14:val="standardContextual"/>
             </w:rPr>
           </w:pPr>
-          <w:hyperlink w:anchor="_Toc198197110" w:history="1">
-            <w:r>
-              <w:rPr>
-                <w:rStyle w:val="ad"/>
-                <w:rFonts w:hint="eastAsia"/>
+          <w:hyperlink w:anchor="_Toc231983514" w:history="1">
+            <w:r>
+              <w:rPr>
+                <w:rStyle w:val="ae"/>
                 <w:noProof/>
               </w:rPr>
               <w:t xml:space="preserve">2.2 </w:t>
             </w:r>
             <w:r>
               <w:rPr>
-                <w:rStyle w:val="ad"/>
-                <w:rFonts w:hint="eastAsia"/>
+                <w:rStyle w:val="ae"/>
                 <w:noProof/>
               </w:rPr>
               <w:t>子协议</w:t>
@@ -2239,7 +2221,7 @@
                 <w:noProof/>
                 <w:webHidden/>
               </w:rPr>
-              <w:instrText>PAGEREF _Toc198197110 \h</w:instrText>
+              <w:instrText>PAGEREF _Toc231983514 \h</w:instrText>
             </w:r>
             <w:r>
               <w:rPr>
@@ -2288,25 +2270,24 @@
               <w:tab w:val="right" w:leader="dot" w:pos="8296"/>
             </w:tabs>
             <w:rPr>
+              <w:rFonts w:hint="eastAsia"/>
               <w:noProof/>
               <w:sz w:val="22"/>
               <w:szCs w:val="24"/>
               <w14:ligatures w14:val="standardContextual"/>
             </w:rPr>
           </w:pPr>
-          <w:hyperlink w:anchor="_Toc198197111" w:history="1">
-            <w:r>
-              <w:rPr>
-                <w:rStyle w:val="ad"/>
-                <w:rFonts w:hint="eastAsia"/>
+          <w:hyperlink w:anchor="_Toc231983515" w:history="1">
+            <w:r>
+              <w:rPr>
+                <w:rStyle w:val="ae"/>
                 <w:noProof/>
               </w:rPr>
               <w:t xml:space="preserve">2.3 </w:t>
             </w:r>
             <w:r>
               <w:rPr>
-                <w:rStyle w:val="ad"/>
-                <w:rFonts w:hint="eastAsia"/>
+                <w:rStyle w:val="ae"/>
                 <w:noProof/>
               </w:rPr>
               <w:t>协议分类</w:t>
@@ -2340,7 +2321,7 @@
                 <w:noProof/>
                 <w:webHidden/>
               </w:rPr>
-              <w:instrText>PAGEREF _Toc198197111 \h</w:instrText>
+              <w:instrText>PAGEREF _Toc231983515 \h</w:instrText>
             </w:r>
             <w:r>
               <w:rPr>
@@ -2389,33 +2370,31 @@
               <w:tab w:val="right" w:leader="dot" w:pos="8296"/>
             </w:tabs>
             <w:rPr>
+              <w:rFonts w:hint="eastAsia"/>
               <w:noProof/>
               <w:sz w:val="22"/>
               <w:szCs w:val="24"/>
               <w14:ligatures w14:val="standardContextual"/>
             </w:rPr>
           </w:pPr>
-          <w:hyperlink w:anchor="_Toc198197112" w:history="1">
-            <w:r>
-              <w:rPr>
-                <w:rStyle w:val="ad"/>
-                <w:rFonts w:hint="eastAsia"/>
+          <w:hyperlink w:anchor="_Toc231983516" w:history="1">
+            <w:r>
+              <w:rPr>
+                <w:rStyle w:val="ae"/>
                 <w:noProof/>
               </w:rPr>
               <w:t>三</w:t>
             </w:r>
             <w:r>
               <w:rPr>
-                <w:rStyle w:val="ad"/>
-                <w:rFonts w:hint="eastAsia"/>
+                <w:rStyle w:val="ae"/>
                 <w:noProof/>
               </w:rPr>
               <w:t xml:space="preserve"> </w:t>
             </w:r>
             <w:r>
               <w:rPr>
-                <w:rStyle w:val="ad"/>
-                <w:rFonts w:hint="eastAsia"/>
+                <w:rStyle w:val="ae"/>
                 <w:noProof/>
               </w:rPr>
               <w:t>系统协议</w:t>
@@ -2449,7 +2428,7 @@
                 <w:noProof/>
                 <w:webHidden/>
               </w:rPr>
-              <w:instrText>PAGEREF _Toc198197112 \h</w:instrText>
+              <w:instrText>PAGEREF _Toc231983516 \h</w:instrText>
             </w:r>
             <w:r>
               <w:rPr>
@@ -2498,25 +2477,24 @@
               <w:tab w:val="right" w:leader="dot" w:pos="8296"/>
             </w:tabs>
             <w:rPr>
+              <w:rFonts w:hint="eastAsia"/>
               <w:noProof/>
               <w:sz w:val="22"/>
               <w:szCs w:val="24"/>
               <w14:ligatures w14:val="standardContextual"/>
             </w:rPr>
           </w:pPr>
-          <w:hyperlink w:anchor="_Toc198197113" w:history="1">
-            <w:r>
-              <w:rPr>
-                <w:rStyle w:val="ad"/>
-                <w:rFonts w:hint="eastAsia"/>
+          <w:hyperlink w:anchor="_Toc231983517" w:history="1">
+            <w:r>
+              <w:rPr>
+                <w:rStyle w:val="ae"/>
                 <w:noProof/>
               </w:rPr>
               <w:t xml:space="preserve">3.1 </w:t>
             </w:r>
             <w:r>
               <w:rPr>
-                <w:rStyle w:val="ad"/>
-                <w:rFonts w:hint="eastAsia"/>
+                <w:rStyle w:val="ae"/>
                 <w:noProof/>
               </w:rPr>
               <w:t>日志协议</w:t>
@@ -2550,7 +2528,7 @@
                 <w:noProof/>
                 <w:webHidden/>
               </w:rPr>
-              <w:instrText>PAGEREF _Toc198197113 \h</w:instrText>
+              <w:instrText>PAGEREF _Toc231983517 \h</w:instrText>
             </w:r>
             <w:r>
               <w:rPr>
@@ -2599,25 +2577,24 @@
               <w:tab w:val="right" w:leader="dot" w:pos="8296"/>
             </w:tabs>
             <w:rPr>
+              <w:rFonts w:hint="eastAsia"/>
               <w:noProof/>
               <w:sz w:val="22"/>
               <w:szCs w:val="24"/>
               <w14:ligatures w14:val="standardContextual"/>
             </w:rPr>
           </w:pPr>
-          <w:hyperlink w:anchor="_Toc198197114" w:history="1">
-            <w:r>
-              <w:rPr>
-                <w:rStyle w:val="ad"/>
-                <w:rFonts w:hint="eastAsia"/>
+          <w:hyperlink w:anchor="_Toc231983518" w:history="1">
+            <w:r>
+              <w:rPr>
+                <w:rStyle w:val="ae"/>
                 <w:noProof/>
               </w:rPr>
               <w:t xml:space="preserve">3.2 </w:t>
             </w:r>
             <w:r>
               <w:rPr>
-                <w:rStyle w:val="ad"/>
-                <w:rFonts w:hint="eastAsia"/>
+                <w:rStyle w:val="ae"/>
                 <w:noProof/>
               </w:rPr>
               <w:t>验证协议</w:t>
@@ -2651,7 +2628,7 @@
                 <w:noProof/>
                 <w:webHidden/>
               </w:rPr>
-              <w:instrText>PAGEREF _Toc198197114 \h</w:instrText>
+              <w:instrText>PAGEREF _Toc231983518 \h</w:instrText>
             </w:r>
             <w:r>
               <w:rPr>
@@ -2700,25 +2677,24 @@
               <w:tab w:val="right" w:leader="dot" w:pos="8296"/>
             </w:tabs>
             <w:rPr>
+              <w:rFonts w:hint="eastAsia"/>
               <w:noProof/>
               <w:sz w:val="22"/>
               <w:szCs w:val="24"/>
               <w14:ligatures w14:val="standardContextual"/>
             </w:rPr>
           </w:pPr>
-          <w:hyperlink w:anchor="_Toc198197115" w:history="1">
-            <w:r>
-              <w:rPr>
-                <w:rStyle w:val="ad"/>
-                <w:rFonts w:hint="eastAsia"/>
+          <w:hyperlink w:anchor="_Toc231983519" w:history="1">
+            <w:r>
+              <w:rPr>
+                <w:rStyle w:val="ae"/>
                 <w:noProof/>
               </w:rPr>
               <w:t xml:space="preserve">3.3 </w:t>
             </w:r>
             <w:r>
               <w:rPr>
-                <w:rStyle w:val="ad"/>
-                <w:rFonts w:hint="eastAsia"/>
+                <w:rStyle w:val="ae"/>
                 <w:noProof/>
               </w:rPr>
               <w:t>流媒体协议</w:t>
@@ -2752,7 +2728,7 @@
                 <w:noProof/>
                 <w:webHidden/>
               </w:rPr>
-              <w:instrText>PAGEREF _Toc198197115 \h</w:instrText>
+              <w:instrText>PAGEREF _Toc231983519 \h</w:instrText>
             </w:r>
             <w:r>
               <w:rPr>
@@ -2801,25 +2777,24 @@
               <w:tab w:val="right" w:leader="dot" w:pos="8296"/>
             </w:tabs>
             <w:rPr>
+              <w:rFonts w:hint="eastAsia"/>
               <w:noProof/>
               <w:sz w:val="22"/>
               <w:szCs w:val="24"/>
               <w14:ligatures w14:val="standardContextual"/>
             </w:rPr>
           </w:pPr>
-          <w:hyperlink w:anchor="_Toc198197116" w:history="1">
-            <w:r>
-              <w:rPr>
-                <w:rStyle w:val="ad"/>
-                <w:rFonts w:hint="eastAsia"/>
+          <w:hyperlink w:anchor="_Toc231983520" w:history="1">
+            <w:r>
+              <w:rPr>
+                <w:rStyle w:val="ae"/>
                 <w:noProof/>
               </w:rPr>
               <w:t xml:space="preserve">3.4 </w:t>
             </w:r>
             <w:r>
               <w:rPr>
-                <w:rStyle w:val="ad"/>
-                <w:rFonts w:hint="eastAsia"/>
+                <w:rStyle w:val="ae"/>
                 <w:noProof/>
               </w:rPr>
               <w:t>存储服务协议</w:t>
@@ -2853,7 +2828,7 @@
                 <w:noProof/>
                 <w:webHidden/>
               </w:rPr>
-              <w:instrText>PAGEREF _Toc198197116 \h</w:instrText>
+              <w:instrText>PAGEREF _Toc231983520 \h</w:instrText>
             </w:r>
             <w:r>
               <w:rPr>
@@ -2902,25 +2877,24 @@
               <w:tab w:val="right" w:leader="dot" w:pos="8296"/>
             </w:tabs>
             <w:rPr>
+              <w:rFonts w:hint="eastAsia"/>
               <w:noProof/>
               <w:sz w:val="22"/>
               <w:szCs w:val="24"/>
               <w14:ligatures w14:val="standardContextual"/>
             </w:rPr>
           </w:pPr>
-          <w:hyperlink w:anchor="_Toc198197117" w:history="1">
-            <w:r>
-              <w:rPr>
-                <w:rStyle w:val="ad"/>
-                <w:rFonts w:hint="eastAsia"/>
+          <w:hyperlink w:anchor="_Toc231983521" w:history="1">
+            <w:r>
+              <w:rPr>
+                <w:rStyle w:val="ae"/>
                 <w:noProof/>
               </w:rPr>
               <w:t xml:space="preserve">3.5 </w:t>
             </w:r>
             <w:r>
               <w:rPr>
-                <w:rStyle w:val="ad"/>
-                <w:rFonts w:hint="eastAsia"/>
+                <w:rStyle w:val="ae"/>
                 <w:noProof/>
               </w:rPr>
               <w:t>后台服务协议</w:t>
@@ -2954,7 +2928,7 @@
                 <w:noProof/>
                 <w:webHidden/>
               </w:rPr>
-              <w:instrText>PAGEREF _Toc198197117 \h</w:instrText>
+              <w:instrText>PAGEREF _Toc231983521 \h</w:instrText>
             </w:r>
             <w:r>
               <w:rPr>
@@ -3003,25 +2977,24 @@
               <w:tab w:val="right" w:leader="dot" w:pos="8296"/>
             </w:tabs>
             <w:rPr>
+              <w:rFonts w:hint="eastAsia"/>
               <w:noProof/>
               <w:sz w:val="22"/>
               <w:szCs w:val="24"/>
               <w14:ligatures w14:val="standardContextual"/>
             </w:rPr>
           </w:pPr>
-          <w:hyperlink w:anchor="_Toc198197118" w:history="1">
-            <w:r>
-              <w:rPr>
-                <w:rStyle w:val="ad"/>
-                <w:rFonts w:hint="eastAsia"/>
+          <w:hyperlink w:anchor="_Toc231983522" w:history="1">
+            <w:r>
+              <w:rPr>
+                <w:rStyle w:val="ae"/>
                 <w:noProof/>
               </w:rPr>
               <w:t>3.6 P2XP</w:t>
             </w:r>
             <w:r>
               <w:rPr>
-                <w:rStyle w:val="ad"/>
-                <w:rFonts w:hint="eastAsia"/>
+                <w:rStyle w:val="ae"/>
                 <w:noProof/>
               </w:rPr>
               <w:t>协议</w:t>
@@ -3055,7 +3028,7 @@
                 <w:noProof/>
                 <w:webHidden/>
               </w:rPr>
-              <w:instrText>PAGEREF _Toc198197118 \h</w:instrText>
+              <w:instrText>PAGEREF _Toc231983522 \h</w:instrText>
             </w:r>
             <w:r>
               <w:rPr>
@@ -3104,25 +3077,24 @@
               <w:tab w:val="right" w:leader="dot" w:pos="8296"/>
             </w:tabs>
             <w:rPr>
+              <w:rFonts w:hint="eastAsia"/>
               <w:noProof/>
               <w:sz w:val="22"/>
               <w:szCs w:val="24"/>
               <w14:ligatures w14:val="standardContextual"/>
             </w:rPr>
           </w:pPr>
-          <w:hyperlink w:anchor="_Toc198197119" w:history="1">
-            <w:r>
-              <w:rPr>
-                <w:rStyle w:val="ad"/>
-                <w:rFonts w:hint="eastAsia"/>
+          <w:hyperlink w:anchor="_Toc231983523" w:history="1">
+            <w:r>
+              <w:rPr>
+                <w:rStyle w:val="ae"/>
                 <w:noProof/>
               </w:rPr>
               <w:t xml:space="preserve">3.7 </w:t>
             </w:r>
             <w:r>
               <w:rPr>
-                <w:rStyle w:val="ad"/>
-                <w:rFonts w:hint="eastAsia"/>
+                <w:rStyle w:val="ae"/>
                 <w:noProof/>
               </w:rPr>
               <w:t>消息队列</w:t>
@@ -3156,7 +3128,7 @@
                 <w:noProof/>
                 <w:webHidden/>
               </w:rPr>
-              <w:instrText>PAGEREF _Toc198197119 \h</w:instrText>
+              <w:instrText>PAGEREF _Toc231983523 \h</w:instrText>
             </w:r>
             <w:r>
               <w:rPr>
@@ -3205,25 +3177,24 @@
               <w:tab w:val="right" w:leader="dot" w:pos="8296"/>
             </w:tabs>
             <w:rPr>
+              <w:rFonts w:hint="eastAsia"/>
               <w:noProof/>
               <w:sz w:val="22"/>
               <w:szCs w:val="24"/>
               <w14:ligatures w14:val="standardContextual"/>
             </w:rPr>
           </w:pPr>
-          <w:hyperlink w:anchor="_Toc198197120" w:history="1">
-            <w:r>
-              <w:rPr>
-                <w:rStyle w:val="ad"/>
-                <w:rFonts w:hint="eastAsia"/>
+          <w:hyperlink w:anchor="_Toc231983524" w:history="1">
+            <w:r>
+              <w:rPr>
+                <w:rStyle w:val="ae"/>
                 <w:noProof/>
               </w:rPr>
               <w:t>3.8 UDX</w:t>
             </w:r>
             <w:r>
               <w:rPr>
-                <w:rStyle w:val="ad"/>
-                <w:rFonts w:hint="eastAsia"/>
+                <w:rStyle w:val="ae"/>
                 <w:noProof/>
               </w:rPr>
               <w:t>协议</w:t>
@@ -3257,7 +3228,7 @@
                 <w:noProof/>
                 <w:webHidden/>
               </w:rPr>
-              <w:instrText>PAGEREF _Toc198197120 \h</w:instrText>
+              <w:instrText>PAGEREF _Toc231983524 \h</w:instrText>
             </w:r>
             <w:r>
               <w:rPr>
@@ -3306,25 +3277,24 @@
               <w:tab w:val="right" w:leader="dot" w:pos="8296"/>
             </w:tabs>
             <w:rPr>
+              <w:rFonts w:hint="eastAsia"/>
               <w:noProof/>
               <w:sz w:val="22"/>
               <w:szCs w:val="24"/>
               <w14:ligatures w14:val="standardContextual"/>
             </w:rPr>
           </w:pPr>
-          <w:hyperlink w:anchor="_Toc198197121" w:history="1">
-            <w:r>
-              <w:rPr>
-                <w:rStyle w:val="ad"/>
-                <w:rFonts w:hint="eastAsia"/>
+          <w:hyperlink w:anchor="_Toc231983525" w:history="1">
+            <w:r>
+              <w:rPr>
+                <w:rStyle w:val="ae"/>
                 <w:noProof/>
               </w:rPr>
               <w:t xml:space="preserve">3.8.1 </w:t>
             </w:r>
             <w:r>
               <w:rPr>
-                <w:rStyle w:val="ad"/>
-                <w:rFonts w:hint="eastAsia"/>
+                <w:rStyle w:val="ae"/>
                 <w:noProof/>
               </w:rPr>
               <w:t>数据传输协议</w:t>
@@ -3358,7 +3328,7 @@
                 <w:noProof/>
                 <w:webHidden/>
               </w:rPr>
-              <w:instrText>PAGEREF _Toc198197121 \h</w:instrText>
+              <w:instrText>PAGEREF _Toc231983525 \h</w:instrText>
             </w:r>
             <w:r>
               <w:rPr>
@@ -3407,25 +3377,24 @@
               <w:tab w:val="right" w:leader="dot" w:pos="8296"/>
             </w:tabs>
             <w:rPr>
+              <w:rFonts w:hint="eastAsia"/>
               <w:noProof/>
               <w:sz w:val="22"/>
               <w:szCs w:val="24"/>
               <w14:ligatures w14:val="standardContextual"/>
             </w:rPr>
           </w:pPr>
-          <w:hyperlink w:anchor="_Toc198197122" w:history="1">
-            <w:r>
-              <w:rPr>
-                <w:rStyle w:val="ad"/>
-                <w:rFonts w:hint="eastAsia"/>
+          <w:hyperlink w:anchor="_Toc231983526" w:history="1">
+            <w:r>
+              <w:rPr>
+                <w:rStyle w:val="ae"/>
                 <w:noProof/>
               </w:rPr>
               <w:t xml:space="preserve">3.8.2 </w:t>
             </w:r>
             <w:r>
               <w:rPr>
-                <w:rStyle w:val="ad"/>
-                <w:rFonts w:hint="eastAsia"/>
+                <w:rStyle w:val="ae"/>
                 <w:noProof/>
               </w:rPr>
               <w:t>登录协议</w:t>
@@ -3459,7 +3428,7 @@
                 <w:noProof/>
                 <w:webHidden/>
               </w:rPr>
-              <w:instrText>PAGEREF _Toc198197122 \h</w:instrText>
+              <w:instrText>PAGEREF _Toc231983526 \h</w:instrText>
             </w:r>
             <w:r>
               <w:rPr>
@@ -3508,25 +3477,24 @@
               <w:tab w:val="right" w:leader="dot" w:pos="8296"/>
             </w:tabs>
             <w:rPr>
+              <w:rFonts w:hint="eastAsia"/>
               <w:noProof/>
               <w:sz w:val="22"/>
               <w:szCs w:val="24"/>
               <w14:ligatures w14:val="standardContextual"/>
             </w:rPr>
           </w:pPr>
-          <w:hyperlink w:anchor="_Toc198197123" w:history="1">
-            <w:r>
-              <w:rPr>
-                <w:rStyle w:val="ad"/>
-                <w:rFonts w:hint="eastAsia"/>
+          <w:hyperlink w:anchor="_Toc231983527" w:history="1">
+            <w:r>
+              <w:rPr>
+                <w:rStyle w:val="ae"/>
                 <w:noProof/>
               </w:rPr>
               <w:t xml:space="preserve">3.8.3 </w:t>
             </w:r>
             <w:r>
               <w:rPr>
-                <w:rStyle w:val="ad"/>
-                <w:rFonts w:hint="eastAsia"/>
+                <w:rStyle w:val="ae"/>
                 <w:noProof/>
               </w:rPr>
               <w:t>数据重传</w:t>
@@ -3560,7 +3528,7 @@
                 <w:noProof/>
                 <w:webHidden/>
               </w:rPr>
-              <w:instrText>PAGEREF _Toc198197123 \h</w:instrText>
+              <w:instrText>PAGEREF _Toc231983527 \h</w:instrText>
             </w:r>
             <w:r>
               <w:rPr>
@@ -3609,25 +3577,24 @@
               <w:tab w:val="right" w:leader="dot" w:pos="8296"/>
             </w:tabs>
             <w:rPr>
+              <w:rFonts w:hint="eastAsia"/>
               <w:noProof/>
               <w:sz w:val="22"/>
               <w:szCs w:val="24"/>
               <w14:ligatures w14:val="standardContextual"/>
             </w:rPr>
           </w:pPr>
-          <w:hyperlink w:anchor="_Toc198197124" w:history="1">
-            <w:r>
-              <w:rPr>
-                <w:rStyle w:val="ad"/>
-                <w:rFonts w:hint="eastAsia"/>
+          <w:hyperlink w:anchor="_Toc231983528" w:history="1">
+            <w:r>
+              <w:rPr>
+                <w:rStyle w:val="ae"/>
                 <w:noProof/>
               </w:rPr>
               <w:t xml:space="preserve">3.8.4 </w:t>
             </w:r>
             <w:r>
               <w:rPr>
-                <w:rStyle w:val="ad"/>
-                <w:rFonts w:hint="eastAsia"/>
+                <w:rStyle w:val="ae"/>
                 <w:noProof/>
               </w:rPr>
               <w:t>通知协议</w:t>
@@ -3661,7 +3628,7 @@
                 <w:noProof/>
                 <w:webHidden/>
               </w:rPr>
-              <w:instrText>PAGEREF _Toc198197124 \h</w:instrText>
+              <w:instrText>PAGEREF _Toc231983528 \h</w:instrText>
             </w:r>
             <w:r>
               <w:rPr>
@@ -3710,25 +3677,24 @@
               <w:tab w:val="right" w:leader="dot" w:pos="8296"/>
             </w:tabs>
             <w:rPr>
+              <w:rFonts w:hint="eastAsia"/>
               <w:noProof/>
               <w:sz w:val="22"/>
               <w:szCs w:val="24"/>
               <w14:ligatures w14:val="standardContextual"/>
             </w:rPr>
           </w:pPr>
-          <w:hyperlink w:anchor="_Toc198197125" w:history="1">
-            <w:r>
-              <w:rPr>
-                <w:rStyle w:val="ad"/>
-                <w:rFonts w:hint="eastAsia"/>
+          <w:hyperlink w:anchor="_Toc231983529" w:history="1">
+            <w:r>
+              <w:rPr>
+                <w:rStyle w:val="ae"/>
                 <w:noProof/>
               </w:rPr>
               <w:t xml:space="preserve">3.10 </w:t>
             </w:r>
             <w:r>
               <w:rPr>
-                <w:rStyle w:val="ad"/>
-                <w:rFonts w:hint="eastAsia"/>
+                <w:rStyle w:val="ae"/>
                 <w:noProof/>
               </w:rPr>
               <w:t>心跳服务</w:t>
@@ -3762,7 +3728,7 @@
                 <w:noProof/>
                 <w:webHidden/>
               </w:rPr>
-              <w:instrText>PAGEREF _Toc198197125 \h</w:instrText>
+              <w:instrText>PAGEREF _Toc231983529 \h</w:instrText>
             </w:r>
             <w:r>
               <w:rPr>
@@ -3811,25 +3777,24 @@
               <w:tab w:val="right" w:leader="dot" w:pos="8296"/>
             </w:tabs>
             <w:rPr>
+              <w:rFonts w:hint="eastAsia"/>
               <w:noProof/>
               <w:sz w:val="22"/>
               <w:szCs w:val="24"/>
               <w14:ligatures w14:val="standardContextual"/>
             </w:rPr>
           </w:pPr>
-          <w:hyperlink w:anchor="_Toc198197126" w:history="1">
-            <w:r>
-              <w:rPr>
-                <w:rStyle w:val="ad"/>
-                <w:rFonts w:hint="eastAsia"/>
+          <w:hyperlink w:anchor="_Toc231983530" w:history="1">
+            <w:r>
+              <w:rPr>
+                <w:rStyle w:val="ae"/>
                 <w:noProof/>
               </w:rPr>
               <w:t xml:space="preserve">3.10.1 </w:t>
             </w:r>
             <w:r>
               <w:rPr>
-                <w:rStyle w:val="ad"/>
-                <w:rFonts w:hint="eastAsia"/>
+                <w:rStyle w:val="ae"/>
                 <w:noProof/>
               </w:rPr>
               <w:t>心跳同步</w:t>
@@ -3863,7 +3828,7 @@
                 <w:noProof/>
                 <w:webHidden/>
               </w:rPr>
-              <w:instrText>PAGEREF _Toc198197126 \h</w:instrText>
+              <w:instrText>PAGEREF _Toc231983530 \h</w:instrText>
             </w:r>
             <w:r>
               <w:rPr>
@@ -3912,25 +3877,24 @@
               <w:tab w:val="right" w:leader="dot" w:pos="8296"/>
             </w:tabs>
             <w:rPr>
+              <w:rFonts w:hint="eastAsia"/>
               <w:noProof/>
               <w:sz w:val="22"/>
               <w:szCs w:val="24"/>
               <w14:ligatures w14:val="standardContextual"/>
             </w:rPr>
           </w:pPr>
-          <w:hyperlink w:anchor="_Toc198197127" w:history="1">
-            <w:r>
-              <w:rPr>
-                <w:rStyle w:val="ad"/>
-                <w:rFonts w:hint="eastAsia"/>
+          <w:hyperlink w:anchor="_Toc231983531" w:history="1">
+            <w:r>
+              <w:rPr>
+                <w:rStyle w:val="ae"/>
                 <w:noProof/>
               </w:rPr>
               <w:t xml:space="preserve">3.11 </w:t>
             </w:r>
             <w:r>
               <w:rPr>
-                <w:rStyle w:val="ad"/>
-                <w:rFonts w:hint="eastAsia"/>
+                <w:rStyle w:val="ae"/>
                 <w:noProof/>
               </w:rPr>
               <w:t>分包协议</w:t>
@@ -3964,7 +3928,7 @@
                 <w:noProof/>
                 <w:webHidden/>
               </w:rPr>
-              <w:instrText>PAGEREF _Toc198197127 \h</w:instrText>
+              <w:instrText>PAGEREF _Toc231983531 \h</w:instrText>
             </w:r>
             <w:r>
               <w:rPr>
@@ -4013,25 +3977,24 @@
               <w:tab w:val="right" w:leader="dot" w:pos="8296"/>
             </w:tabs>
             <w:rPr>
+              <w:rFonts w:hint="eastAsia"/>
               <w:noProof/>
               <w:sz w:val="22"/>
               <w:szCs w:val="24"/>
               <w14:ligatures w14:val="standardContextual"/>
             </w:rPr>
           </w:pPr>
-          <w:hyperlink w:anchor="_Toc198197128" w:history="1">
-            <w:r>
-              <w:rPr>
-                <w:rStyle w:val="ad"/>
-                <w:rFonts w:hint="eastAsia"/>
+          <w:hyperlink w:anchor="_Toc231983532" w:history="1">
+            <w:r>
+              <w:rPr>
+                <w:rStyle w:val="ae"/>
                 <w:noProof/>
               </w:rPr>
               <w:t xml:space="preserve">3.11.1 </w:t>
             </w:r>
             <w:r>
               <w:rPr>
-                <w:rStyle w:val="ad"/>
-                <w:rFonts w:hint="eastAsia"/>
+                <w:rStyle w:val="ae"/>
                 <w:noProof/>
               </w:rPr>
               <w:t>分包开始</w:t>
@@ -4065,7 +4028,7 @@
                 <w:noProof/>
                 <w:webHidden/>
               </w:rPr>
-              <w:instrText>PAGEREF _Toc198197128 \h</w:instrText>
+              <w:instrText>PAGEREF _Toc231983532 \h</w:instrText>
             </w:r>
             <w:r>
               <w:rPr>
@@ -4114,25 +4077,24 @@
               <w:tab w:val="right" w:leader="dot" w:pos="8296"/>
             </w:tabs>
             <w:rPr>
+              <w:rFonts w:hint="eastAsia"/>
               <w:noProof/>
               <w:sz w:val="22"/>
               <w:szCs w:val="24"/>
               <w14:ligatures w14:val="standardContextual"/>
             </w:rPr>
           </w:pPr>
-          <w:hyperlink w:anchor="_Toc198197129" w:history="1">
-            <w:r>
-              <w:rPr>
-                <w:rStyle w:val="ad"/>
-                <w:rFonts w:hint="eastAsia"/>
+          <w:hyperlink w:anchor="_Toc231983533" w:history="1">
+            <w:r>
+              <w:rPr>
+                <w:rStyle w:val="ae"/>
                 <w:noProof/>
               </w:rPr>
               <w:t xml:space="preserve">3.11.2 </w:t>
             </w:r>
             <w:r>
               <w:rPr>
-                <w:rStyle w:val="ad"/>
-                <w:rFonts w:hint="eastAsia"/>
+                <w:rStyle w:val="ae"/>
                 <w:noProof/>
               </w:rPr>
               <w:t>分包结束</w:t>
@@ -4166,7 +4128,7 @@
                 <w:noProof/>
                 <w:webHidden/>
               </w:rPr>
-              <w:instrText>PAGEREF _Toc198197129 \h</w:instrText>
+              <w:instrText>PAGEREF _Toc231983533 \h</w:instrText>
             </w:r>
             <w:r>
               <w:rPr>
@@ -4215,25 +4177,24 @@
               <w:tab w:val="right" w:leader="dot" w:pos="8296"/>
             </w:tabs>
             <w:rPr>
+              <w:rFonts w:hint="eastAsia"/>
               <w:noProof/>
               <w:sz w:val="22"/>
               <w:szCs w:val="24"/>
               <w14:ligatures w14:val="standardContextual"/>
             </w:rPr>
           </w:pPr>
-          <w:hyperlink w:anchor="_Toc198197130" w:history="1">
-            <w:r>
-              <w:rPr>
-                <w:rStyle w:val="ad"/>
-                <w:rFonts w:hint="eastAsia"/>
+          <w:hyperlink w:anchor="_Toc231983534" w:history="1">
+            <w:r>
+              <w:rPr>
+                <w:rStyle w:val="ae"/>
                 <w:noProof/>
               </w:rPr>
               <w:t xml:space="preserve">3.12 </w:t>
             </w:r>
             <w:r>
               <w:rPr>
-                <w:rStyle w:val="ad"/>
-                <w:rFonts w:hint="eastAsia"/>
+                <w:rStyle w:val="ae"/>
                 <w:noProof/>
               </w:rPr>
               <w:t>离开协议</w:t>
@@ -4267,7 +4228,7 @@
                 <w:noProof/>
                 <w:webHidden/>
               </w:rPr>
-              <w:instrText>PAGEREF _Toc198197130 \h</w:instrText>
+              <w:instrText>PAGEREF _Toc231983534 \h</w:instrText>
             </w:r>
             <w:r>
               <w:rPr>
@@ -4316,33 +4277,31 @@
               <w:tab w:val="right" w:leader="dot" w:pos="8296"/>
             </w:tabs>
             <w:rPr>
+              <w:rFonts w:hint="eastAsia"/>
               <w:noProof/>
               <w:sz w:val="22"/>
               <w:szCs w:val="24"/>
               <w14:ligatures w14:val="standardContextual"/>
             </w:rPr>
           </w:pPr>
-          <w:hyperlink w:anchor="_Toc198197131" w:history="1">
-            <w:r>
-              <w:rPr>
-                <w:rStyle w:val="ad"/>
-                <w:rFonts w:hint="eastAsia"/>
+          <w:hyperlink w:anchor="_Toc231983535" w:history="1">
+            <w:r>
+              <w:rPr>
+                <w:rStyle w:val="ae"/>
                 <w:noProof/>
               </w:rPr>
               <w:t>四</w:t>
             </w:r>
             <w:r>
               <w:rPr>
-                <w:rStyle w:val="ad"/>
-                <w:rFonts w:hint="eastAsia"/>
+                <w:rStyle w:val="ae"/>
                 <w:noProof/>
               </w:rPr>
               <w:t xml:space="preserve"> </w:t>
             </w:r>
             <w:r>
               <w:rPr>
-                <w:rStyle w:val="ad"/>
-                <w:rFonts w:hint="eastAsia"/>
+                <w:rStyle w:val="ae"/>
                 <w:noProof/>
               </w:rPr>
               <w:t>用户协议</w:t>
@@ -4376,7 +4335,7 @@
                 <w:noProof/>
                 <w:webHidden/>
               </w:rPr>
-              <w:instrText>PAGEREF _Toc198197131 \h</w:instrText>
+              <w:instrText>PAGEREF _Toc231983535 \h</w:instrText>
             </w:r>
             <w:r>
               <w:rPr>
@@ -4425,25 +4384,24 @@
               <w:tab w:val="right" w:leader="dot" w:pos="8296"/>
             </w:tabs>
             <w:rPr>
+              <w:rFonts w:hint="eastAsia"/>
               <w:noProof/>
               <w:sz w:val="22"/>
               <w:szCs w:val="24"/>
               <w14:ligatures w14:val="standardContextual"/>
             </w:rPr>
           </w:pPr>
-          <w:hyperlink w:anchor="_Toc198197132" w:history="1">
-            <w:r>
-              <w:rPr>
-                <w:rStyle w:val="ad"/>
-                <w:rFonts w:hint="eastAsia"/>
+          <w:hyperlink w:anchor="_Toc231983536" w:history="1">
+            <w:r>
+              <w:rPr>
+                <w:rStyle w:val="ae"/>
                 <w:noProof/>
               </w:rPr>
               <w:t xml:space="preserve">4.1 </w:t>
             </w:r>
             <w:r>
               <w:rPr>
-                <w:rStyle w:val="ad"/>
-                <w:rFonts w:hint="eastAsia"/>
+                <w:rStyle w:val="ae"/>
                 <w:noProof/>
               </w:rPr>
               <w:t>用户协议规范</w:t>
@@ -4477,7 +4435,7 @@
                 <w:noProof/>
                 <w:webHidden/>
               </w:rPr>
-              <w:instrText>PAGEREF _Toc198197132 \h</w:instrText>
+              <w:instrText>PAGEREF _Toc231983536 \h</w:instrText>
             </w:r>
             <w:r>
               <w:rPr>
@@ -4507,7 +4465,7 @@
                 <w:noProof/>
                 <w:webHidden/>
               </w:rPr>
-              <w:t>17</w:t>
+              <w:t>18</w:t>
             </w:r>
             <w:r>
               <w:rPr>
@@ -4526,33 +4484,31 @@
               <w:tab w:val="right" w:leader="dot" w:pos="8296"/>
             </w:tabs>
             <w:rPr>
+              <w:rFonts w:hint="eastAsia"/>
               <w:noProof/>
               <w:sz w:val="22"/>
               <w:szCs w:val="24"/>
               <w14:ligatures w14:val="standardContextual"/>
             </w:rPr>
           </w:pPr>
-          <w:hyperlink w:anchor="_Toc198197133" w:history="1">
-            <w:r>
-              <w:rPr>
-                <w:rStyle w:val="ad"/>
-                <w:rFonts w:hint="eastAsia"/>
+          <w:hyperlink w:anchor="_Toc231983537" w:history="1">
+            <w:r>
+              <w:rPr>
+                <w:rStyle w:val="ae"/>
                 <w:noProof/>
               </w:rPr>
               <w:t>五</w:t>
             </w:r>
             <w:r>
               <w:rPr>
-                <w:rStyle w:val="ad"/>
-                <w:rFonts w:hint="eastAsia"/>
+                <w:rStyle w:val="ae"/>
                 <w:noProof/>
               </w:rPr>
               <w:t xml:space="preserve"> </w:t>
             </w:r>
             <w:r>
               <w:rPr>
-                <w:rStyle w:val="ad"/>
-                <w:rFonts w:hint="eastAsia"/>
+                <w:rStyle w:val="ae"/>
                 <w:noProof/>
               </w:rPr>
               <w:t>特别说明</w:t>
@@ -4586,7 +4542,7 @@
                 <w:noProof/>
                 <w:webHidden/>
               </w:rPr>
-              <w:instrText>PAGEREF _Toc198197133 \h</w:instrText>
+              <w:instrText>PAGEREF _Toc231983537 \h</w:instrText>
             </w:r>
             <w:r>
               <w:rPr>
@@ -4635,25 +4591,24 @@
               <w:tab w:val="right" w:leader="dot" w:pos="8296"/>
             </w:tabs>
             <w:rPr>
+              <w:rFonts w:hint="eastAsia"/>
               <w:noProof/>
               <w:sz w:val="22"/>
               <w:szCs w:val="24"/>
               <w14:ligatures w14:val="standardContextual"/>
             </w:rPr>
           </w:pPr>
-          <w:hyperlink w:anchor="_Toc198197134" w:history="1">
-            <w:r>
-              <w:rPr>
-                <w:rStyle w:val="ad"/>
-                <w:rFonts w:hint="eastAsia"/>
+          <w:hyperlink w:anchor="_Toc231983538" w:history="1">
+            <w:r>
+              <w:rPr>
+                <w:rStyle w:val="ae"/>
                 <w:noProof/>
               </w:rPr>
               <w:t xml:space="preserve">5.1 </w:t>
             </w:r>
             <w:r>
               <w:rPr>
-                <w:rStyle w:val="ad"/>
-                <w:rFonts w:hint="eastAsia"/>
+                <w:rStyle w:val="ae"/>
                 <w:noProof/>
               </w:rPr>
               <w:t>协议头</w:t>
@@ -4687,7 +4642,7 @@
                 <w:noProof/>
                 <w:webHidden/>
               </w:rPr>
-              <w:instrText>PAGEREF _Toc198197134 \h</w:instrText>
+              <w:instrText>PAGEREF _Toc231983538 \h</w:instrText>
             </w:r>
             <w:r>
               <w:rPr>
@@ -4736,25 +4691,24 @@
               <w:tab w:val="right" w:leader="dot" w:pos="8296"/>
             </w:tabs>
             <w:rPr>
+              <w:rFonts w:hint="eastAsia"/>
               <w:noProof/>
               <w:sz w:val="22"/>
               <w:szCs w:val="24"/>
               <w14:ligatures w14:val="standardContextual"/>
             </w:rPr>
           </w:pPr>
-          <w:hyperlink w:anchor="_Toc198197135" w:history="1">
-            <w:r>
-              <w:rPr>
-                <w:rStyle w:val="ad"/>
-                <w:rFonts w:hint="eastAsia"/>
+          <w:hyperlink w:anchor="_Toc231983539" w:history="1">
+            <w:r>
+              <w:rPr>
+                <w:rStyle w:val="ae"/>
                 <w:noProof/>
               </w:rPr>
               <w:t xml:space="preserve">5.1.1 </w:t>
             </w:r>
             <w:r>
               <w:rPr>
-                <w:rStyle w:val="ad"/>
-                <w:rFonts w:hint="eastAsia"/>
+                <w:rStyle w:val="ae"/>
                 <w:noProof/>
               </w:rPr>
               <w:t>加密类型</w:t>
@@ -4788,7 +4742,7 @@
                 <w:noProof/>
                 <w:webHidden/>
               </w:rPr>
-              <w:instrText>PAGEREF _Toc198197135 \h</w:instrText>
+              <w:instrText>PAGEREF _Toc231983539 \h</w:instrText>
             </w:r>
             <w:r>
               <w:rPr>
@@ -4837,25 +4791,24 @@
               <w:tab w:val="right" w:leader="dot" w:pos="8296"/>
             </w:tabs>
             <w:rPr>
+              <w:rFonts w:hint="eastAsia"/>
               <w:noProof/>
               <w:sz w:val="22"/>
               <w:szCs w:val="24"/>
               <w14:ligatures w14:val="standardContextual"/>
             </w:rPr>
           </w:pPr>
-          <w:hyperlink w:anchor="_Toc198197136" w:history="1">
-            <w:r>
-              <w:rPr>
-                <w:rStyle w:val="ad"/>
-                <w:rFonts w:hint="eastAsia"/>
+          <w:hyperlink w:anchor="_Toc231983540" w:history="1">
+            <w:r>
+              <w:rPr>
+                <w:rStyle w:val="ae"/>
                 <w:noProof/>
               </w:rPr>
               <w:t xml:space="preserve">5.1.2 </w:t>
             </w:r>
             <w:r>
               <w:rPr>
-                <w:rStyle w:val="ad"/>
-                <w:rFonts w:hint="eastAsia"/>
+                <w:rStyle w:val="ae"/>
                 <w:noProof/>
               </w:rPr>
               <w:t>负载类型</w:t>
@@ -4889,7 +4842,7 @@
                 <w:noProof/>
                 <w:webHidden/>
               </w:rPr>
-              <w:instrText>PAGEREF _Toc198197136 \h</w:instrText>
+              <w:instrText>PAGEREF _Toc231983540 \h</w:instrText>
             </w:r>
             <w:r>
               <w:rPr>
@@ -4938,25 +4891,24 @@
               <w:tab w:val="right" w:leader="dot" w:pos="8296"/>
             </w:tabs>
             <w:rPr>
+              <w:rFonts w:hint="eastAsia"/>
               <w:noProof/>
               <w:sz w:val="22"/>
               <w:szCs w:val="24"/>
               <w14:ligatures w14:val="standardContextual"/>
             </w:rPr>
           </w:pPr>
-          <w:hyperlink w:anchor="_Toc198197137" w:history="1">
-            <w:r>
-              <w:rPr>
-                <w:rStyle w:val="ad"/>
-                <w:rFonts w:hint="eastAsia"/>
+          <w:hyperlink w:anchor="_Toc231983541" w:history="1">
+            <w:r>
+              <w:rPr>
+                <w:rStyle w:val="ae"/>
                 <w:noProof/>
               </w:rPr>
               <w:t xml:space="preserve">5.2 </w:t>
             </w:r>
             <w:r>
               <w:rPr>
-                <w:rStyle w:val="ad"/>
-                <w:rFonts w:hint="eastAsia"/>
+                <w:rStyle w:val="ae"/>
                 <w:noProof/>
               </w:rPr>
               <w:t>权限级别</w:t>
@@ -4990,7 +4942,7 @@
                 <w:noProof/>
                 <w:webHidden/>
               </w:rPr>
-              <w:instrText>PAGEREF _Toc198197137 \h</w:instrText>
+              <w:instrText>PAGEREF _Toc231983541 \h</w:instrText>
             </w:r>
             <w:r>
               <w:rPr>
@@ -5039,17 +4991,17 @@
               <w:tab w:val="right" w:leader="dot" w:pos="8296"/>
             </w:tabs>
             <w:rPr>
+              <w:rFonts w:hint="eastAsia"/>
               <w:noProof/>
               <w:sz w:val="22"/>
               <w:szCs w:val="24"/>
               <w14:ligatures w14:val="standardContextual"/>
             </w:rPr>
           </w:pPr>
-          <w:hyperlink w:anchor="_Toc198197138" w:history="1">
-            <w:r>
-              <w:rPr>
-                <w:rStyle w:val="ad"/>
-                <w:rFonts w:hint="eastAsia"/>
+          <w:hyperlink w:anchor="_Toc231983542" w:history="1">
+            <w:r>
+              <w:rPr>
+                <w:rStyle w:val="ae"/>
                 <w:noProof/>
               </w:rPr>
               <w:t>附录</w:t>
@@ -5083,7 +5035,7 @@
                 <w:noProof/>
                 <w:webHidden/>
               </w:rPr>
-              <w:instrText>PAGEREF _Toc198197138 \h</w:instrText>
+              <w:instrText>PAGEREF _Toc231983542 \h</w:instrText>
             </w:r>
             <w:r>
               <w:rPr>
@@ -5132,33 +5084,31 @@
               <w:tab w:val="right" w:leader="dot" w:pos="8296"/>
             </w:tabs>
             <w:rPr>
+              <w:rFonts w:hint="eastAsia"/>
               <w:noProof/>
               <w:sz w:val="22"/>
               <w:szCs w:val="24"/>
               <w14:ligatures w14:val="standardContextual"/>
             </w:rPr>
           </w:pPr>
-          <w:hyperlink w:anchor="_Toc198197139" w:history="1">
-            <w:r>
-              <w:rPr>
-                <w:rStyle w:val="ad"/>
-                <w:rFonts w:hint="eastAsia"/>
+          <w:hyperlink w:anchor="_Toc231983543" w:history="1">
+            <w:r>
+              <w:rPr>
+                <w:rStyle w:val="ae"/>
                 <w:noProof/>
               </w:rPr>
               <w:t>附录</w:t>
             </w:r>
             <w:r>
               <w:rPr>
-                <w:rStyle w:val="ad"/>
-                <w:rFonts w:hint="eastAsia"/>
+                <w:rStyle w:val="ae"/>
                 <w:noProof/>
               </w:rPr>
               <w:t xml:space="preserve">1 </w:t>
             </w:r>
             <w:r>
               <w:rPr>
-                <w:rStyle w:val="ad"/>
-                <w:rFonts w:hint="eastAsia"/>
+                <w:rStyle w:val="ae"/>
                 <w:noProof/>
               </w:rPr>
               <w:t>类型定义</w:t>
@@ -5192,7 +5142,7 @@
                 <w:noProof/>
                 <w:webHidden/>
               </w:rPr>
-              <w:instrText>PAGEREF _Toc198197139 \h</w:instrText>
+              <w:instrText>PAGEREF _Toc231983543 \h</w:instrText>
             </w:r>
             <w:r>
               <w:rPr>
@@ -5241,33 +5191,31 @@
               <w:tab w:val="right" w:leader="dot" w:pos="8296"/>
             </w:tabs>
             <w:rPr>
+              <w:rFonts w:hint="eastAsia"/>
               <w:noProof/>
               <w:sz w:val="22"/>
               <w:szCs w:val="24"/>
               <w14:ligatures w14:val="standardContextual"/>
             </w:rPr>
           </w:pPr>
-          <w:hyperlink w:anchor="_Toc198197140" w:history="1">
-            <w:r>
-              <w:rPr>
-                <w:rStyle w:val="ad"/>
-                <w:rFonts w:hint="eastAsia"/>
+          <w:hyperlink w:anchor="_Toc231983544" w:history="1">
+            <w:r>
+              <w:rPr>
+                <w:rStyle w:val="ae"/>
                 <w:noProof/>
               </w:rPr>
               <w:t>附录</w:t>
             </w:r>
             <w:r>
               <w:rPr>
-                <w:rStyle w:val="ad"/>
-                <w:rFonts w:hint="eastAsia"/>
+                <w:rStyle w:val="ae"/>
                 <w:noProof/>
               </w:rPr>
               <w:t xml:space="preserve">2 </w:t>
             </w:r>
             <w:r>
               <w:rPr>
-                <w:rStyle w:val="ad"/>
-                <w:rFonts w:hint="eastAsia"/>
+                <w:rStyle w:val="ae"/>
                 <w:noProof/>
               </w:rPr>
               <w:t>协议定义</w:t>
@@ -5301,7 +5249,7 @@
                 <w:noProof/>
                 <w:webHidden/>
               </w:rPr>
-              <w:instrText>PAGEREF _Toc198197140 \h</w:instrText>
+              <w:instrText>PAGEREF _Toc231983544 \h</w:instrText>
             </w:r>
             <w:r>
               <w:rPr>
@@ -5631,7 +5579,7 @@
               <w:rPr>
                 <w:rFonts w:hint="eastAsia"/>
               </w:rPr>
-              <w:t>25</w:t>
+              <w:t>38</w:t>
             </w:r>
             <w:r>
               <w:rPr>
@@ -5724,7 +5672,7 @@
               <w:rPr>
                 <w:rFonts w:hint="eastAsia"/>
               </w:rPr>
-              <w:t>5</w:t>
+              <w:t>6</w:t>
             </w:r>
             <w:r>
               <w:t>-</w:t>
@@ -5739,7 +5687,7 @@
               <w:rPr>
                 <w:rFonts w:hint="eastAsia"/>
               </w:rPr>
-              <w:t>8</w:t>
+              <w:t>6</w:t>
             </w:r>
             <w:r>
               <w:t>-</w:t>
@@ -5748,7 +5696,7 @@
               <w:rPr>
                 <w:rFonts w:hint="eastAsia"/>
               </w:rPr>
-              <w:t>01</w:t>
+              <w:t>12</w:t>
             </w:r>
           </w:p>
         </w:tc>
@@ -5845,7 +5793,7 @@
       <w:pPr>
         <w:pStyle w:val="1"/>
       </w:pPr>
-      <w:bookmarkStart w:id="1" w:name="_Toc198197090"/>
+      <w:bookmarkStart w:id="1" w:name="_Toc231983494"/>
       <w:r>
         <w:rPr>
           <w:rFonts w:hint="eastAsia"/>
@@ -5859,7 +5807,7 @@
       <w:pPr>
         <w:pStyle w:val="2"/>
       </w:pPr>
-      <w:bookmarkStart w:id="2" w:name="_Toc198197091"/>
+      <w:bookmarkStart w:id="2" w:name="_Toc231983495"/>
       <w:r>
         <w:rPr>
           <w:rFonts w:hint="eastAsia"/>
@@ -5963,7 +5911,7 @@
       <w:pPr>
         <w:pStyle w:val="2"/>
       </w:pPr>
-      <w:bookmarkStart w:id="3" w:name="_Toc198197092"/>
+      <w:bookmarkStart w:id="3" w:name="_Toc231983496"/>
       <w:r>
         <w:rPr>
           <w:rFonts w:hint="eastAsia"/>
@@ -6137,7 +6085,7 @@
       <w:pPr>
         <w:pStyle w:val="2"/>
       </w:pPr>
-      <w:bookmarkStart w:id="4" w:name="_Toc198197093"/>
+      <w:bookmarkStart w:id="4" w:name="_Toc231983497"/>
       <w:r>
         <w:rPr>
           <w:rFonts w:hint="eastAsia"/>
@@ -6203,7 +6151,7 @@
       <w:pPr>
         <w:pStyle w:val="2"/>
       </w:pPr>
-      <w:bookmarkStart w:id="5" w:name="_Toc198197094"/>
+      <w:bookmarkStart w:id="5" w:name="_Toc231983498"/>
       <w:r>
         <w:rPr>
           <w:rFonts w:hint="eastAsia"/>
@@ -6299,7 +6247,7 @@
       <w:pPr>
         <w:pStyle w:val="2"/>
       </w:pPr>
-      <w:bookmarkStart w:id="6" w:name="_Toc198197095"/>
+      <w:bookmarkStart w:id="6" w:name="_Toc231983499"/>
       <w:r>
         <w:rPr>
           <w:rFonts w:hint="eastAsia"/>
@@ -6406,7 +6354,7 @@
       <w:pPr>
         <w:pStyle w:val="1"/>
       </w:pPr>
-      <w:bookmarkStart w:id="7" w:name="_Toc198197096"/>
+      <w:bookmarkStart w:id="7" w:name="_Toc231983500"/>
       <w:r>
         <w:rPr>
           <w:rFonts w:hint="eastAsia"/>
@@ -6863,13 +6811,7 @@
           <w:rFonts w:eastAsiaTheme="minorEastAsia"/>
         </w:rPr>
       </w:pPr>
-      <w:r>
-        <w:rPr>
-          <w:rFonts w:hint="eastAsia"/>
-        </w:rPr>
-        <w:t xml:space="preserve"> </w:t>
-      </w:r>
-      <w:bookmarkStart w:id="8" w:name="_Toc198197097"/>
+      <w:bookmarkStart w:id="8" w:name="_Toc231983501"/>
       <w:r>
         <w:rPr>
           <w:rFonts w:hint="eastAsia"/>
@@ -6882,7 +6824,7 @@
       <w:pPr>
         <w:pStyle w:val="2"/>
       </w:pPr>
-      <w:bookmarkStart w:id="9" w:name="_Toc198197098"/>
+      <w:bookmarkStart w:id="9" w:name="_Toc231983502"/>
       <w:r>
         <w:rPr>
           <w:rFonts w:hint="eastAsia"/>
@@ -7056,7 +6998,7 @@
       <w:pPr>
         <w:pStyle w:val="3"/>
       </w:pPr>
-      <w:bookmarkStart w:id="10" w:name="_Toc198197099"/>
+      <w:bookmarkStart w:id="10" w:name="_Toc231983503"/>
       <w:r>
         <w:rPr>
           <w:rFonts w:hint="eastAsia"/>
@@ -7865,7 +7807,7 @@
       <w:pPr>
         <w:pStyle w:val="3"/>
       </w:pPr>
-      <w:bookmarkStart w:id="11" w:name="_Toc198197100"/>
+      <w:bookmarkStart w:id="11" w:name="_Toc231983504"/>
       <w:r>
         <w:rPr>
           <w:rFonts w:hint="eastAsia"/>
@@ -7881,6 +7823,1214 @@
       <w:bookmarkEnd w:id="11"/>
     </w:p>
     <w:p>
+      <w:pPr>
+        <w:ind w:firstLine="420"/>
+      </w:pPr>
+      <w:r>
+        <w:rPr>
+          <w:rFonts w:hint="eastAsia"/>
+        </w:rPr>
+        <w:t>扩展协议头</w:t>
+      </w:r>
+      <w:r>
+        <w:rPr>
+          <w:rFonts w:hint="eastAsia"/>
+        </w:rPr>
+        <w:t>,</w:t>
+      </w:r>
+      <w:r>
+        <w:rPr>
+          <w:rFonts w:hint="eastAsia"/>
+        </w:rPr>
+        <w:t>扩展协议头适用于</w:t>
+      </w:r>
+      <w:r>
+        <w:rPr>
+          <w:rFonts w:hint="eastAsia"/>
+        </w:rPr>
+        <w:t>TCP,UDP,</w:t>
+      </w:r>
+      <w:r>
+        <w:rPr>
+          <w:rFonts w:hint="eastAsia"/>
+        </w:rPr>
+        <w:t>扩展字段功能更完善</w:t>
+      </w:r>
+      <w:r>
+        <w:rPr>
+          <w:rFonts w:hint="eastAsia"/>
+        </w:rPr>
+        <w:t>,</w:t>
+      </w:r>
+      <w:r>
+        <w:rPr>
+          <w:rFonts w:hint="eastAsia"/>
+        </w:rPr>
+        <w:t>更适用于对通信要求严格的服务</w:t>
+      </w:r>
+      <w:r>
+        <w:rPr>
+          <w:rFonts w:hint="eastAsia"/>
+        </w:rPr>
+        <w:t>.</w:t>
+      </w:r>
+      <w:r>
+        <w:rPr>
+          <w:rFonts w:hint="eastAsia"/>
+        </w:rPr>
+        <w:t>请注意字段的占位标识符</w:t>
+      </w:r>
+      <w:r>
+        <w:rPr>
+          <w:rFonts w:hint="eastAsia"/>
+        </w:rPr>
+        <w:t>.</w:t>
+      </w:r>
+    </w:p>
+    <w:p>
+      <w:pPr>
+        <w:widowControl/>
+        <w:tabs>
+          <w:tab w:val="left" w:pos="916"/>
+          <w:tab w:val="left" w:pos="1832"/>
+          <w:tab w:val="left" w:pos="2748"/>
+          <w:tab w:val="left" w:pos="3664"/>
+          <w:tab w:val="left" w:pos="4580"/>
+          <w:tab w:val="left" w:pos="5496"/>
+          <w:tab w:val="left" w:pos="6412"/>
+          <w:tab w:val="left" w:pos="7328"/>
+          <w:tab w:val="left" w:pos="8244"/>
+          <w:tab w:val="left" w:pos="9160"/>
+          <w:tab w:val="left" w:pos="10076"/>
+          <w:tab w:val="left" w:pos="10992"/>
+          <w:tab w:val="left" w:pos="11908"/>
+          <w:tab w:val="left" w:pos="12824"/>
+          <w:tab w:val="left" w:pos="13740"/>
+          <w:tab w:val="left" w:pos="14656"/>
+        </w:tabs>
+        <w:jc w:val="left"/>
+        <w:rPr>
+          <w:rFonts w:ascii="新宋体" w:eastAsia="新宋体" w:hAnsi="新宋体" w:cs="宋体" w:hint="eastAsia"/>
+          <w:color w:val="000000"/>
+          <w:kern w:val="0"/>
+          <w:sz w:val="18"/>
+          <w:szCs w:val="18"/>
+        </w:rPr>
+      </w:pPr>
+      <w:r>
+        <w:rPr>
+          <w:rFonts w:ascii="新宋体" w:eastAsia="新宋体" w:hAnsi="新宋体" w:cs="宋体"/>
+          <w:color w:val="0000FF"/>
+          <w:kern w:val="0"/>
+          <w:sz w:val="18"/>
+          <w:szCs w:val="18"/>
+        </w:rPr>
+        <w:t>typedef</w:t>
+      </w:r>
+      <w:r>
+        <w:rPr>
+          <w:rFonts w:ascii="新宋体" w:eastAsia="新宋体" w:hAnsi="新宋体" w:cs="宋体"/>
+          <w:color w:val="000000"/>
+          <w:kern w:val="0"/>
+          <w:sz w:val="18"/>
+          <w:szCs w:val="18"/>
+        </w:rPr>
+        <w:t xml:space="preserve"> </w:t>
+      </w:r>
+      <w:r>
+        <w:rPr>
+          <w:rFonts w:ascii="新宋体" w:eastAsia="新宋体" w:hAnsi="新宋体" w:cs="宋体"/>
+          <w:color w:val="0000FF"/>
+          <w:kern w:val="0"/>
+          <w:sz w:val="18"/>
+          <w:szCs w:val="18"/>
+        </w:rPr>
+        <w:t>struct</w:t>
+      </w:r>
+      <w:r>
+        <w:rPr>
+          <w:rFonts w:ascii="新宋体" w:eastAsia="新宋体" w:hAnsi="新宋体" w:cs="宋体"/>
+          <w:color w:val="000000"/>
+          <w:kern w:val="0"/>
+          <w:sz w:val="18"/>
+          <w:szCs w:val="18"/>
+        </w:rPr>
+        <w:t xml:space="preserve"> </w:t>
+      </w:r>
+      <w:r>
+        <w:rPr>
+          <w:rFonts w:ascii="新宋体" w:eastAsia="新宋体" w:hAnsi="新宋体" w:cs="宋体"/>
+          <w:color w:val="2B91AF"/>
+          <w:kern w:val="0"/>
+          <w:sz w:val="18"/>
+          <w:szCs w:val="18"/>
+        </w:rPr>
+        <w:t>tag_XEngine_ProtocolHdrEx</w:t>
+      </w:r>
+    </w:p>
+    <w:p>
+      <w:pPr>
+        <w:widowControl/>
+        <w:tabs>
+          <w:tab w:val="left" w:pos="916"/>
+          <w:tab w:val="left" w:pos="1832"/>
+          <w:tab w:val="left" w:pos="2748"/>
+          <w:tab w:val="left" w:pos="3664"/>
+          <w:tab w:val="left" w:pos="4580"/>
+          <w:tab w:val="left" w:pos="5496"/>
+          <w:tab w:val="left" w:pos="6412"/>
+          <w:tab w:val="left" w:pos="7328"/>
+          <w:tab w:val="left" w:pos="8244"/>
+          <w:tab w:val="left" w:pos="9160"/>
+          <w:tab w:val="left" w:pos="10076"/>
+          <w:tab w:val="left" w:pos="10992"/>
+          <w:tab w:val="left" w:pos="11908"/>
+          <w:tab w:val="left" w:pos="12824"/>
+          <w:tab w:val="left" w:pos="13740"/>
+          <w:tab w:val="left" w:pos="14656"/>
+        </w:tabs>
+        <w:jc w:val="left"/>
+        <w:rPr>
+          <w:rFonts w:ascii="新宋体" w:eastAsia="新宋体" w:hAnsi="新宋体" w:cs="宋体" w:hint="eastAsia"/>
+          <w:color w:val="000000"/>
+          <w:kern w:val="0"/>
+          <w:sz w:val="18"/>
+          <w:szCs w:val="18"/>
+        </w:rPr>
+      </w:pPr>
+      <w:r>
+        <w:rPr>
+          <w:rFonts w:ascii="新宋体" w:eastAsia="新宋体" w:hAnsi="新宋体" w:cs="宋体"/>
+          <w:color w:val="000000"/>
+          <w:kern w:val="0"/>
+          <w:sz w:val="18"/>
+          <w:szCs w:val="18"/>
+        </w:rPr>
+        <w:t>{</w:t>
+      </w:r>
+    </w:p>
+    <w:p>
+      <w:pPr>
+        <w:widowControl/>
+        <w:tabs>
+          <w:tab w:val="left" w:pos="916"/>
+          <w:tab w:val="left" w:pos="1832"/>
+          <w:tab w:val="left" w:pos="2748"/>
+          <w:tab w:val="left" w:pos="3664"/>
+          <w:tab w:val="left" w:pos="4580"/>
+          <w:tab w:val="left" w:pos="5496"/>
+          <w:tab w:val="left" w:pos="6412"/>
+          <w:tab w:val="left" w:pos="7328"/>
+          <w:tab w:val="left" w:pos="8244"/>
+          <w:tab w:val="left" w:pos="9160"/>
+          <w:tab w:val="left" w:pos="10076"/>
+          <w:tab w:val="left" w:pos="10992"/>
+          <w:tab w:val="left" w:pos="11908"/>
+          <w:tab w:val="left" w:pos="12824"/>
+          <w:tab w:val="left" w:pos="13740"/>
+          <w:tab w:val="left" w:pos="14656"/>
+        </w:tabs>
+        <w:jc w:val="left"/>
+        <w:rPr>
+          <w:rFonts w:ascii="新宋体" w:eastAsia="新宋体" w:hAnsi="新宋体" w:cs="宋体" w:hint="eastAsia"/>
+          <w:color w:val="000000"/>
+          <w:kern w:val="0"/>
+          <w:sz w:val="18"/>
+          <w:szCs w:val="18"/>
+        </w:rPr>
+      </w:pPr>
+      <w:r>
+        <w:rPr>
+          <w:rFonts w:ascii="新宋体" w:eastAsia="新宋体" w:hAnsi="新宋体" w:cs="宋体"/>
+          <w:color w:val="000000"/>
+          <w:kern w:val="0"/>
+          <w:sz w:val="18"/>
+          <w:szCs w:val="18"/>
+        </w:rPr>
+        <w:tab/>
+      </w:r>
+      <w:r>
+        <w:rPr>
+          <w:rFonts w:ascii="新宋体" w:eastAsia="新宋体" w:hAnsi="新宋体" w:cs="宋体"/>
+          <w:color w:val="2B91AF"/>
+          <w:kern w:val="0"/>
+          <w:sz w:val="18"/>
+          <w:szCs w:val="18"/>
+        </w:rPr>
+        <w:t>XBYTE</w:t>
+      </w:r>
+      <w:r>
+        <w:rPr>
+          <w:rFonts w:ascii="新宋体" w:eastAsia="新宋体" w:hAnsi="新宋体" w:cs="宋体"/>
+          <w:color w:val="000000"/>
+          <w:kern w:val="0"/>
+          <w:sz w:val="18"/>
+          <w:szCs w:val="18"/>
+        </w:rPr>
+        <w:t xml:space="preserve"> byHeader;                    </w:t>
+      </w:r>
+      <w:r>
+        <w:rPr>
+          <w:rFonts w:ascii="新宋体" w:eastAsia="新宋体" w:hAnsi="新宋体" w:cs="宋体"/>
+          <w:color w:val="008000"/>
+          <w:kern w:val="0"/>
+          <w:sz w:val="18"/>
+          <w:szCs w:val="18"/>
+        </w:rPr>
+        <w:t>//协议头头部 固定的赋值</w:t>
+      </w:r>
+    </w:p>
+    <w:p>
+      <w:pPr>
+        <w:widowControl/>
+        <w:tabs>
+          <w:tab w:val="left" w:pos="916"/>
+          <w:tab w:val="left" w:pos="1832"/>
+          <w:tab w:val="left" w:pos="2748"/>
+          <w:tab w:val="left" w:pos="3664"/>
+          <w:tab w:val="left" w:pos="4580"/>
+          <w:tab w:val="left" w:pos="5496"/>
+          <w:tab w:val="left" w:pos="6412"/>
+          <w:tab w:val="left" w:pos="7328"/>
+          <w:tab w:val="left" w:pos="8244"/>
+          <w:tab w:val="left" w:pos="9160"/>
+          <w:tab w:val="left" w:pos="10076"/>
+          <w:tab w:val="left" w:pos="10992"/>
+          <w:tab w:val="left" w:pos="11908"/>
+          <w:tab w:val="left" w:pos="12824"/>
+          <w:tab w:val="left" w:pos="13740"/>
+          <w:tab w:val="left" w:pos="14656"/>
+        </w:tabs>
+        <w:jc w:val="left"/>
+        <w:rPr>
+          <w:rFonts w:ascii="新宋体" w:eastAsia="新宋体" w:hAnsi="新宋体" w:cs="宋体" w:hint="eastAsia"/>
+          <w:color w:val="000000"/>
+          <w:kern w:val="0"/>
+          <w:sz w:val="18"/>
+          <w:szCs w:val="18"/>
+        </w:rPr>
+      </w:pPr>
+      <w:r>
+        <w:rPr>
+          <w:rFonts w:ascii="新宋体" w:eastAsia="新宋体" w:hAnsi="新宋体" w:cs="宋体"/>
+          <w:color w:val="000000"/>
+          <w:kern w:val="0"/>
+          <w:sz w:val="18"/>
+          <w:szCs w:val="18"/>
+        </w:rPr>
+        <w:lastRenderedPageBreak/>
+        <w:tab/>
+      </w:r>
+      <w:r>
+        <w:rPr>
+          <w:rFonts w:ascii="新宋体" w:eastAsia="新宋体" w:hAnsi="新宋体" w:cs="宋体"/>
+          <w:color w:val="2B91AF"/>
+          <w:kern w:val="0"/>
+          <w:sz w:val="18"/>
+          <w:szCs w:val="18"/>
+        </w:rPr>
+        <w:t>XBYTE</w:t>
+      </w:r>
+      <w:r>
+        <w:rPr>
+          <w:rFonts w:ascii="新宋体" w:eastAsia="新宋体" w:hAnsi="新宋体" w:cs="宋体"/>
+          <w:color w:val="000000"/>
+          <w:kern w:val="0"/>
+          <w:sz w:val="18"/>
+          <w:szCs w:val="18"/>
+        </w:rPr>
+        <w:t xml:space="preserve"> byVersion : 4;                </w:t>
+      </w:r>
+      <w:r>
+        <w:rPr>
+          <w:rFonts w:ascii="新宋体" w:eastAsia="新宋体" w:hAnsi="新宋体" w:cs="宋体"/>
+          <w:color w:val="008000"/>
+          <w:kern w:val="0"/>
+          <w:sz w:val="18"/>
+          <w:szCs w:val="18"/>
+        </w:rPr>
+        <w:t>//协议头版本号标志</w:t>
+      </w:r>
+    </w:p>
+    <w:p>
+      <w:pPr>
+        <w:widowControl/>
+        <w:tabs>
+          <w:tab w:val="left" w:pos="916"/>
+          <w:tab w:val="left" w:pos="1832"/>
+          <w:tab w:val="left" w:pos="2748"/>
+          <w:tab w:val="left" w:pos="3664"/>
+          <w:tab w:val="left" w:pos="4580"/>
+          <w:tab w:val="left" w:pos="5496"/>
+          <w:tab w:val="left" w:pos="6412"/>
+          <w:tab w:val="left" w:pos="7328"/>
+          <w:tab w:val="left" w:pos="8244"/>
+          <w:tab w:val="left" w:pos="9160"/>
+          <w:tab w:val="left" w:pos="10076"/>
+          <w:tab w:val="left" w:pos="10992"/>
+          <w:tab w:val="left" w:pos="11908"/>
+          <w:tab w:val="left" w:pos="12824"/>
+          <w:tab w:val="left" w:pos="13740"/>
+          <w:tab w:val="left" w:pos="14656"/>
+        </w:tabs>
+        <w:jc w:val="left"/>
+        <w:rPr>
+          <w:rFonts w:ascii="新宋体" w:eastAsia="新宋体" w:hAnsi="新宋体" w:cs="宋体" w:hint="eastAsia"/>
+          <w:color w:val="000000"/>
+          <w:kern w:val="0"/>
+          <w:sz w:val="18"/>
+          <w:szCs w:val="18"/>
+        </w:rPr>
+      </w:pPr>
+      <w:r>
+        <w:rPr>
+          <w:rFonts w:ascii="新宋体" w:eastAsia="新宋体" w:hAnsi="新宋体" w:cs="宋体"/>
+          <w:color w:val="000000"/>
+          <w:kern w:val="0"/>
+          <w:sz w:val="18"/>
+          <w:szCs w:val="18"/>
+        </w:rPr>
+        <w:tab/>
+      </w:r>
+      <w:r>
+        <w:rPr>
+          <w:rFonts w:ascii="新宋体" w:eastAsia="新宋体" w:hAnsi="新宋体" w:cs="宋体"/>
+          <w:color w:val="2B91AF"/>
+          <w:kern w:val="0"/>
+          <w:sz w:val="18"/>
+          <w:szCs w:val="18"/>
+        </w:rPr>
+        <w:t>XBYTE</w:t>
+      </w:r>
+      <w:r>
+        <w:rPr>
+          <w:rFonts w:ascii="新宋体" w:eastAsia="新宋体" w:hAnsi="新宋体" w:cs="宋体"/>
+          <w:color w:val="000000"/>
+          <w:kern w:val="0"/>
+          <w:sz w:val="18"/>
+          <w:szCs w:val="18"/>
+        </w:rPr>
+        <w:t xml:space="preserve"> byPayload : 4;                </w:t>
+      </w:r>
+      <w:r>
+        <w:rPr>
+          <w:rFonts w:ascii="新宋体" w:eastAsia="新宋体" w:hAnsi="新宋体" w:cs="宋体"/>
+          <w:color w:val="008000"/>
+          <w:kern w:val="0"/>
+          <w:sz w:val="18"/>
+          <w:szCs w:val="18"/>
+        </w:rPr>
+        <w:t>//后续数据包负载类型</w:t>
+      </w:r>
+    </w:p>
+    <w:p>
+      <w:pPr>
+        <w:widowControl/>
+        <w:tabs>
+          <w:tab w:val="left" w:pos="916"/>
+          <w:tab w:val="left" w:pos="1832"/>
+          <w:tab w:val="left" w:pos="2748"/>
+          <w:tab w:val="left" w:pos="3664"/>
+          <w:tab w:val="left" w:pos="4580"/>
+          <w:tab w:val="left" w:pos="5496"/>
+          <w:tab w:val="left" w:pos="6412"/>
+          <w:tab w:val="left" w:pos="7328"/>
+          <w:tab w:val="left" w:pos="8244"/>
+          <w:tab w:val="left" w:pos="9160"/>
+          <w:tab w:val="left" w:pos="10076"/>
+          <w:tab w:val="left" w:pos="10992"/>
+          <w:tab w:val="left" w:pos="11908"/>
+          <w:tab w:val="left" w:pos="12824"/>
+          <w:tab w:val="left" w:pos="13740"/>
+          <w:tab w:val="left" w:pos="14656"/>
+        </w:tabs>
+        <w:jc w:val="left"/>
+        <w:rPr>
+          <w:rFonts w:ascii="新宋体" w:eastAsia="新宋体" w:hAnsi="新宋体" w:cs="宋体" w:hint="eastAsia"/>
+          <w:color w:val="000000"/>
+          <w:kern w:val="0"/>
+          <w:sz w:val="18"/>
+          <w:szCs w:val="18"/>
+        </w:rPr>
+      </w:pPr>
+      <w:r>
+        <w:rPr>
+          <w:rFonts w:ascii="新宋体" w:eastAsia="新宋体" w:hAnsi="新宋体" w:cs="宋体"/>
+          <w:color w:val="000000"/>
+          <w:kern w:val="0"/>
+          <w:sz w:val="18"/>
+          <w:szCs w:val="18"/>
+        </w:rPr>
+        <w:tab/>
+      </w:r>
+      <w:r>
+        <w:rPr>
+          <w:rFonts w:ascii="新宋体" w:eastAsia="新宋体" w:hAnsi="新宋体" w:cs="宋体"/>
+          <w:color w:val="2B91AF"/>
+          <w:kern w:val="0"/>
+          <w:sz w:val="18"/>
+          <w:szCs w:val="18"/>
+        </w:rPr>
+        <w:t>XNETHANDLE</w:t>
+      </w:r>
+      <w:r>
+        <w:rPr>
+          <w:rFonts w:ascii="新宋体" w:eastAsia="新宋体" w:hAnsi="新宋体" w:cs="宋体"/>
+          <w:color w:val="000000"/>
+          <w:kern w:val="0"/>
+          <w:sz w:val="18"/>
+          <w:szCs w:val="18"/>
+        </w:rPr>
+        <w:t xml:space="preserve"> xhToken;                 </w:t>
+      </w:r>
+      <w:r>
+        <w:rPr>
+          <w:rFonts w:ascii="新宋体" w:eastAsia="新宋体" w:hAnsi="新宋体" w:cs="宋体"/>
+          <w:color w:val="008000"/>
+          <w:kern w:val="0"/>
+          <w:sz w:val="18"/>
+          <w:szCs w:val="18"/>
+        </w:rPr>
+        <w:t>//唯一标识符</w:t>
+      </w:r>
+    </w:p>
+    <w:p>
+      <w:pPr>
+        <w:widowControl/>
+        <w:tabs>
+          <w:tab w:val="left" w:pos="916"/>
+          <w:tab w:val="left" w:pos="1832"/>
+          <w:tab w:val="left" w:pos="2748"/>
+          <w:tab w:val="left" w:pos="3664"/>
+          <w:tab w:val="left" w:pos="4580"/>
+          <w:tab w:val="left" w:pos="5496"/>
+          <w:tab w:val="left" w:pos="6412"/>
+          <w:tab w:val="left" w:pos="7328"/>
+          <w:tab w:val="left" w:pos="8244"/>
+          <w:tab w:val="left" w:pos="9160"/>
+          <w:tab w:val="left" w:pos="10076"/>
+          <w:tab w:val="left" w:pos="10992"/>
+          <w:tab w:val="left" w:pos="11908"/>
+          <w:tab w:val="left" w:pos="12824"/>
+          <w:tab w:val="left" w:pos="13740"/>
+          <w:tab w:val="left" w:pos="14656"/>
+        </w:tabs>
+        <w:jc w:val="left"/>
+        <w:rPr>
+          <w:rFonts w:ascii="新宋体" w:eastAsia="新宋体" w:hAnsi="新宋体" w:cs="宋体" w:hint="eastAsia"/>
+          <w:color w:val="000000"/>
+          <w:kern w:val="0"/>
+          <w:sz w:val="18"/>
+          <w:szCs w:val="18"/>
+        </w:rPr>
+      </w:pPr>
+      <w:r>
+        <w:rPr>
+          <w:rFonts w:ascii="新宋体" w:eastAsia="新宋体" w:hAnsi="新宋体" w:cs="宋体"/>
+          <w:color w:val="000000"/>
+          <w:kern w:val="0"/>
+          <w:sz w:val="18"/>
+          <w:szCs w:val="18"/>
+        </w:rPr>
+        <w:tab/>
+      </w:r>
+      <w:r>
+        <w:rPr>
+          <w:rFonts w:ascii="新宋体" w:eastAsia="新宋体" w:hAnsi="新宋体" w:cs="宋体"/>
+          <w:color w:val="2B91AF"/>
+          <w:kern w:val="0"/>
+          <w:sz w:val="18"/>
+          <w:szCs w:val="18"/>
+        </w:rPr>
+        <w:t>XNETHANDLE</w:t>
+      </w:r>
+      <w:r>
+        <w:rPr>
+          <w:rFonts w:ascii="新宋体" w:eastAsia="新宋体" w:hAnsi="新宋体" w:cs="宋体"/>
+          <w:color w:val="000000"/>
+          <w:kern w:val="0"/>
+          <w:sz w:val="18"/>
+          <w:szCs w:val="18"/>
+        </w:rPr>
+        <w:t xml:space="preserve"> xhXTPTime;               </w:t>
+      </w:r>
+      <w:r>
+        <w:rPr>
+          <w:rFonts w:ascii="新宋体" w:eastAsia="新宋体" w:hAnsi="新宋体" w:cs="宋体"/>
+          <w:color w:val="008000"/>
+          <w:kern w:val="0"/>
+          <w:sz w:val="18"/>
+          <w:szCs w:val="18"/>
+        </w:rPr>
+        <w:t>//时间戳</w:t>
+      </w:r>
+    </w:p>
+    <w:p>
+      <w:pPr>
+        <w:widowControl/>
+        <w:tabs>
+          <w:tab w:val="left" w:pos="916"/>
+          <w:tab w:val="left" w:pos="1832"/>
+          <w:tab w:val="left" w:pos="2748"/>
+          <w:tab w:val="left" w:pos="3664"/>
+          <w:tab w:val="left" w:pos="4580"/>
+          <w:tab w:val="left" w:pos="5496"/>
+          <w:tab w:val="left" w:pos="6412"/>
+          <w:tab w:val="left" w:pos="7328"/>
+          <w:tab w:val="left" w:pos="8244"/>
+          <w:tab w:val="left" w:pos="9160"/>
+          <w:tab w:val="left" w:pos="10076"/>
+          <w:tab w:val="left" w:pos="10992"/>
+          <w:tab w:val="left" w:pos="11908"/>
+          <w:tab w:val="left" w:pos="12824"/>
+          <w:tab w:val="left" w:pos="13740"/>
+          <w:tab w:val="left" w:pos="14656"/>
+        </w:tabs>
+        <w:jc w:val="left"/>
+        <w:rPr>
+          <w:rFonts w:ascii="新宋体" w:eastAsia="新宋体" w:hAnsi="新宋体" w:cs="宋体" w:hint="eastAsia"/>
+          <w:color w:val="000000"/>
+          <w:kern w:val="0"/>
+          <w:sz w:val="18"/>
+          <w:szCs w:val="18"/>
+        </w:rPr>
+      </w:pPr>
+      <w:r>
+        <w:rPr>
+          <w:rFonts w:ascii="新宋体" w:eastAsia="新宋体" w:hAnsi="新宋体" w:cs="宋体"/>
+          <w:color w:val="000000"/>
+          <w:kern w:val="0"/>
+          <w:sz w:val="18"/>
+          <w:szCs w:val="18"/>
+        </w:rPr>
+        <w:tab/>
+      </w:r>
+      <w:r>
+        <w:rPr>
+          <w:rFonts w:ascii="新宋体" w:eastAsia="新宋体" w:hAnsi="新宋体" w:cs="宋体"/>
+          <w:color w:val="2B91AF"/>
+          <w:kern w:val="0"/>
+          <w:sz w:val="18"/>
+          <w:szCs w:val="18"/>
+        </w:rPr>
+        <w:t>XSHOT</w:t>
+      </w:r>
+      <w:r>
+        <w:rPr>
+          <w:rFonts w:ascii="新宋体" w:eastAsia="新宋体" w:hAnsi="新宋体" w:cs="宋体"/>
+          <w:color w:val="000000"/>
+          <w:kern w:val="0"/>
+          <w:sz w:val="18"/>
+          <w:szCs w:val="18"/>
+        </w:rPr>
+        <w:t xml:space="preserve"> unOperatorType;               </w:t>
+      </w:r>
+      <w:r>
+        <w:rPr>
+          <w:rFonts w:ascii="新宋体" w:eastAsia="新宋体" w:hAnsi="新宋体" w:cs="宋体"/>
+          <w:color w:val="008000"/>
+          <w:kern w:val="0"/>
+          <w:sz w:val="18"/>
+          <w:szCs w:val="18"/>
+        </w:rPr>
+        <w:t>//操作类型</w:t>
+      </w:r>
+    </w:p>
+    <w:p>
+      <w:pPr>
+        <w:widowControl/>
+        <w:tabs>
+          <w:tab w:val="left" w:pos="916"/>
+          <w:tab w:val="left" w:pos="1832"/>
+          <w:tab w:val="left" w:pos="2748"/>
+          <w:tab w:val="left" w:pos="3664"/>
+          <w:tab w:val="left" w:pos="4580"/>
+          <w:tab w:val="left" w:pos="5496"/>
+          <w:tab w:val="left" w:pos="6412"/>
+          <w:tab w:val="left" w:pos="7328"/>
+          <w:tab w:val="left" w:pos="8244"/>
+          <w:tab w:val="left" w:pos="9160"/>
+          <w:tab w:val="left" w:pos="10076"/>
+          <w:tab w:val="left" w:pos="10992"/>
+          <w:tab w:val="left" w:pos="11908"/>
+          <w:tab w:val="left" w:pos="12824"/>
+          <w:tab w:val="left" w:pos="13740"/>
+          <w:tab w:val="left" w:pos="14656"/>
+        </w:tabs>
+        <w:jc w:val="left"/>
+        <w:rPr>
+          <w:rFonts w:ascii="新宋体" w:eastAsia="新宋体" w:hAnsi="新宋体" w:cs="宋体" w:hint="eastAsia"/>
+          <w:color w:val="000000"/>
+          <w:kern w:val="0"/>
+          <w:sz w:val="18"/>
+          <w:szCs w:val="18"/>
+        </w:rPr>
+      </w:pPr>
+      <w:r>
+        <w:rPr>
+          <w:rFonts w:ascii="新宋体" w:eastAsia="新宋体" w:hAnsi="新宋体" w:cs="宋体"/>
+          <w:color w:val="000000"/>
+          <w:kern w:val="0"/>
+          <w:sz w:val="18"/>
+          <w:szCs w:val="18"/>
+        </w:rPr>
+        <w:tab/>
+      </w:r>
+      <w:r>
+        <w:rPr>
+          <w:rFonts w:ascii="新宋体" w:eastAsia="新宋体" w:hAnsi="新宋体" w:cs="宋体"/>
+          <w:color w:val="2B91AF"/>
+          <w:kern w:val="0"/>
+          <w:sz w:val="18"/>
+          <w:szCs w:val="18"/>
+        </w:rPr>
+        <w:t>XSHOT</w:t>
+      </w:r>
+      <w:r>
+        <w:rPr>
+          <w:rFonts w:ascii="新宋体" w:eastAsia="新宋体" w:hAnsi="新宋体" w:cs="宋体"/>
+          <w:color w:val="000000"/>
+          <w:kern w:val="0"/>
+          <w:sz w:val="18"/>
+          <w:szCs w:val="18"/>
+        </w:rPr>
+        <w:t xml:space="preserve"> unOperatorCode;               </w:t>
+      </w:r>
+      <w:r>
+        <w:rPr>
+          <w:rFonts w:ascii="新宋体" w:eastAsia="新宋体" w:hAnsi="新宋体" w:cs="宋体"/>
+          <w:color w:val="008000"/>
+          <w:kern w:val="0"/>
+          <w:sz w:val="18"/>
+          <w:szCs w:val="18"/>
+        </w:rPr>
+        <w:t>//操作码</w:t>
+      </w:r>
+    </w:p>
+    <w:p>
+      <w:pPr>
+        <w:widowControl/>
+        <w:tabs>
+          <w:tab w:val="left" w:pos="916"/>
+          <w:tab w:val="left" w:pos="1832"/>
+          <w:tab w:val="left" w:pos="2748"/>
+          <w:tab w:val="left" w:pos="3664"/>
+          <w:tab w:val="left" w:pos="4580"/>
+          <w:tab w:val="left" w:pos="5496"/>
+          <w:tab w:val="left" w:pos="6412"/>
+          <w:tab w:val="left" w:pos="7328"/>
+          <w:tab w:val="left" w:pos="8244"/>
+          <w:tab w:val="left" w:pos="9160"/>
+          <w:tab w:val="left" w:pos="10076"/>
+          <w:tab w:val="left" w:pos="10992"/>
+          <w:tab w:val="left" w:pos="11908"/>
+          <w:tab w:val="left" w:pos="12824"/>
+          <w:tab w:val="left" w:pos="13740"/>
+          <w:tab w:val="left" w:pos="14656"/>
+        </w:tabs>
+        <w:jc w:val="left"/>
+        <w:rPr>
+          <w:rFonts w:ascii="新宋体" w:eastAsia="新宋体" w:hAnsi="新宋体" w:cs="宋体" w:hint="eastAsia"/>
+          <w:color w:val="000000"/>
+          <w:kern w:val="0"/>
+          <w:sz w:val="18"/>
+          <w:szCs w:val="18"/>
+        </w:rPr>
+      </w:pPr>
+      <w:r>
+        <w:rPr>
+          <w:rFonts w:ascii="新宋体" w:eastAsia="新宋体" w:hAnsi="新宋体" w:cs="宋体"/>
+          <w:color w:val="000000"/>
+          <w:kern w:val="0"/>
+          <w:sz w:val="18"/>
+          <w:szCs w:val="18"/>
+        </w:rPr>
+        <w:tab/>
+      </w:r>
+      <w:r>
+        <w:rPr>
+          <w:rFonts w:ascii="新宋体" w:eastAsia="新宋体" w:hAnsi="新宋体" w:cs="宋体"/>
+          <w:color w:val="2B91AF"/>
+          <w:kern w:val="0"/>
+          <w:sz w:val="18"/>
+          <w:szCs w:val="18"/>
+        </w:rPr>
+        <w:t>XUINT</w:t>
+      </w:r>
+      <w:r>
+        <w:rPr>
+          <w:rFonts w:ascii="新宋体" w:eastAsia="新宋体" w:hAnsi="新宋体" w:cs="宋体"/>
+          <w:color w:val="000000"/>
+          <w:kern w:val="0"/>
+          <w:sz w:val="18"/>
+          <w:szCs w:val="18"/>
+        </w:rPr>
+        <w:t xml:space="preserve"> unPacketCrypt : 4;      </w:t>
+      </w:r>
+      <w:r>
+        <w:rPr>
+          <w:rFonts w:ascii="新宋体" w:eastAsia="新宋体" w:hAnsi="新宋体" w:cs="宋体"/>
+          <w:color w:val="008000"/>
+          <w:kern w:val="0"/>
+          <w:sz w:val="18"/>
+          <w:szCs w:val="18"/>
+        </w:rPr>
+        <w:t>//加密标志,0没有加密,其他值表示加密，加密类型自定义</w:t>
+      </w:r>
+    </w:p>
+    <w:p>
+      <w:pPr>
+        <w:widowControl/>
+        <w:tabs>
+          <w:tab w:val="left" w:pos="916"/>
+          <w:tab w:val="left" w:pos="1832"/>
+          <w:tab w:val="left" w:pos="2748"/>
+          <w:tab w:val="left" w:pos="3664"/>
+          <w:tab w:val="left" w:pos="4580"/>
+          <w:tab w:val="left" w:pos="5496"/>
+          <w:tab w:val="left" w:pos="6412"/>
+          <w:tab w:val="left" w:pos="7328"/>
+          <w:tab w:val="left" w:pos="8244"/>
+          <w:tab w:val="left" w:pos="9160"/>
+          <w:tab w:val="left" w:pos="10076"/>
+          <w:tab w:val="left" w:pos="10992"/>
+          <w:tab w:val="left" w:pos="11908"/>
+          <w:tab w:val="left" w:pos="12824"/>
+          <w:tab w:val="left" w:pos="13740"/>
+          <w:tab w:val="left" w:pos="14656"/>
+        </w:tabs>
+        <w:jc w:val="left"/>
+        <w:rPr>
+          <w:rFonts w:ascii="新宋体" w:eastAsia="新宋体" w:hAnsi="新宋体" w:cs="宋体" w:hint="eastAsia"/>
+          <w:color w:val="000000"/>
+          <w:kern w:val="0"/>
+          <w:sz w:val="18"/>
+          <w:szCs w:val="18"/>
+        </w:rPr>
+      </w:pPr>
+      <w:r>
+        <w:rPr>
+          <w:rFonts w:ascii="新宋体" w:eastAsia="新宋体" w:hAnsi="新宋体" w:cs="宋体"/>
+          <w:color w:val="000000"/>
+          <w:kern w:val="0"/>
+          <w:sz w:val="18"/>
+          <w:szCs w:val="18"/>
+        </w:rPr>
+        <w:tab/>
+      </w:r>
+      <w:r>
+        <w:rPr>
+          <w:rFonts w:ascii="新宋体" w:eastAsia="新宋体" w:hAnsi="新宋体" w:cs="宋体"/>
+          <w:color w:val="2B91AF"/>
+          <w:kern w:val="0"/>
+          <w:sz w:val="18"/>
+          <w:szCs w:val="18"/>
+        </w:rPr>
+        <w:t>XUINT</w:t>
+      </w:r>
+      <w:r>
+        <w:rPr>
+          <w:rFonts w:ascii="新宋体" w:eastAsia="新宋体" w:hAnsi="新宋体" w:cs="宋体"/>
+          <w:color w:val="000000"/>
+          <w:kern w:val="0"/>
+          <w:sz w:val="18"/>
+          <w:szCs w:val="18"/>
+        </w:rPr>
+        <w:t xml:space="preserve"> unPacketCount : 10;            </w:t>
+      </w:r>
+      <w:r>
+        <w:rPr>
+          <w:rFonts w:ascii="新宋体" w:eastAsia="新宋体" w:hAnsi="新宋体" w:cs="宋体"/>
+          <w:color w:val="008000"/>
+          <w:kern w:val="0"/>
+          <w:sz w:val="18"/>
+          <w:szCs w:val="18"/>
+        </w:rPr>
+        <w:t>//0不分包,&gt; 0 分包个数</w:t>
+      </w:r>
+    </w:p>
+    <w:p>
+      <w:pPr>
+        <w:widowControl/>
+        <w:tabs>
+          <w:tab w:val="left" w:pos="916"/>
+          <w:tab w:val="left" w:pos="1832"/>
+          <w:tab w:val="left" w:pos="2748"/>
+          <w:tab w:val="left" w:pos="3664"/>
+          <w:tab w:val="left" w:pos="4580"/>
+          <w:tab w:val="left" w:pos="5496"/>
+          <w:tab w:val="left" w:pos="6412"/>
+          <w:tab w:val="left" w:pos="7328"/>
+          <w:tab w:val="left" w:pos="8244"/>
+          <w:tab w:val="left" w:pos="9160"/>
+          <w:tab w:val="left" w:pos="10076"/>
+          <w:tab w:val="left" w:pos="10992"/>
+          <w:tab w:val="left" w:pos="11908"/>
+          <w:tab w:val="left" w:pos="12824"/>
+          <w:tab w:val="left" w:pos="13740"/>
+          <w:tab w:val="left" w:pos="14656"/>
+        </w:tabs>
+        <w:jc w:val="left"/>
+        <w:rPr>
+          <w:rFonts w:ascii="新宋体" w:eastAsia="新宋体" w:hAnsi="新宋体" w:cs="宋体" w:hint="eastAsia"/>
+          <w:color w:val="000000"/>
+          <w:kern w:val="0"/>
+          <w:sz w:val="18"/>
+          <w:szCs w:val="18"/>
+        </w:rPr>
+      </w:pPr>
+      <w:r>
+        <w:rPr>
+          <w:rFonts w:ascii="新宋体" w:eastAsia="新宋体" w:hAnsi="新宋体" w:cs="宋体"/>
+          <w:color w:val="000000"/>
+          <w:kern w:val="0"/>
+          <w:sz w:val="18"/>
+          <w:szCs w:val="18"/>
+        </w:rPr>
+        <w:tab/>
+      </w:r>
+      <w:r>
+        <w:rPr>
+          <w:rFonts w:ascii="新宋体" w:eastAsia="新宋体" w:hAnsi="新宋体" w:cs="宋体"/>
+          <w:color w:val="2B91AF"/>
+          <w:kern w:val="0"/>
+          <w:sz w:val="18"/>
+          <w:szCs w:val="18"/>
+        </w:rPr>
+        <w:t>XUINT</w:t>
+      </w:r>
+      <w:r>
+        <w:rPr>
+          <w:rFonts w:ascii="新宋体" w:eastAsia="新宋体" w:hAnsi="新宋体" w:cs="宋体"/>
+          <w:color w:val="000000"/>
+          <w:kern w:val="0"/>
+          <w:sz w:val="18"/>
+          <w:szCs w:val="18"/>
+        </w:rPr>
+        <w:t xml:space="preserve"> unPacketSerial : 8;            </w:t>
+      </w:r>
+      <w:r>
+        <w:rPr>
+          <w:rFonts w:ascii="新宋体" w:eastAsia="新宋体" w:hAnsi="新宋体" w:cs="宋体"/>
+          <w:color w:val="008000"/>
+          <w:kern w:val="0"/>
+          <w:sz w:val="18"/>
+          <w:szCs w:val="18"/>
+        </w:rPr>
+        <w:t>//包序列号,只有分包的时候这个值才有效，其他时候请填充0</w:t>
+      </w:r>
+    </w:p>
+    <w:p>
+      <w:pPr>
+        <w:widowControl/>
+        <w:tabs>
+          <w:tab w:val="left" w:pos="916"/>
+          <w:tab w:val="left" w:pos="1832"/>
+          <w:tab w:val="left" w:pos="2748"/>
+          <w:tab w:val="left" w:pos="3664"/>
+          <w:tab w:val="left" w:pos="4580"/>
+          <w:tab w:val="left" w:pos="5496"/>
+          <w:tab w:val="left" w:pos="6412"/>
+          <w:tab w:val="left" w:pos="7328"/>
+          <w:tab w:val="left" w:pos="8244"/>
+          <w:tab w:val="left" w:pos="9160"/>
+          <w:tab w:val="left" w:pos="10076"/>
+          <w:tab w:val="left" w:pos="10992"/>
+          <w:tab w:val="left" w:pos="11908"/>
+          <w:tab w:val="left" w:pos="12824"/>
+          <w:tab w:val="left" w:pos="13740"/>
+          <w:tab w:val="left" w:pos="14656"/>
+        </w:tabs>
+        <w:jc w:val="left"/>
+        <w:rPr>
+          <w:rFonts w:ascii="新宋体" w:eastAsia="新宋体" w:hAnsi="新宋体" w:cs="宋体" w:hint="eastAsia"/>
+          <w:color w:val="000000"/>
+          <w:kern w:val="0"/>
+          <w:sz w:val="18"/>
+          <w:szCs w:val="18"/>
+        </w:rPr>
+      </w:pPr>
+      <w:r>
+        <w:rPr>
+          <w:rFonts w:ascii="新宋体" w:eastAsia="新宋体" w:hAnsi="新宋体" w:cs="宋体"/>
+          <w:color w:val="000000"/>
+          <w:kern w:val="0"/>
+          <w:sz w:val="18"/>
+          <w:szCs w:val="18"/>
+        </w:rPr>
+        <w:tab/>
+      </w:r>
+      <w:r>
+        <w:rPr>
+          <w:rFonts w:ascii="新宋体" w:eastAsia="新宋体" w:hAnsi="新宋体" w:cs="宋体"/>
+          <w:color w:val="2B91AF"/>
+          <w:kern w:val="0"/>
+          <w:sz w:val="18"/>
+          <w:szCs w:val="18"/>
+        </w:rPr>
+        <w:t>XUINT</w:t>
+      </w:r>
+      <w:r>
+        <w:rPr>
+          <w:rFonts w:ascii="新宋体" w:eastAsia="新宋体" w:hAnsi="新宋体" w:cs="宋体"/>
+          <w:color w:val="000000"/>
+          <w:kern w:val="0"/>
+          <w:sz w:val="18"/>
+          <w:szCs w:val="18"/>
+        </w:rPr>
+        <w:t xml:space="preserve"> unPacketSize : 10;     </w:t>
+      </w:r>
+      <w:r>
+        <w:rPr>
+          <w:rFonts w:ascii="新宋体" w:eastAsia="新宋体" w:hAnsi="新宋体" w:cs="宋体" w:hint="eastAsia"/>
+          <w:color w:val="000000"/>
+          <w:kern w:val="0"/>
+          <w:sz w:val="18"/>
+          <w:szCs w:val="18"/>
+        </w:rPr>
+        <w:t xml:space="preserve"> </w:t>
+      </w:r>
+      <w:r>
+        <w:rPr>
+          <w:rFonts w:ascii="新宋体" w:eastAsia="新宋体" w:hAnsi="新宋体" w:cs="宋体"/>
+          <w:color w:val="008000"/>
+          <w:kern w:val="0"/>
+          <w:sz w:val="18"/>
+          <w:szCs w:val="18"/>
+        </w:rPr>
+        <w:t>//数据包大小，后续包的大小，不包括协议头和协议尾</w:t>
+      </w:r>
+    </w:p>
+    <w:p>
+      <w:pPr>
+        <w:widowControl/>
+        <w:tabs>
+          <w:tab w:val="left" w:pos="916"/>
+          <w:tab w:val="left" w:pos="1832"/>
+          <w:tab w:val="left" w:pos="2748"/>
+          <w:tab w:val="left" w:pos="3664"/>
+          <w:tab w:val="left" w:pos="4580"/>
+          <w:tab w:val="left" w:pos="5496"/>
+          <w:tab w:val="left" w:pos="6412"/>
+          <w:tab w:val="left" w:pos="7328"/>
+          <w:tab w:val="left" w:pos="8244"/>
+          <w:tab w:val="left" w:pos="9160"/>
+          <w:tab w:val="left" w:pos="10076"/>
+          <w:tab w:val="left" w:pos="10992"/>
+          <w:tab w:val="left" w:pos="11908"/>
+          <w:tab w:val="left" w:pos="12824"/>
+          <w:tab w:val="left" w:pos="13740"/>
+          <w:tab w:val="left" w:pos="14656"/>
+        </w:tabs>
+        <w:jc w:val="left"/>
+        <w:rPr>
+          <w:rFonts w:ascii="新宋体" w:eastAsia="新宋体" w:hAnsi="新宋体" w:cs="宋体" w:hint="eastAsia"/>
+          <w:color w:val="000000"/>
+          <w:kern w:val="0"/>
+          <w:sz w:val="18"/>
+          <w:szCs w:val="18"/>
+        </w:rPr>
+      </w:pPr>
+      <w:r>
+        <w:rPr>
+          <w:rFonts w:ascii="新宋体" w:eastAsia="新宋体" w:hAnsi="新宋体" w:cs="宋体"/>
+          <w:color w:val="000000"/>
+          <w:kern w:val="0"/>
+          <w:sz w:val="18"/>
+          <w:szCs w:val="18"/>
+        </w:rPr>
+        <w:tab/>
+      </w:r>
+      <w:r>
+        <w:rPr>
+          <w:rFonts w:ascii="新宋体" w:eastAsia="新宋体" w:hAnsi="新宋体" w:cs="宋体"/>
+          <w:color w:val="2B91AF"/>
+          <w:kern w:val="0"/>
+          <w:sz w:val="18"/>
+          <w:szCs w:val="18"/>
+        </w:rPr>
+        <w:t>XBYTE</w:t>
+      </w:r>
+      <w:r>
+        <w:rPr>
+          <w:rFonts w:ascii="新宋体" w:eastAsia="新宋体" w:hAnsi="新宋体" w:cs="宋体"/>
+          <w:color w:val="000000"/>
+          <w:kern w:val="0"/>
+          <w:sz w:val="18"/>
+          <w:szCs w:val="18"/>
+        </w:rPr>
+        <w:t xml:space="preserve"> byReserve;                     </w:t>
+      </w:r>
+      <w:r>
+        <w:rPr>
+          <w:rFonts w:ascii="新宋体" w:eastAsia="新宋体" w:hAnsi="新宋体" w:cs="宋体"/>
+          <w:color w:val="008000"/>
+          <w:kern w:val="0"/>
+          <w:sz w:val="18"/>
+          <w:szCs w:val="18"/>
+        </w:rPr>
+        <w:t>//自定义数据位或者保留</w:t>
+      </w:r>
+    </w:p>
+    <w:p>
+      <w:pPr>
+        <w:widowControl/>
+        <w:tabs>
+          <w:tab w:val="left" w:pos="916"/>
+          <w:tab w:val="left" w:pos="1832"/>
+          <w:tab w:val="left" w:pos="2748"/>
+          <w:tab w:val="left" w:pos="3664"/>
+          <w:tab w:val="left" w:pos="4580"/>
+          <w:tab w:val="left" w:pos="5496"/>
+          <w:tab w:val="left" w:pos="6412"/>
+          <w:tab w:val="left" w:pos="7328"/>
+          <w:tab w:val="left" w:pos="8244"/>
+          <w:tab w:val="left" w:pos="9160"/>
+          <w:tab w:val="left" w:pos="10076"/>
+          <w:tab w:val="left" w:pos="10992"/>
+          <w:tab w:val="left" w:pos="11908"/>
+          <w:tab w:val="left" w:pos="12824"/>
+          <w:tab w:val="left" w:pos="13740"/>
+          <w:tab w:val="left" w:pos="14656"/>
+        </w:tabs>
+        <w:jc w:val="left"/>
+        <w:rPr>
+          <w:rFonts w:ascii="新宋体" w:eastAsia="新宋体" w:hAnsi="新宋体" w:cs="宋体" w:hint="eastAsia"/>
+          <w:color w:val="000000"/>
+          <w:kern w:val="0"/>
+          <w:sz w:val="18"/>
+          <w:szCs w:val="18"/>
+        </w:rPr>
+      </w:pPr>
+      <w:r>
+        <w:rPr>
+          <w:rFonts w:ascii="新宋体" w:eastAsia="新宋体" w:hAnsi="新宋体" w:cs="宋体"/>
+          <w:color w:val="000000"/>
+          <w:kern w:val="0"/>
+          <w:sz w:val="18"/>
+          <w:szCs w:val="18"/>
+        </w:rPr>
+        <w:tab/>
+      </w:r>
+      <w:r>
+        <w:rPr>
+          <w:rFonts w:ascii="新宋体" w:eastAsia="新宋体" w:hAnsi="新宋体" w:cs="宋体"/>
+          <w:color w:val="2B91AF"/>
+          <w:kern w:val="0"/>
+          <w:sz w:val="18"/>
+          <w:szCs w:val="18"/>
+        </w:rPr>
+        <w:t>XBYTE</w:t>
+      </w:r>
+      <w:r>
+        <w:rPr>
+          <w:rFonts w:ascii="新宋体" w:eastAsia="新宋体" w:hAnsi="新宋体" w:cs="宋体"/>
+          <w:color w:val="000000"/>
+          <w:kern w:val="0"/>
+          <w:sz w:val="18"/>
+          <w:szCs w:val="18"/>
+        </w:rPr>
+        <w:t xml:space="preserve"> byIsReply;                     </w:t>
+      </w:r>
+      <w:r>
+        <w:rPr>
+          <w:rFonts w:ascii="新宋体" w:eastAsia="新宋体" w:hAnsi="新宋体" w:cs="宋体"/>
+          <w:color w:val="008000"/>
+          <w:kern w:val="0"/>
+          <w:sz w:val="18"/>
+          <w:szCs w:val="18"/>
+        </w:rPr>
+        <w:t>//是否需要回复包 0 否，1是</w:t>
+      </w:r>
+    </w:p>
+    <w:p>
+      <w:pPr>
+        <w:widowControl/>
+        <w:tabs>
+          <w:tab w:val="left" w:pos="916"/>
+          <w:tab w:val="left" w:pos="1832"/>
+          <w:tab w:val="left" w:pos="2748"/>
+          <w:tab w:val="left" w:pos="3664"/>
+          <w:tab w:val="left" w:pos="4580"/>
+          <w:tab w:val="left" w:pos="5496"/>
+          <w:tab w:val="left" w:pos="6412"/>
+          <w:tab w:val="left" w:pos="7328"/>
+          <w:tab w:val="left" w:pos="8244"/>
+          <w:tab w:val="left" w:pos="9160"/>
+          <w:tab w:val="left" w:pos="10076"/>
+          <w:tab w:val="left" w:pos="10992"/>
+          <w:tab w:val="left" w:pos="11908"/>
+          <w:tab w:val="left" w:pos="12824"/>
+          <w:tab w:val="left" w:pos="13740"/>
+          <w:tab w:val="left" w:pos="14656"/>
+        </w:tabs>
+        <w:jc w:val="left"/>
+        <w:rPr>
+          <w:rFonts w:ascii="新宋体" w:eastAsia="新宋体" w:hAnsi="新宋体" w:cs="宋体" w:hint="eastAsia"/>
+          <w:color w:val="000000"/>
+          <w:kern w:val="0"/>
+          <w:sz w:val="18"/>
+          <w:szCs w:val="18"/>
+        </w:rPr>
+      </w:pPr>
+      <w:r>
+        <w:rPr>
+          <w:rFonts w:ascii="新宋体" w:eastAsia="新宋体" w:hAnsi="新宋体" w:cs="宋体"/>
+          <w:color w:val="000000"/>
+          <w:kern w:val="0"/>
+          <w:sz w:val="18"/>
+          <w:szCs w:val="18"/>
+        </w:rPr>
+        <w:t>}</w:t>
+      </w:r>
+      <w:r>
+        <w:rPr>
+          <w:rFonts w:ascii="新宋体" w:eastAsia="新宋体" w:hAnsi="新宋体" w:cs="宋体"/>
+          <w:color w:val="2B91AF"/>
+          <w:kern w:val="0"/>
+          <w:sz w:val="18"/>
+          <w:szCs w:val="18"/>
+        </w:rPr>
+        <w:t>XENGINE_PROTOCOLHDREX</w:t>
+      </w:r>
+      <w:r>
+        <w:rPr>
+          <w:rFonts w:ascii="新宋体" w:eastAsia="新宋体" w:hAnsi="新宋体" w:cs="宋体"/>
+          <w:color w:val="000000"/>
+          <w:kern w:val="0"/>
+          <w:sz w:val="18"/>
+          <w:szCs w:val="18"/>
+        </w:rPr>
+        <w:t xml:space="preserve">, * </w:t>
+      </w:r>
+      <w:r>
+        <w:rPr>
+          <w:rFonts w:ascii="新宋体" w:eastAsia="新宋体" w:hAnsi="新宋体" w:cs="宋体"/>
+          <w:color w:val="2B91AF"/>
+          <w:kern w:val="0"/>
+          <w:sz w:val="18"/>
+          <w:szCs w:val="18"/>
+        </w:rPr>
+        <w:t>LPXENGINE_PROTOCOLHDREX</w:t>
+      </w:r>
+      <w:r>
+        <w:rPr>
+          <w:rFonts w:ascii="新宋体" w:eastAsia="新宋体" w:hAnsi="新宋体" w:cs="宋体"/>
+          <w:color w:val="000000"/>
+          <w:kern w:val="0"/>
+          <w:sz w:val="18"/>
+          <w:szCs w:val="18"/>
+        </w:rPr>
+        <w:t>;</w:t>
+      </w:r>
+    </w:p>
+    <w:p>
+      <w:pPr>
+        <w:rPr>
+          <w:rFonts w:ascii="新宋体" w:hAnsi="新宋体" w:hint="eastAsia"/>
+          <w:color w:val="000000"/>
+        </w:rPr>
+      </w:pPr>
       <w:r>
         <w:rPr>
           <w:rFonts w:hint="eastAsia"/>
@@ -7891,7 +9041,7 @@
         <w:rPr>
           <w:rFonts w:hint="eastAsia"/>
         </w:rPr>
-        <w:t>扩展协议头</w:t>
+        <w:t>扩展协议头需要协议尾</w:t>
       </w:r>
       <w:r>
         <w:rPr>
@@ -7903,31 +9053,7 @@
         <w:rPr>
           <w:rFonts w:hint="eastAsia"/>
         </w:rPr>
-        <w:t>扩展协议头适用于</w:t>
-      </w:r>
-      <w:r>
-        <w:rPr>
-          <w:rFonts w:hint="eastAsia"/>
-        </w:rPr>
-        <w:t>TCP,UDP,</w:t>
-      </w:r>
-      <w:r>
-        <w:rPr>
-          <w:rFonts w:hint="eastAsia"/>
-        </w:rPr>
-        <w:t>扩展字段功能更完善</w:t>
-      </w:r>
-      <w:r>
-        <w:rPr>
-          <w:rFonts w:hint="eastAsia"/>
-        </w:rPr>
-        <w:t>,</w:t>
-      </w:r>
-      <w:r>
-        <w:rPr>
-          <w:rFonts w:hint="eastAsia"/>
-        </w:rPr>
-        <w:t>更适用于对通信要求严格的服务</w:t>
+        <w:t>协议的尾部需要加到数据的末尾一起发送</w:t>
       </w:r>
       <w:r>
         <w:rPr>
@@ -7939,13 +9065,43 @@
         <w:rPr>
           <w:rFonts w:hint="eastAsia"/>
         </w:rPr>
-        <w:t>请注意字段的占位标识符</w:t>
-      </w:r>
-      <w:r>
-        <w:rPr>
-          <w:rFonts w:hint="eastAsia"/>
-        </w:rPr>
-        <w:t>.</w:t>
+        <w:t>格式是</w:t>
+      </w:r>
+      <w:r>
+        <w:rPr>
+          <w:rFonts w:hint="eastAsia"/>
+        </w:rPr>
+        <w:t>:</w:t>
+      </w:r>
+      <w:r>
+        <w:rPr>
+          <w:rFonts w:hint="eastAsia"/>
+        </w:rPr>
+        <w:t>协议头</w:t>
+      </w:r>
+      <w:r>
+        <w:rPr>
+          <w:rFonts w:hint="eastAsia"/>
+        </w:rPr>
+        <w:t>+</w:t>
+      </w:r>
+      <w:r>
+        <w:rPr>
+          <w:rFonts w:hint="eastAsia"/>
+        </w:rPr>
+        <w:t>数据</w:t>
+      </w:r>
+      <w:r>
+        <w:rPr>
+          <w:rFonts w:hint="eastAsia"/>
+        </w:rPr>
+        <w:t>+</w:t>
+      </w:r>
+      <w:r>
+        <w:rPr>
+          <w:rFonts w:hint="eastAsia"/>
+        </w:rPr>
+        <w:t>协议尾</w:t>
       </w:r>
     </w:p>
     <w:p>
@@ -7995,7 +9151,7 @@
           <w:color w:val="0000FF"/>
           <w:sz w:val="19"/>
         </w:rPr>
-        <w:t>tag_XEngine_ProtocolHdrEx</w:t>
+        <w:t>tag_XEngine_ProtocolTailEx</w:t>
       </w:r>
     </w:p>
     <w:p>
@@ -8056,15 +9212,15 @@
           <w:color w:val="000080"/>
           <w:sz w:val="19"/>
         </w:rPr>
-        <w:t>wHeader</w:t>
-      </w:r>
-      <w:r>
-        <w:rPr>
-          <w:rFonts w:ascii="新宋体" w:eastAsia="新宋体" w:hAnsi="新宋体" w:hint="eastAsia"/>
-          <w:color w:val="000000"/>
-          <w:sz w:val="19"/>
-        </w:rPr>
-        <w:t xml:space="preserve"> : 8;                            </w:t>
+        <w:t>wCheckSum</w:t>
+      </w:r>
+      <w:r>
+        <w:rPr>
+          <w:rFonts w:ascii="新宋体" w:eastAsia="新宋体" w:hAnsi="新宋体" w:hint="eastAsia"/>
+          <w:color w:val="000000"/>
+          <w:sz w:val="19"/>
+        </w:rPr>
+        <w:t xml:space="preserve"> : 8;                           </w:t>
       </w:r>
       <w:r>
         <w:rPr>
@@ -8072,7 +9228,7 @@
           <w:color w:val="008000"/>
           <w:sz w:val="19"/>
         </w:rPr>
-        <w:t>//协议头头部 固定的赋值</w:t>
+        <w:t>//数据校验码,数据区校验</w:t>
       </w:r>
     </w:p>
     <w:p>
@@ -8080,17 +9236,16 @@
         <w:jc w:val="left"/>
         <w:rPr>
           <w:rFonts w:ascii="新宋体" w:eastAsia="新宋体" w:hAnsi="新宋体" w:hint="eastAsia"/>
-          <w:color w:val="008000"/>
-          <w:sz w:val="19"/>
-        </w:rPr>
-      </w:pPr>
-      <w:r>
-        <w:rPr>
-          <w:rFonts w:ascii="新宋体" w:eastAsia="新宋体" w:hAnsi="新宋体" w:hint="eastAsia"/>
-          <w:color w:val="000000"/>
-          <w:sz w:val="19"/>
-        </w:rPr>
-        <w:lastRenderedPageBreak/>
+          <w:color w:val="000000"/>
+          <w:sz w:val="19"/>
+        </w:rPr>
+      </w:pPr>
+      <w:r>
+        <w:rPr>
+          <w:rFonts w:ascii="新宋体" w:eastAsia="新宋体" w:hAnsi="新宋体" w:hint="eastAsia"/>
+          <w:color w:val="000000"/>
+          <w:sz w:val="19"/>
+        </w:rPr>
         <w:tab/>
       </w:r>
       <w:r>
@@ -8116,15 +9271,15 @@
           <w:color w:val="000080"/>
           <w:sz w:val="19"/>
         </w:rPr>
-        <w:t>wVersion</w:t>
-      </w:r>
-      <w:r>
-        <w:rPr>
-          <w:rFonts w:ascii="新宋体" w:eastAsia="新宋体" w:hAnsi="新宋体" w:hint="eastAsia"/>
-          <w:color w:val="000000"/>
-          <w:sz w:val="19"/>
-        </w:rPr>
-        <w:t xml:space="preserve"> : 4;                           </w:t>
+        <w:t>wTail</w:t>
+      </w:r>
+      <w:r>
+        <w:rPr>
+          <w:rFonts w:ascii="新宋体" w:eastAsia="新宋体" w:hAnsi="新宋体" w:hint="eastAsia"/>
+          <w:color w:val="000000"/>
+          <w:sz w:val="19"/>
+        </w:rPr>
+        <w:t xml:space="preserve"> : 8;                               </w:t>
       </w:r>
       <w:r>
         <w:rPr>
@@ -8132,727 +9287,412 @@
           <w:color w:val="008000"/>
           <w:sz w:val="19"/>
         </w:rPr>
-        <w:t>//协议头版本号标志</w:t>
-      </w:r>
-    </w:p>
-    <w:p>
-      <w:pPr>
-        <w:jc w:val="left"/>
-        <w:rPr>
-          <w:rFonts w:ascii="新宋体" w:eastAsia="新宋体" w:hAnsi="新宋体" w:hint="eastAsia"/>
-          <w:color w:val="008000"/>
-          <w:sz w:val="19"/>
-        </w:rPr>
-      </w:pPr>
-      <w:r>
-        <w:rPr>
-          <w:rFonts w:ascii="新宋体" w:eastAsia="新宋体" w:hAnsi="新宋体" w:hint="eastAsia"/>
-          <w:color w:val="000000"/>
-          <w:sz w:val="19"/>
-        </w:rPr>
-        <w:tab/>
-      </w:r>
-      <w:r>
-        <w:rPr>
-          <w:rFonts w:ascii="新宋体" w:eastAsia="新宋体" w:hAnsi="新宋体" w:hint="eastAsia"/>
-          <w:i/>
+        <w:t>//协议头尾部 固定的赋值</w:t>
+      </w:r>
+    </w:p>
+    <w:p>
+      <w:pPr>
+        <w:rPr>
+          <w:rFonts w:ascii="新宋体" w:eastAsia="新宋体" w:hAnsi="新宋体" w:hint="eastAsia"/>
+          <w:color w:val="000000"/>
+          <w:sz w:val="19"/>
+        </w:rPr>
+      </w:pPr>
+      <w:r>
+        <w:rPr>
+          <w:rFonts w:ascii="新宋体" w:eastAsia="新宋体" w:hAnsi="新宋体" w:hint="eastAsia"/>
+          <w:color w:val="000000"/>
+          <w:sz w:val="19"/>
+        </w:rPr>
+        <w:t>}</w:t>
+      </w:r>
+      <w:r>
+        <w:rPr>
+          <w:rFonts w:ascii="新宋体" w:eastAsia="新宋体" w:hAnsi="新宋体" w:hint="eastAsia"/>
           <w:color w:val="0000FF"/>
           <w:sz w:val="19"/>
         </w:rPr>
-        <w:t>XSHOT</w:t>
-      </w:r>
-      <w:r>
-        <w:rPr>
-          <w:rFonts w:ascii="新宋体" w:eastAsia="新宋体" w:hAnsi="新宋体" w:hint="eastAsia"/>
-          <w:color w:val="000000"/>
-          <w:sz w:val="19"/>
+        <w:t>XENGINE_PROTOCOLTAILEX</w:t>
+      </w:r>
+      <w:r>
+        <w:rPr>
+          <w:rFonts w:ascii="新宋体" w:eastAsia="新宋体" w:hAnsi="新宋体" w:hint="eastAsia"/>
+          <w:color w:val="000000"/>
+          <w:sz w:val="19"/>
+        </w:rPr>
+        <w:t>, *</w:t>
+      </w:r>
+      <w:r>
+        <w:rPr>
+          <w:rFonts w:ascii="新宋体" w:eastAsia="新宋体" w:hAnsi="新宋体" w:hint="eastAsia"/>
+          <w:color w:val="0000FF"/>
+          <w:sz w:val="19"/>
+        </w:rPr>
+        <w:t>LPXENGINE_PROTOCOLTAILEX</w:t>
+      </w:r>
+      <w:r>
+        <w:rPr>
+          <w:rFonts w:ascii="新宋体" w:eastAsia="新宋体" w:hAnsi="新宋体" w:hint="eastAsia"/>
+          <w:color w:val="000000"/>
+          <w:sz w:val="19"/>
+        </w:rPr>
+        <w:t>;</w:t>
+      </w:r>
+    </w:p>
+    <w:p>
+      <w:pPr>
+        <w:pStyle w:val="2"/>
+      </w:pPr>
+      <w:bookmarkStart w:id="12" w:name="_Toc231983505"/>
+      <w:r>
+        <w:rPr>
+          <w:rFonts w:hint="eastAsia"/>
+        </w:rPr>
+        <w:t xml:space="preserve">1.3 </w:t>
+      </w:r>
+      <w:r>
+        <w:rPr>
+          <w:rFonts w:hint="eastAsia"/>
+        </w:rPr>
+        <w:t>协议头字段</w:t>
+      </w:r>
+      <w:bookmarkEnd w:id="12"/>
+    </w:p>
+    <w:p>
+      <w:pPr>
+        <w:pStyle w:val="3"/>
+      </w:pPr>
+      <w:bookmarkStart w:id="13" w:name="_Toc231983506"/>
+      <w:r>
+        <w:rPr>
+          <w:rFonts w:hint="eastAsia"/>
+        </w:rPr>
+        <w:t xml:space="preserve">1.3.1 </w:t>
+      </w:r>
+      <w:r>
+        <w:rPr>
+          <w:rFonts w:hint="eastAsia"/>
+        </w:rPr>
+        <w:t>普通协议头字段</w:t>
+      </w:r>
+      <w:bookmarkEnd w:id="13"/>
+    </w:p>
+    <w:p>
+      <w:pPr>
+        <w:pStyle w:val="a"/>
+      </w:pPr>
+      <w:r>
+        <w:rPr>
+          <w:rFonts w:hint="eastAsia"/>
+          <w:highlight w:val="white"/>
+        </w:rPr>
+        <w:t>w</w:t>
+      </w:r>
+      <w:r>
+        <w:rPr>
+          <w:highlight w:val="white"/>
+        </w:rPr>
+        <w:t>Header</w:t>
+      </w:r>
+      <w:r>
+        <w:rPr>
+          <w:rFonts w:hint="eastAsia"/>
+          <w:highlight w:val="white"/>
+        </w:rPr>
+        <w:t>:</w:t>
+      </w:r>
+      <w:r>
+        <w:rPr>
+          <w:rFonts w:hint="eastAsia"/>
+          <w:highlight w:val="white"/>
+        </w:rPr>
+        <w:t>协议头的包头字段</w:t>
+      </w:r>
+      <w:r>
+        <w:rPr>
+          <w:rFonts w:hint="eastAsia"/>
+          <w:highlight w:val="white"/>
+        </w:rPr>
+        <w:t>,</w:t>
+      </w:r>
+      <w:r>
+        <w:rPr>
+          <w:rFonts w:hint="eastAsia"/>
+          <w:highlight w:val="white"/>
+        </w:rPr>
+        <w:t>两个字节</w:t>
+      </w:r>
+      <w:r>
+        <w:rPr>
+          <w:rFonts w:hint="eastAsia"/>
+          <w:highlight w:val="white"/>
+        </w:rPr>
+        <w:t>(</w:t>
+      </w:r>
+      <w:r>
+        <w:t>unsigned short</w:t>
+      </w:r>
+      <w:r>
+        <w:rPr>
+          <w:rFonts w:hint="eastAsia"/>
+          <w:highlight w:val="white"/>
+        </w:rPr>
+        <w:t>类型</w:t>
+      </w:r>
+      <w:r>
+        <w:rPr>
+          <w:rFonts w:hint="eastAsia"/>
+          <w:highlight w:val="white"/>
+        </w:rPr>
+        <w:t>),</w:t>
+      </w:r>
+      <w:r>
+        <w:rPr>
+          <w:rFonts w:hint="eastAsia"/>
+          <w:highlight w:val="white"/>
+        </w:rPr>
+        <w:t>采用固定填充</w:t>
+      </w:r>
+      <w:r>
+        <w:rPr>
+          <w:rFonts w:hAnsi="新宋体" w:hint="eastAsia"/>
+          <w:color w:val="A000A0"/>
+        </w:rPr>
+        <w:t>XENGIEN_COMMUNICATION_PACKET_PROTOCOL_HEADER</w:t>
+      </w:r>
+      <w:r>
+        <w:rPr>
+          <w:rFonts w:cs="新宋体"/>
+          <w:color w:val="A000A0"/>
+          <w:kern w:val="0"/>
+          <w:szCs w:val="19"/>
+        </w:rPr>
+        <w:t>(</w:t>
+      </w:r>
+      <w:r>
+        <w:rPr>
+          <w:rFonts w:cs="新宋体"/>
+          <w:color w:val="000000"/>
+          <w:kern w:val="0"/>
+          <w:szCs w:val="19"/>
+          <w:highlight w:val="white"/>
+        </w:rPr>
+        <w:t>0x11</w:t>
+      </w:r>
+      <w:r>
+        <w:rPr>
+          <w:rFonts w:cs="新宋体"/>
+          <w:color w:val="A000A0"/>
+          <w:kern w:val="0"/>
+          <w:szCs w:val="19"/>
+        </w:rPr>
+        <w:t>)</w:t>
+      </w:r>
+    </w:p>
+    <w:p>
+      <w:pPr>
+        <w:pStyle w:val="a"/>
+      </w:pPr>
+      <w:r>
+        <w:rPr>
+          <w:rFonts w:hint="eastAsia"/>
+        </w:rPr>
+        <w:t>xhToken:</w:t>
+      </w:r>
+      <w:r>
+        <w:t>8</w:t>
+      </w:r>
+      <w:r>
+        <w:rPr>
+          <w:rFonts w:hint="eastAsia"/>
+        </w:rPr>
+        <w:t>个字节</w:t>
+      </w:r>
+      <w:r>
+        <w:rPr>
+          <w:rFonts w:hint="eastAsia"/>
+        </w:rPr>
+        <w:t>(</w:t>
+      </w:r>
+      <w:r>
+        <w:rPr>
+          <w:rFonts w:ascii="新宋体" w:eastAsia="新宋体" w:cs="新宋体"/>
+          <w:color w:val="0000FF"/>
+          <w:kern w:val="0"/>
+          <w:sz w:val="19"/>
+          <w:szCs w:val="19"/>
+          <w:highlight w:val="white"/>
+        </w:rPr>
+        <w:t>unsigned</w:t>
+      </w:r>
+      <w:r>
+        <w:rPr>
+          <w:rFonts w:ascii="新宋体" w:eastAsia="新宋体" w:cs="新宋体"/>
+          <w:color w:val="000000"/>
+          <w:kern w:val="0"/>
+          <w:sz w:val="19"/>
+          <w:szCs w:val="19"/>
+          <w:highlight w:val="white"/>
         </w:rPr>
         <w:t xml:space="preserve"> </w:t>
       </w:r>
       <w:r>
         <w:rPr>
-          <w:rFonts w:ascii="新宋体" w:eastAsia="新宋体" w:hAnsi="新宋体" w:hint="eastAsia"/>
-          <w:color w:val="000080"/>
-          <w:sz w:val="19"/>
-        </w:rPr>
-        <w:t>wPayload</w:t>
-      </w:r>
-      <w:r>
-        <w:rPr>
-          <w:rFonts w:ascii="新宋体" w:eastAsia="新宋体" w:hAnsi="新宋体" w:hint="eastAsia"/>
-          <w:color w:val="000000"/>
-          <w:sz w:val="19"/>
-        </w:rPr>
-        <w:t xml:space="preserve"> : 4;                           </w:t>
-      </w:r>
-      <w:r>
-        <w:rPr>
-          <w:rFonts w:ascii="新宋体" w:eastAsia="新宋体" w:hAnsi="新宋体" w:hint="eastAsia"/>
-          <w:color w:val="008000"/>
-          <w:sz w:val="19"/>
-        </w:rPr>
-        <w:t>//后续数据包负载类型</w:t>
-      </w:r>
-    </w:p>
-    <w:p>
-      <w:pPr>
-        <w:jc w:val="left"/>
-        <w:rPr>
-          <w:rFonts w:ascii="新宋体" w:eastAsia="新宋体" w:hAnsi="新宋体" w:hint="eastAsia"/>
-          <w:color w:val="008000"/>
-          <w:sz w:val="19"/>
-        </w:rPr>
-      </w:pPr>
-      <w:r>
-        <w:rPr>
-          <w:rFonts w:ascii="新宋体" w:eastAsia="新宋体" w:hAnsi="新宋体" w:hint="eastAsia"/>
-          <w:color w:val="000000"/>
-          <w:sz w:val="19"/>
-        </w:rPr>
-        <w:tab/>
-      </w:r>
-      <w:r>
-        <w:rPr>
-          <w:rFonts w:ascii="新宋体" w:eastAsia="新宋体" w:hAnsi="新宋体" w:hint="eastAsia"/>
+          <w:rFonts w:ascii="新宋体" w:eastAsia="新宋体" w:cs="新宋体"/>
           <w:color w:val="0000FF"/>
-          <w:sz w:val="19"/>
-        </w:rPr>
-        <w:t>XNETHANDLE</w:t>
-      </w:r>
-      <w:r>
-        <w:rPr>
-          <w:rFonts w:ascii="新宋体" w:eastAsia="新宋体" w:hAnsi="新宋体" w:hint="eastAsia"/>
-          <w:color w:val="000000"/>
-          <w:sz w:val="19"/>
+          <w:kern w:val="0"/>
+          <w:sz w:val="19"/>
+          <w:szCs w:val="19"/>
+          <w:highlight w:val="white"/>
+        </w:rPr>
+        <w:t>long</w:t>
+      </w:r>
+      <w:r>
+        <w:rPr>
+          <w:rFonts w:ascii="新宋体" w:eastAsia="新宋体" w:cs="新宋体"/>
+          <w:color w:val="000000"/>
+          <w:kern w:val="0"/>
+          <w:sz w:val="19"/>
+          <w:szCs w:val="19"/>
+          <w:highlight w:val="white"/>
         </w:rPr>
         <w:t xml:space="preserve"> </w:t>
       </w:r>
       <w:r>
         <w:rPr>
-          <w:rFonts w:ascii="新宋体" w:eastAsia="新宋体" w:hAnsi="新宋体" w:hint="eastAsia"/>
-          <w:color w:val="000080"/>
-          <w:sz w:val="19"/>
-        </w:rPr>
-        <w:t>xhToken</w:t>
-      </w:r>
-      <w:r>
-        <w:rPr>
-          <w:rFonts w:ascii="新宋体" w:eastAsia="新宋体" w:hAnsi="新宋体" w:hint="eastAsia"/>
-          <w:color w:val="000000"/>
-          <w:sz w:val="19"/>
-        </w:rPr>
-        <w:t xml:space="preserve">;                          </w:t>
-      </w:r>
-      <w:r>
-        <w:rPr>
-          <w:rFonts w:ascii="新宋体" w:eastAsia="新宋体" w:hAnsi="新宋体" w:hint="eastAsia"/>
-          <w:color w:val="008000"/>
-          <w:sz w:val="19"/>
-        </w:rPr>
-        <w:t>//唯一标识符</w:t>
-      </w:r>
-    </w:p>
-    <w:p>
-      <w:pPr>
-        <w:jc w:val="left"/>
-        <w:rPr>
-          <w:rFonts w:ascii="新宋体" w:eastAsia="新宋体" w:hAnsi="新宋体" w:hint="eastAsia"/>
-          <w:color w:val="008000"/>
-          <w:sz w:val="19"/>
-        </w:rPr>
-      </w:pPr>
-      <w:r>
-        <w:rPr>
-          <w:rFonts w:ascii="新宋体" w:eastAsia="新宋体" w:hAnsi="新宋体" w:hint="eastAsia"/>
-          <w:color w:val="000000"/>
-          <w:sz w:val="19"/>
-        </w:rPr>
-        <w:tab/>
-      </w:r>
-      <w:r>
-        <w:rPr>
-          <w:rFonts w:ascii="新宋体" w:eastAsia="新宋体" w:hAnsi="新宋体" w:hint="eastAsia"/>
+          <w:rFonts w:ascii="新宋体" w:eastAsia="新宋体" w:cs="新宋体"/>
           <w:color w:val="0000FF"/>
-          <w:sz w:val="19"/>
-        </w:rPr>
-        <w:t>XNETHANDLE</w:t>
-      </w:r>
-      <w:r>
-        <w:rPr>
-          <w:rFonts w:ascii="新宋体" w:eastAsia="新宋体" w:hAnsi="新宋体" w:hint="eastAsia"/>
-          <w:color w:val="000000"/>
-          <w:sz w:val="19"/>
-        </w:rPr>
-        <w:t xml:space="preserve"> </w:t>
-      </w:r>
-      <w:r>
-        <w:rPr>
-          <w:rFonts w:ascii="新宋体" w:eastAsia="新宋体" w:hAnsi="新宋体" w:hint="eastAsia"/>
-          <w:color w:val="000080"/>
-          <w:sz w:val="19"/>
-        </w:rPr>
-        <w:t>xhXTPTime</w:t>
-      </w:r>
-      <w:r>
-        <w:rPr>
-          <w:rFonts w:ascii="新宋体" w:eastAsia="新宋体" w:hAnsi="新宋体" w:hint="eastAsia"/>
-          <w:color w:val="000000"/>
-          <w:sz w:val="19"/>
-        </w:rPr>
-        <w:t xml:space="preserve">;                        </w:t>
-      </w:r>
-      <w:r>
-        <w:rPr>
-          <w:rFonts w:ascii="新宋体" w:eastAsia="新宋体" w:hAnsi="新宋体" w:hint="eastAsia"/>
-          <w:color w:val="008000"/>
-          <w:sz w:val="19"/>
-        </w:rPr>
-        <w:t>//时间戳</w:t>
-      </w:r>
-    </w:p>
-    <w:p>
-      <w:pPr>
-        <w:jc w:val="left"/>
-        <w:rPr>
-          <w:rFonts w:ascii="新宋体" w:eastAsia="新宋体" w:hAnsi="新宋体" w:hint="eastAsia"/>
-          <w:color w:val="000000"/>
-          <w:sz w:val="19"/>
-        </w:rPr>
-      </w:pPr>
-      <w:r>
-        <w:rPr>
-          <w:rFonts w:ascii="新宋体" w:eastAsia="新宋体" w:hAnsi="新宋体" w:hint="eastAsia"/>
-          <w:color w:val="000000"/>
-          <w:sz w:val="19"/>
-        </w:rPr>
-        <w:tab/>
-      </w:r>
-      <w:r>
-        <w:rPr>
-          <w:rFonts w:ascii="新宋体" w:eastAsia="新宋体" w:hAnsi="新宋体" w:hint="eastAsia"/>
-          <w:i/>
-          <w:color w:val="0000FF"/>
-          <w:sz w:val="19"/>
-        </w:rPr>
-        <w:t>XUINT</w:t>
-      </w:r>
-      <w:r>
-        <w:rPr>
-          <w:rFonts w:ascii="新宋体" w:eastAsia="新宋体" w:hAnsi="新宋体" w:hint="eastAsia"/>
-          <w:color w:val="000000"/>
-          <w:sz w:val="19"/>
-        </w:rPr>
-        <w:t xml:space="preserve"> </w:t>
-      </w:r>
-      <w:r>
-        <w:rPr>
-          <w:rFonts w:ascii="新宋体" w:eastAsia="新宋体" w:hAnsi="新宋体" w:hint="eastAsia"/>
-          <w:color w:val="000080"/>
-          <w:sz w:val="19"/>
+          <w:kern w:val="0"/>
+          <w:sz w:val="19"/>
+          <w:szCs w:val="19"/>
+          <w:highlight w:val="white"/>
+        </w:rPr>
+        <w:t>long</w:t>
+      </w:r>
+      <w:r>
+        <w:rPr>
+          <w:rFonts w:hint="eastAsia"/>
+        </w:rPr>
+        <w:t>)</w:t>
+      </w:r>
+      <w:r>
+        <w:t>,</w:t>
+      </w:r>
+      <w:r>
+        <w:rPr>
+          <w:rFonts w:hint="eastAsia"/>
+        </w:rPr>
+        <w:t>一般创建流或者文件传输的时候用到</w:t>
+      </w:r>
+    </w:p>
+    <w:p>
+      <w:pPr>
+        <w:pStyle w:val="a"/>
+      </w:pPr>
+      <w:r>
+        <w:rPr>
+          <w:highlight w:val="white"/>
         </w:rPr>
         <w:t>unOperatorType</w:t>
       </w:r>
       <w:r>
         <w:rPr>
-          <w:rFonts w:ascii="新宋体" w:eastAsia="新宋体" w:hAnsi="新宋体" w:hint="eastAsia"/>
-          <w:color w:val="000000"/>
-          <w:sz w:val="19"/>
-        </w:rPr>
-        <w:t xml:space="preserve"> : 16;                    </w:t>
-      </w:r>
-      <w:r>
-        <w:rPr>
-          <w:rFonts w:ascii="新宋体" w:eastAsia="新宋体" w:hAnsi="新宋体" w:hint="eastAsia"/>
-          <w:color w:val="008000"/>
-          <w:sz w:val="19"/>
-        </w:rPr>
-        <w:t>//操作类型</w:t>
-      </w:r>
-    </w:p>
-    <w:p>
-      <w:pPr>
-        <w:jc w:val="left"/>
-        <w:rPr>
-          <w:rFonts w:ascii="新宋体" w:eastAsia="新宋体" w:hAnsi="新宋体" w:hint="eastAsia"/>
-          <w:color w:val="000000"/>
-          <w:sz w:val="19"/>
-        </w:rPr>
-      </w:pPr>
-      <w:r>
-        <w:rPr>
-          <w:rFonts w:ascii="新宋体" w:eastAsia="新宋体" w:hAnsi="新宋体" w:hint="eastAsia"/>
-          <w:color w:val="000000"/>
-          <w:sz w:val="19"/>
-        </w:rPr>
-        <w:tab/>
-      </w:r>
-      <w:r>
-        <w:rPr>
-          <w:rFonts w:ascii="新宋体" w:eastAsia="新宋体" w:hAnsi="新宋体" w:hint="eastAsia"/>
-          <w:i/>
-          <w:color w:val="0000FF"/>
-          <w:sz w:val="19"/>
-        </w:rPr>
-        <w:t>XUINT</w:t>
-      </w:r>
-      <w:r>
-        <w:rPr>
-          <w:rFonts w:ascii="新宋体" w:eastAsia="新宋体" w:hAnsi="新宋体" w:hint="eastAsia"/>
-          <w:color w:val="000000"/>
-          <w:sz w:val="19"/>
-        </w:rPr>
-        <w:t xml:space="preserve"> </w:t>
-      </w:r>
-      <w:r>
-        <w:rPr>
-          <w:rFonts w:ascii="新宋体" w:eastAsia="新宋体" w:hAnsi="新宋体" w:hint="eastAsia"/>
-          <w:color w:val="000080"/>
-          <w:sz w:val="19"/>
+          <w:rFonts w:hint="eastAsia"/>
+          <w:highlight w:val="white"/>
+        </w:rPr>
+        <w:t>:</w:t>
+      </w:r>
+      <w:r>
+        <w:rPr>
+          <w:rFonts w:hint="eastAsia"/>
+          <w:highlight w:val="white"/>
+        </w:rPr>
+        <w:t>操作类型</w:t>
+      </w:r>
+      <w:r>
+        <w:rPr>
+          <w:rFonts w:hint="eastAsia"/>
+          <w:highlight w:val="white"/>
+        </w:rPr>
+        <w:t>,</w:t>
+      </w:r>
+      <w:r>
+        <w:t>4</w:t>
+      </w:r>
+      <w:r>
+        <w:rPr>
+          <w:rFonts w:hint="eastAsia"/>
+          <w:highlight w:val="white"/>
+        </w:rPr>
+        <w:t>个字节</w:t>
+      </w:r>
+      <w:r>
+        <w:rPr>
+          <w:rFonts w:hint="eastAsia"/>
+          <w:highlight w:val="white"/>
+        </w:rPr>
+        <w:t>(</w:t>
+      </w:r>
+      <w:r>
+        <w:t>unsigned int</w:t>
+      </w:r>
+      <w:r>
+        <w:rPr>
+          <w:rFonts w:hint="eastAsia"/>
+          <w:highlight w:val="white"/>
+        </w:rPr>
+        <w:t>),</w:t>
+      </w:r>
+      <w:r>
+        <w:rPr>
+          <w:rFonts w:hint="eastAsia"/>
+          <w:highlight w:val="white"/>
+        </w:rPr>
+        <w:t>代表协议头的类型</w:t>
+      </w:r>
+    </w:p>
+    <w:p>
+      <w:pPr>
+        <w:pStyle w:val="a"/>
+      </w:pPr>
+      <w:r>
+        <w:rPr>
+          <w:rFonts w:hint="eastAsia"/>
         </w:rPr>
         <w:t>unOperatorCode</w:t>
       </w:r>
       <w:r>
         <w:rPr>
-          <w:rFonts w:ascii="新宋体" w:eastAsia="新宋体" w:hAnsi="新宋体" w:hint="eastAsia"/>
-          <w:color w:val="000000"/>
-          <w:sz w:val="19"/>
-        </w:rPr>
-        <w:t xml:space="preserve"> : 16;                    </w:t>
-      </w:r>
-      <w:r>
-        <w:rPr>
-          <w:rFonts w:ascii="新宋体" w:eastAsia="新宋体" w:hAnsi="新宋体" w:hint="eastAsia"/>
-          <w:color w:val="008000"/>
-          <w:sz w:val="19"/>
-        </w:rPr>
-        <w:t>//操作码</w:t>
-      </w:r>
-    </w:p>
-    <w:p>
-      <w:pPr>
-        <w:jc w:val="left"/>
-        <w:rPr>
-          <w:rFonts w:ascii="新宋体" w:eastAsia="新宋体" w:hAnsi="新宋体" w:hint="eastAsia"/>
-          <w:color w:val="000000"/>
-          <w:sz w:val="19"/>
-        </w:rPr>
-      </w:pPr>
-      <w:r>
-        <w:rPr>
-          <w:rFonts w:ascii="新宋体" w:eastAsia="新宋体" w:hAnsi="新宋体" w:hint="eastAsia"/>
-          <w:color w:val="000000"/>
-          <w:sz w:val="19"/>
-        </w:rPr>
-        <w:tab/>
-      </w:r>
-      <w:r>
-        <w:rPr>
-          <w:rFonts w:ascii="新宋体" w:eastAsia="新宋体" w:hAnsi="新宋体" w:hint="eastAsia"/>
-          <w:i/>
-          <w:color w:val="0000FF"/>
-          <w:sz w:val="19"/>
-        </w:rPr>
-        <w:t>XUINT</w:t>
-      </w:r>
-      <w:r>
-        <w:rPr>
-          <w:rFonts w:ascii="新宋体" w:eastAsia="新宋体" w:hAnsi="新宋体" w:hint="eastAsia"/>
-          <w:color w:val="000000"/>
-          <w:sz w:val="19"/>
-        </w:rPr>
-        <w:t xml:space="preserve"> </w:t>
-      </w:r>
-      <w:r>
-        <w:rPr>
-          <w:rFonts w:ascii="新宋体" w:eastAsia="新宋体" w:hAnsi="新宋体" w:hint="eastAsia"/>
-          <w:color w:val="000080"/>
-          <w:sz w:val="19"/>
-        </w:rPr>
-        <w:t>unPacketCrypt</w:t>
-      </w:r>
-      <w:r>
-        <w:rPr>
-          <w:rFonts w:ascii="新宋体" w:eastAsia="新宋体" w:hAnsi="新宋体" w:hint="eastAsia"/>
-          <w:color w:val="000000"/>
-          <w:sz w:val="19"/>
-        </w:rPr>
-        <w:t xml:space="preserve"> : 1;                      </w:t>
-      </w:r>
-      <w:r>
-        <w:rPr>
-          <w:rFonts w:ascii="新宋体" w:eastAsia="新宋体" w:hAnsi="新宋体" w:hint="eastAsia"/>
-          <w:color w:val="008000"/>
-          <w:sz w:val="19"/>
-        </w:rPr>
-        <w:t>//加密标志,0没有加密,其他值表示加密</w:t>
-      </w:r>
-    </w:p>
-    <w:p>
-      <w:pPr>
-        <w:jc w:val="left"/>
-        <w:rPr>
-          <w:rFonts w:ascii="新宋体" w:eastAsia="新宋体" w:hAnsi="新宋体" w:hint="eastAsia"/>
-          <w:color w:val="000000"/>
-          <w:sz w:val="19"/>
-        </w:rPr>
-      </w:pPr>
-      <w:r>
-        <w:rPr>
-          <w:rFonts w:ascii="新宋体" w:eastAsia="新宋体" w:hAnsi="新宋体" w:hint="eastAsia"/>
-          <w:color w:val="000000"/>
-          <w:sz w:val="19"/>
-        </w:rPr>
-        <w:tab/>
-      </w:r>
-      <w:r>
-        <w:rPr>
-          <w:rFonts w:ascii="新宋体" w:eastAsia="新宋体" w:hAnsi="新宋体" w:hint="eastAsia"/>
-          <w:i/>
-          <w:color w:val="0000FF"/>
-          <w:sz w:val="19"/>
-        </w:rPr>
-        <w:t>XUINT</w:t>
-      </w:r>
-      <w:r>
-        <w:rPr>
-          <w:rFonts w:ascii="新宋体" w:eastAsia="新宋体" w:hAnsi="新宋体" w:hint="eastAsia"/>
-          <w:color w:val="000000"/>
-          <w:sz w:val="19"/>
-        </w:rPr>
-        <w:t xml:space="preserve"> </w:t>
-      </w:r>
-      <w:r>
-        <w:rPr>
-          <w:rFonts w:ascii="新宋体" w:eastAsia="新宋体" w:hAnsi="新宋体" w:hint="eastAsia"/>
-          <w:color w:val="000080"/>
-          <w:sz w:val="19"/>
-        </w:rPr>
-        <w:t>unPacketCount</w:t>
-      </w:r>
-      <w:r>
-        <w:rPr>
-          <w:rFonts w:ascii="新宋体" w:eastAsia="新宋体" w:hAnsi="新宋体" w:hint="eastAsia"/>
-          <w:color w:val="000000"/>
-          <w:sz w:val="19"/>
-        </w:rPr>
-        <w:t xml:space="preserve"> : 7;                      </w:t>
-      </w:r>
-      <w:r>
-        <w:rPr>
-          <w:rFonts w:ascii="新宋体" w:eastAsia="新宋体" w:hAnsi="新宋体" w:hint="eastAsia"/>
-          <w:color w:val="008000"/>
-          <w:sz w:val="19"/>
-        </w:rPr>
-        <w:t>//0不分包,&gt; 0 分包个数</w:t>
-      </w:r>
-    </w:p>
-    <w:p>
-      <w:pPr>
-        <w:jc w:val="left"/>
-        <w:rPr>
-          <w:rFonts w:ascii="新宋体" w:eastAsia="新宋体" w:hAnsi="新宋体" w:hint="eastAsia"/>
-          <w:color w:val="000000"/>
-          <w:sz w:val="19"/>
-        </w:rPr>
-      </w:pPr>
-      <w:r>
-        <w:rPr>
-          <w:rFonts w:ascii="新宋体" w:eastAsia="新宋体" w:hAnsi="新宋体" w:hint="eastAsia"/>
-          <w:color w:val="000000"/>
-          <w:sz w:val="19"/>
-        </w:rPr>
-        <w:tab/>
-      </w:r>
-      <w:r>
-        <w:rPr>
-          <w:rFonts w:ascii="新宋体" w:eastAsia="新宋体" w:hAnsi="新宋体" w:hint="eastAsia"/>
-          <w:i/>
-          <w:color w:val="0000FF"/>
-          <w:sz w:val="19"/>
-        </w:rPr>
-        <w:t>XUINT</w:t>
-      </w:r>
-      <w:r>
-        <w:rPr>
-          <w:rFonts w:ascii="新宋体" w:eastAsia="新宋体" w:hAnsi="新宋体" w:hint="eastAsia"/>
-          <w:color w:val="000000"/>
-          <w:sz w:val="19"/>
-        </w:rPr>
-        <w:t xml:space="preserve"> </w:t>
-      </w:r>
-      <w:r>
-        <w:rPr>
-          <w:rFonts w:ascii="新宋体" w:eastAsia="新宋体" w:hAnsi="新宋体" w:hint="eastAsia"/>
-          <w:color w:val="000080"/>
-          <w:sz w:val="19"/>
-        </w:rPr>
-        <w:t>unPacketSerial</w:t>
-      </w:r>
-      <w:r>
-        <w:rPr>
-          <w:rFonts w:ascii="新宋体" w:eastAsia="新宋体" w:hAnsi="新宋体" w:hint="eastAsia"/>
-          <w:color w:val="000000"/>
-          <w:sz w:val="19"/>
-        </w:rPr>
-        <w:t xml:space="preserve"> : 8;                     </w:t>
-      </w:r>
-      <w:r>
-        <w:rPr>
-          <w:rFonts w:ascii="新宋体" w:eastAsia="新宋体" w:hAnsi="新宋体" w:hint="eastAsia"/>
-          <w:color w:val="008000"/>
-          <w:sz w:val="19"/>
-        </w:rPr>
-        <w:t>//包序列号,只有分包的时候这个值才有效，其他时候请填充0</w:t>
-      </w:r>
-    </w:p>
-    <w:p>
-      <w:pPr>
-        <w:jc w:val="left"/>
-        <w:rPr>
-          <w:rFonts w:ascii="新宋体" w:eastAsia="新宋体" w:hAnsi="新宋体" w:hint="eastAsia"/>
-          <w:color w:val="000000"/>
-          <w:sz w:val="19"/>
-        </w:rPr>
-      </w:pPr>
-      <w:r>
-        <w:rPr>
-          <w:rFonts w:ascii="新宋体" w:eastAsia="新宋体" w:hAnsi="新宋体" w:hint="eastAsia"/>
-          <w:color w:val="000000"/>
-          <w:sz w:val="19"/>
-        </w:rPr>
-        <w:tab/>
-      </w:r>
-      <w:r>
-        <w:rPr>
-          <w:rFonts w:ascii="新宋体" w:eastAsia="新宋体" w:hAnsi="新宋体" w:hint="eastAsia"/>
-          <w:i/>
-          <w:color w:val="0000FF"/>
-          <w:sz w:val="19"/>
-        </w:rPr>
-        <w:t>XUINT</w:t>
-      </w:r>
-      <w:r>
-        <w:rPr>
-          <w:rFonts w:ascii="新宋体" w:eastAsia="新宋体" w:hAnsi="新宋体" w:hint="eastAsia"/>
-          <w:color w:val="000000"/>
-          <w:sz w:val="19"/>
-        </w:rPr>
-        <w:t xml:space="preserve"> </w:t>
-      </w:r>
-      <w:r>
-        <w:rPr>
-          <w:rFonts w:ascii="新宋体" w:eastAsia="新宋体" w:hAnsi="新宋体" w:hint="eastAsia"/>
-          <w:color w:val="000080"/>
-          <w:sz w:val="19"/>
-        </w:rPr>
-        <w:t>unPacketSize</w:t>
-      </w:r>
-      <w:r>
-        <w:rPr>
-          <w:rFonts w:ascii="新宋体" w:eastAsia="新宋体" w:hAnsi="新宋体" w:hint="eastAsia"/>
-          <w:color w:val="000000"/>
-          <w:sz w:val="19"/>
-        </w:rPr>
-        <w:t xml:space="preserve"> : 16;                      </w:t>
-      </w:r>
-      <w:r>
-        <w:rPr>
-          <w:rFonts w:ascii="新宋体" w:eastAsia="新宋体" w:hAnsi="新宋体" w:hint="eastAsia"/>
-          <w:color w:val="008000"/>
-          <w:sz w:val="19"/>
-        </w:rPr>
-        <w:t>//数据包大小，后续包的大小，不包括协议头和协议尾</w:t>
-      </w:r>
-    </w:p>
-    <w:p>
-      <w:pPr>
-        <w:jc w:val="left"/>
-        <w:rPr>
-          <w:rFonts w:ascii="新宋体" w:eastAsia="新宋体" w:hAnsi="新宋体" w:hint="eastAsia"/>
-          <w:color w:val="000000"/>
-          <w:sz w:val="19"/>
-        </w:rPr>
-      </w:pPr>
-      <w:r>
-        <w:rPr>
-          <w:rFonts w:ascii="新宋体" w:eastAsia="新宋体" w:hAnsi="新宋体" w:hint="eastAsia"/>
-          <w:color w:val="000000"/>
-          <w:sz w:val="19"/>
-        </w:rPr>
-        <w:tab/>
-      </w:r>
-      <w:r>
-        <w:rPr>
-          <w:rFonts w:ascii="新宋体" w:eastAsia="新宋体" w:hAnsi="新宋体" w:hint="eastAsia"/>
-          <w:i/>
-          <w:color w:val="0000FF"/>
-          <w:sz w:val="19"/>
-        </w:rPr>
-        <w:t>XSHOT</w:t>
-      </w:r>
-      <w:r>
-        <w:rPr>
-          <w:rFonts w:ascii="新宋体" w:eastAsia="新宋体" w:hAnsi="新宋体" w:hint="eastAsia"/>
-          <w:color w:val="000000"/>
-          <w:sz w:val="19"/>
-        </w:rPr>
-        <w:t xml:space="preserve"> </w:t>
-      </w:r>
-      <w:r>
-        <w:rPr>
-          <w:rFonts w:ascii="新宋体" w:eastAsia="新宋体" w:hAnsi="新宋体" w:hint="eastAsia"/>
-          <w:color w:val="000080"/>
-          <w:sz w:val="19"/>
-        </w:rPr>
-        <w:t>wReserve</w:t>
-      </w:r>
-      <w:r>
-        <w:rPr>
-          <w:rFonts w:ascii="新宋体" w:eastAsia="新宋体" w:hAnsi="新宋体" w:hint="eastAsia"/>
-          <w:color w:val="000000"/>
-          <w:sz w:val="19"/>
-        </w:rPr>
-        <w:t xml:space="preserve"> : 8;                           </w:t>
-      </w:r>
-      <w:r>
-        <w:rPr>
-          <w:rFonts w:ascii="新宋体" w:eastAsia="新宋体" w:hAnsi="新宋体" w:hint="eastAsia"/>
-          <w:color w:val="008000"/>
-          <w:sz w:val="19"/>
-        </w:rPr>
-        <w:t>//自定义数据位或者保留</w:t>
-      </w:r>
-    </w:p>
-    <w:p>
-      <w:pPr>
-        <w:jc w:val="left"/>
-        <w:rPr>
-          <w:rFonts w:ascii="新宋体" w:eastAsia="新宋体" w:hAnsi="新宋体" w:hint="eastAsia"/>
-          <w:color w:val="000000"/>
-          <w:sz w:val="19"/>
-        </w:rPr>
-      </w:pPr>
-      <w:r>
-        <w:rPr>
-          <w:rFonts w:ascii="新宋体" w:eastAsia="新宋体" w:hAnsi="新宋体" w:hint="eastAsia"/>
-          <w:color w:val="000000"/>
-          <w:sz w:val="19"/>
-        </w:rPr>
-        <w:tab/>
-      </w:r>
-      <w:r>
-        <w:rPr>
-          <w:rFonts w:ascii="新宋体" w:eastAsia="新宋体" w:hAnsi="新宋体" w:hint="eastAsia"/>
-          <w:i/>
-          <w:color w:val="0000FF"/>
-          <w:sz w:val="19"/>
-        </w:rPr>
-        <w:t>XSHOT</w:t>
-      </w:r>
-      <w:r>
-        <w:rPr>
-          <w:rFonts w:ascii="新宋体" w:eastAsia="新宋体" w:hAnsi="新宋体" w:hint="eastAsia"/>
-          <w:color w:val="000000"/>
-          <w:sz w:val="19"/>
-        </w:rPr>
-        <w:t xml:space="preserve"> </w:t>
-      </w:r>
-      <w:r>
-        <w:rPr>
-          <w:rFonts w:ascii="新宋体" w:eastAsia="新宋体" w:hAnsi="新宋体" w:hint="eastAsia"/>
-          <w:color w:val="000080"/>
-          <w:sz w:val="19"/>
-        </w:rPr>
-        <w:t>wIsReply</w:t>
-      </w:r>
-      <w:r>
-        <w:rPr>
-          <w:rFonts w:ascii="新宋体" w:eastAsia="新宋体" w:hAnsi="新宋体" w:hint="eastAsia"/>
-          <w:color w:val="000000"/>
-          <w:sz w:val="19"/>
-        </w:rPr>
-        <w:t xml:space="preserve"> : 8;                           </w:t>
-      </w:r>
-      <w:r>
-        <w:rPr>
-          <w:rFonts w:ascii="新宋体" w:eastAsia="新宋体" w:hAnsi="新宋体" w:hint="eastAsia"/>
-          <w:color w:val="008000"/>
-          <w:sz w:val="19"/>
-        </w:rPr>
-        <w:t>//是否需要回复包 0 否，1是</w:t>
-      </w:r>
-    </w:p>
-    <w:p>
-      <w:pPr>
-        <w:rPr>
-          <w:rFonts w:ascii="新宋体" w:eastAsia="新宋体" w:hAnsi="新宋体" w:hint="eastAsia"/>
-          <w:color w:val="000000"/>
-          <w:sz w:val="19"/>
-        </w:rPr>
-      </w:pPr>
-      <w:r>
-        <w:rPr>
-          <w:rFonts w:ascii="新宋体" w:eastAsia="新宋体" w:hAnsi="新宋体" w:hint="eastAsia"/>
-          <w:color w:val="000000"/>
-          <w:sz w:val="19"/>
-        </w:rPr>
-        <w:t>}</w:t>
-      </w:r>
-      <w:r>
-        <w:rPr>
-          <w:rFonts w:ascii="新宋体" w:eastAsia="新宋体" w:hAnsi="新宋体" w:hint="eastAsia"/>
-          <w:color w:val="0000FF"/>
-          <w:sz w:val="19"/>
-        </w:rPr>
-        <w:t>XENGINE_PROTOCOLHDREX</w:t>
-      </w:r>
-      <w:r>
-        <w:rPr>
-          <w:rFonts w:ascii="新宋体" w:eastAsia="新宋体" w:hAnsi="新宋体" w:hint="eastAsia"/>
-          <w:color w:val="000000"/>
-          <w:sz w:val="19"/>
-        </w:rPr>
-        <w:t>, *</w:t>
-      </w:r>
-      <w:r>
-        <w:rPr>
-          <w:rFonts w:ascii="新宋体" w:eastAsia="新宋体" w:hAnsi="新宋体" w:hint="eastAsia"/>
-          <w:color w:val="0000FF"/>
-          <w:sz w:val="19"/>
-        </w:rPr>
-        <w:t>LPXENGINE_PROTOCOLHDREX</w:t>
-      </w:r>
-      <w:r>
-        <w:rPr>
-          <w:rFonts w:ascii="新宋体" w:eastAsia="新宋体" w:hAnsi="新宋体" w:hint="eastAsia"/>
-          <w:color w:val="000000"/>
-          <w:sz w:val="19"/>
-        </w:rPr>
-        <w:t>;</w:t>
-      </w:r>
-    </w:p>
-    <w:p>
-      <w:pPr>
-        <w:rPr>
-          <w:rFonts w:ascii="新宋体" w:hAnsi="新宋体" w:hint="eastAsia"/>
-          <w:color w:val="000000"/>
-        </w:rPr>
-      </w:pPr>
-      <w:r>
-        <w:rPr>
-          <w:rFonts w:hint="eastAsia"/>
-        </w:rPr>
-        <w:t xml:space="preserve">    </w:t>
-      </w:r>
-      <w:r>
-        <w:rPr>
-          <w:rFonts w:hint="eastAsia"/>
-        </w:rPr>
-        <w:t>扩展协议头需要协议尾</w:t>
-      </w:r>
-      <w:r>
-        <w:rPr>
-          <w:rFonts w:hint="eastAsia"/>
+          <w:rFonts w:hint="eastAsia"/>
+          <w:highlight w:val="white"/>
+        </w:rPr>
+        <w:t>:</w:t>
+      </w:r>
+      <w:r>
+        <w:rPr>
+          <w:rFonts w:hint="eastAsia"/>
+          <w:highlight w:val="white"/>
+        </w:rPr>
+        <w:t>操作码</w:t>
+      </w:r>
+      <w:r>
+        <w:rPr>
+          <w:rFonts w:hint="eastAsia"/>
+          <w:highlight w:val="white"/>
+        </w:rPr>
+        <w:t>,4</w:t>
+      </w:r>
+      <w:r>
+        <w:rPr>
+          <w:rFonts w:hint="eastAsia"/>
+          <w:highlight w:val="white"/>
+        </w:rPr>
+        <w:t>个字节</w:t>
+      </w:r>
+      <w:r>
+        <w:rPr>
+          <w:rFonts w:hint="eastAsia"/>
+          <w:highlight w:val="white"/>
         </w:rPr>
         <w:t>,</w:t>
       </w:r>
@@ -8860,7 +9700,7 @@
         <w:rPr>
           <w:rFonts w:hint="eastAsia"/>
         </w:rPr>
-        <w:t>协议的尾部需要加到数据的末尾一起发送</w:t>
+        <w:t>代表协议头类型的操作码</w:t>
       </w:r>
       <w:r>
         <w:rPr>
@@ -8868,11 +9708,440 @@
         </w:rPr>
         <w:t>.</w:t>
       </w:r>
-      <w:r>
-        <w:rPr>
-          <w:rFonts w:hint="eastAsia"/>
-        </w:rPr>
-        <w:t>格式是</w:t>
+    </w:p>
+    <w:p>
+      <w:pPr>
+        <w:pStyle w:val="a"/>
+      </w:pPr>
+      <w:r>
+        <w:rPr>
+          <w:rFonts w:hint="eastAsia"/>
+        </w:rPr>
+        <w:t>unPacketSize:</w:t>
+      </w:r>
+      <w:r>
+        <w:rPr>
+          <w:rFonts w:hint="eastAsia"/>
+        </w:rPr>
+        <w:t>后续包长度</w:t>
+      </w:r>
+      <w:r>
+        <w:rPr>
+          <w:rFonts w:hint="eastAsia"/>
+          <w:highlight w:val="white"/>
+        </w:rPr>
+        <w:t>,4</w:t>
+      </w:r>
+      <w:r>
+        <w:rPr>
+          <w:rFonts w:hint="eastAsia"/>
+          <w:highlight w:val="white"/>
+        </w:rPr>
+        <w:t>个字节</w:t>
+      </w:r>
+      <w:r>
+        <w:rPr>
+          <w:rFonts w:hint="eastAsia"/>
+        </w:rPr>
+        <w:t>,</w:t>
+      </w:r>
+      <w:r>
+        <w:rPr>
+          <w:rFonts w:hint="eastAsia"/>
+        </w:rPr>
+        <w:t>不包括此包头</w:t>
+      </w:r>
+    </w:p>
+    <w:p>
+      <w:pPr>
+        <w:pStyle w:val="a"/>
+      </w:pPr>
+      <w:r>
+        <w:rPr>
+          <w:rFonts w:hint="eastAsia"/>
+        </w:rPr>
+        <w:t>byVersion:</w:t>
+      </w:r>
+      <w:r>
+        <w:rPr>
+          <w:rFonts w:hint="eastAsia"/>
+        </w:rPr>
+        <w:t>协议版本</w:t>
+      </w:r>
+      <w:r>
+        <w:rPr>
+          <w:rFonts w:hint="eastAsia"/>
+        </w:rPr>
+        <w:t>,</w:t>
+      </w:r>
+      <w:r>
+        <w:rPr>
+          <w:rFonts w:hint="eastAsia"/>
+          <w:highlight w:val="white"/>
+        </w:rPr>
+        <w:t>(</w:t>
+      </w:r>
+      <w:r>
+        <w:t xml:space="preserve">unsigned </w:t>
+      </w:r>
+      <w:r>
+        <w:rPr>
+          <w:rFonts w:hint="eastAsia"/>
+        </w:rPr>
+        <w:t xml:space="preserve">char </w:t>
+      </w:r>
+      <w:r>
+        <w:rPr>
+          <w:rFonts w:hint="eastAsia"/>
+          <w:highlight w:val="white"/>
+        </w:rPr>
+        <w:t>类型</w:t>
+      </w:r>
+      <w:r>
+        <w:rPr>
+          <w:rFonts w:hint="eastAsia"/>
+          <w:highlight w:val="white"/>
+        </w:rPr>
+        <w:t>)1</w:t>
+      </w:r>
+      <w:r>
+        <w:rPr>
+          <w:rFonts w:hint="eastAsia"/>
+          <w:highlight w:val="white"/>
+        </w:rPr>
+        <w:t>个字节</w:t>
+      </w:r>
+      <w:r>
+        <w:rPr>
+          <w:rFonts w:hint="eastAsia"/>
+        </w:rPr>
+        <w:t>,</w:t>
+      </w:r>
+      <w:r>
+        <w:rPr>
+          <w:rFonts w:hint="eastAsia"/>
+        </w:rPr>
+        <w:t>表示负载类型</w:t>
+      </w:r>
+      <w:r>
+        <w:rPr>
+          <w:rFonts w:hint="eastAsia"/>
+        </w:rPr>
+        <w:t>,</w:t>
+      </w:r>
+      <w:r>
+        <w:rPr>
+          <w:rFonts w:hint="eastAsia"/>
+        </w:rPr>
+        <w:t>具体参考负载类型字段</w:t>
+      </w:r>
+    </w:p>
+    <w:p>
+      <w:pPr>
+        <w:pStyle w:val="a"/>
+      </w:pPr>
+      <w:r>
+        <w:rPr>
+          <w:rFonts w:hint="eastAsia"/>
+        </w:rPr>
+        <w:t>byIsReply:</w:t>
+      </w:r>
+      <w:r>
+        <w:rPr>
+          <w:rFonts w:hint="eastAsia"/>
+        </w:rPr>
+        <w:t>是否需要回复包</w:t>
+      </w:r>
+      <w:r>
+        <w:rPr>
+          <w:rFonts w:hint="eastAsia"/>
+        </w:rPr>
+        <w:t>,</w:t>
+      </w:r>
+      <w:r>
+        <w:rPr>
+          <w:rFonts w:hint="eastAsia"/>
+          <w:highlight w:val="white"/>
+        </w:rPr>
+        <w:t>(</w:t>
+      </w:r>
+      <w:r>
+        <w:t xml:space="preserve">unsigned </w:t>
+      </w:r>
+      <w:r>
+        <w:rPr>
+          <w:rFonts w:hint="eastAsia"/>
+        </w:rPr>
+        <w:t>char</w:t>
+      </w:r>
+      <w:r>
+        <w:rPr>
+          <w:rFonts w:hint="eastAsia"/>
+          <w:highlight w:val="white"/>
+        </w:rPr>
+        <w:t>类型</w:t>
+      </w:r>
+      <w:r>
+        <w:rPr>
+          <w:rFonts w:hint="eastAsia"/>
+          <w:highlight w:val="white"/>
+        </w:rPr>
+        <w:t>)1</w:t>
+      </w:r>
+      <w:r>
+        <w:rPr>
+          <w:rFonts w:hint="eastAsia"/>
+          <w:highlight w:val="white"/>
+        </w:rPr>
+        <w:t>个字节</w:t>
+      </w:r>
+      <w:r>
+        <w:rPr>
+          <w:rFonts w:hint="eastAsia"/>
+        </w:rPr>
+        <w:t>,</w:t>
+      </w:r>
+      <w:r>
+        <w:rPr>
+          <w:rFonts w:hint="eastAsia"/>
+        </w:rPr>
+        <w:t>除非协议说明写了支持回复包设置</w:t>
+      </w:r>
+      <w:r>
+        <w:rPr>
+          <w:rFonts w:hint="eastAsia"/>
+        </w:rPr>
+        <w:t>,</w:t>
+      </w:r>
+      <w:r>
+        <w:rPr>
+          <w:rFonts w:hint="eastAsia"/>
+        </w:rPr>
+        <w:t>否则将为</w:t>
+      </w:r>
+      <w:r>
+        <w:rPr>
+          <w:rFonts w:hint="eastAsia"/>
+        </w:rPr>
+        <w:t>false</w:t>
+      </w:r>
+    </w:p>
+    <w:p>
+      <w:pPr>
+        <w:pStyle w:val="a"/>
+      </w:pPr>
+      <w:r>
+        <w:rPr>
+          <w:rFonts w:hint="eastAsia"/>
+        </w:rPr>
+        <w:t>wReserve:</w:t>
+      </w:r>
+      <w:r>
+        <w:rPr>
+          <w:rFonts w:hint="eastAsia"/>
+        </w:rPr>
+        <w:t>保留字段</w:t>
+      </w:r>
+      <w:r>
+        <w:rPr>
+          <w:rFonts w:hint="eastAsia"/>
+        </w:rPr>
+        <w:t>,(</w:t>
+      </w:r>
+      <w:r>
+        <w:rPr>
+          <w:rFonts w:hint="eastAsia"/>
+          <w:highlight w:val="white"/>
+        </w:rPr>
+        <w:t>(</w:t>
+      </w:r>
+      <w:r>
+        <w:t>short</w:t>
+      </w:r>
+      <w:r>
+        <w:rPr>
+          <w:rFonts w:hint="eastAsia"/>
+          <w:highlight w:val="white"/>
+        </w:rPr>
+        <w:t>类型</w:t>
+      </w:r>
+      <w:r>
+        <w:rPr>
+          <w:rFonts w:hint="eastAsia"/>
+        </w:rPr>
+        <w:t>)12BIT</w:t>
+      </w:r>
+      <w:r>
+        <w:rPr>
+          <w:rFonts w:hint="eastAsia"/>
+        </w:rPr>
+        <w:t>位</w:t>
+      </w:r>
+      <w:r>
+        <w:rPr>
+          <w:rFonts w:hint="eastAsia"/>
+        </w:rPr>
+        <w:t>,</w:t>
+      </w:r>
+      <w:r>
+        <w:rPr>
+          <w:rFonts w:hint="eastAsia"/>
+        </w:rPr>
+        <w:t>目前用户可自行使用</w:t>
+      </w:r>
+      <w:r>
+        <w:rPr>
+          <w:rFonts w:hint="eastAsia"/>
+        </w:rPr>
+        <w:t>.</w:t>
+      </w:r>
+    </w:p>
+    <w:p>
+      <w:pPr>
+        <w:pStyle w:val="a"/>
+      </w:pPr>
+      <w:r>
+        <w:rPr>
+          <w:rFonts w:hint="eastAsia"/>
+        </w:rPr>
+        <w:t>wCrypto:4</w:t>
+      </w:r>
+      <w:r>
+        <w:rPr>
+          <w:rFonts w:hint="eastAsia"/>
+        </w:rPr>
+        <w:t>个</w:t>
+      </w:r>
+      <w:r>
+        <w:rPr>
+          <w:rFonts w:hint="eastAsia"/>
+        </w:rPr>
+        <w:t>BIT</w:t>
+      </w:r>
+      <w:r>
+        <w:rPr>
+          <w:rFonts w:hint="eastAsia"/>
+        </w:rPr>
+        <w:t>位</w:t>
+      </w:r>
+      <w:r>
+        <w:rPr>
+          <w:rFonts w:hint="eastAsia"/>
+        </w:rPr>
+        <w:t>,</w:t>
+      </w:r>
+      <w:r>
+        <w:rPr>
+          <w:rFonts w:hint="eastAsia"/>
+        </w:rPr>
+        <w:t>加解密标志</w:t>
+      </w:r>
+      <w:r>
+        <w:rPr>
+          <w:rFonts w:hint="eastAsia"/>
+        </w:rPr>
+        <w:t>,</w:t>
+      </w:r>
+      <w:r>
+        <w:rPr>
+          <w:rFonts w:hint="eastAsia"/>
+        </w:rPr>
+        <w:t>参考</w:t>
+      </w:r>
+      <w:r>
+        <w:t>ENUM_XENGINE_PROTOCOLHDR_CRYPTO_TYPE</w:t>
+      </w:r>
+    </w:p>
+    <w:p>
+      <w:pPr>
+        <w:pStyle w:val="a"/>
+      </w:pPr>
+      <w:r>
+        <w:rPr>
+          <w:rFonts w:hint="eastAsia"/>
+        </w:rPr>
+        <w:t>wPacketSerial:</w:t>
+      </w:r>
+      <w:r>
+        <w:rPr>
+          <w:rFonts w:hint="eastAsia"/>
+        </w:rPr>
+        <w:t>包序列号</w:t>
+      </w:r>
+      <w:r>
+        <w:rPr>
+          <w:rFonts w:hint="eastAsia"/>
+        </w:rPr>
+        <w:t>,</w:t>
+      </w:r>
+      <w:r>
+        <w:rPr>
+          <w:rFonts w:hint="eastAsia"/>
+          <w:highlight w:val="white"/>
+        </w:rPr>
+        <w:t>(</w:t>
+      </w:r>
+      <w:r>
+        <w:t>unsigned short</w:t>
+      </w:r>
+      <w:r>
+        <w:rPr>
+          <w:rFonts w:hint="eastAsia"/>
+          <w:highlight w:val="white"/>
+        </w:rPr>
+        <w:t>类型</w:t>
+      </w:r>
+      <w:r>
+        <w:rPr>
+          <w:rFonts w:hint="eastAsia"/>
+          <w:highlight w:val="white"/>
+        </w:rPr>
+        <w:t>)</w:t>
+      </w:r>
+      <w:r>
+        <w:rPr>
+          <w:rFonts w:hint="eastAsia"/>
+          <w:highlight w:val="white"/>
+        </w:rPr>
+        <w:t>两个字节</w:t>
+      </w:r>
+      <w:r>
+        <w:rPr>
+          <w:rFonts w:hint="eastAsia"/>
+        </w:rPr>
+        <w:t>,</w:t>
+      </w:r>
+      <w:r>
+        <w:rPr>
+          <w:rFonts w:hint="eastAsia"/>
+        </w:rPr>
+        <w:t>可为</w:t>
+      </w:r>
+      <w:r>
+        <w:rPr>
+          <w:rFonts w:hint="eastAsia"/>
+        </w:rPr>
+        <w:t>0,</w:t>
+      </w:r>
+      <w:r>
+        <w:rPr>
+          <w:rFonts w:hint="eastAsia"/>
+        </w:rPr>
+        <w:t>暂时不起作用</w:t>
+      </w:r>
+    </w:p>
+    <w:p>
+      <w:pPr>
+        <w:pStyle w:val="a"/>
+      </w:pPr>
+      <w:r>
+        <w:rPr>
+          <w:rFonts w:hint="eastAsia"/>
+        </w:rPr>
+        <w:t>w</w:t>
+      </w:r>
+      <w:r>
+        <w:t>Tail</w:t>
       </w:r>
       <w:r>
         <w:rPr>
@@ -8884,1237 +10153,83 @@
         <w:rPr>
           <w:rFonts w:hint="eastAsia"/>
         </w:rPr>
-        <w:t>协议头</w:t>
-      </w:r>
-      <w:r>
-        <w:rPr>
-          <w:rFonts w:hint="eastAsia"/>
-        </w:rPr>
-        <w:t>+</w:t>
-      </w:r>
-      <w:r>
-        <w:rPr>
-          <w:rFonts w:hint="eastAsia"/>
-        </w:rPr>
-        <w:t>数据</w:t>
-      </w:r>
-      <w:r>
-        <w:rPr>
-          <w:rFonts w:hint="eastAsia"/>
-        </w:rPr>
-        <w:t>+</w:t>
-      </w:r>
-      <w:r>
-        <w:rPr>
-          <w:rFonts w:hint="eastAsia"/>
-        </w:rPr>
-        <w:t>协议尾</w:t>
-      </w:r>
-    </w:p>
-    <w:p>
-      <w:pPr>
-        <w:jc w:val="left"/>
-        <w:rPr>
-          <w:rFonts w:ascii="新宋体" w:eastAsia="新宋体" w:hAnsi="新宋体" w:hint="eastAsia"/>
-          <w:color w:val="000000"/>
-          <w:sz w:val="19"/>
-        </w:rPr>
-      </w:pPr>
-      <w:r>
-        <w:rPr>
-          <w:rFonts w:ascii="新宋体" w:eastAsia="新宋体" w:hAnsi="新宋体" w:hint="eastAsia"/>
-          <w:color w:val="0000FF"/>
-          <w:sz w:val="19"/>
-        </w:rPr>
-        <w:t>typedef</w:t>
-      </w:r>
-      <w:r>
-        <w:rPr>
-          <w:rFonts w:ascii="新宋体" w:eastAsia="新宋体" w:hAnsi="新宋体" w:hint="eastAsia"/>
-          <w:color w:val="000000"/>
-          <w:sz w:val="19"/>
-        </w:rPr>
-        <w:t xml:space="preserve"> </w:t>
-      </w:r>
-      <w:r>
-        <w:rPr>
-          <w:rFonts w:ascii="新宋体" w:eastAsia="新宋体" w:hAnsi="新宋体" w:hint="eastAsia"/>
-          <w:color w:val="0000FF"/>
-          <w:sz w:val="19"/>
-        </w:rPr>
-        <w:t>struct</w:t>
-      </w:r>
-      <w:r>
-        <w:rPr>
-          <w:rFonts w:ascii="新宋体" w:eastAsia="新宋体" w:hAnsi="新宋体" w:hint="eastAsia"/>
-          <w:color w:val="000000"/>
-          <w:sz w:val="19"/>
-        </w:rPr>
-        <w:t xml:space="preserve"> </w:t>
-      </w:r>
-      <w:r>
-        <w:rPr>
-          <w:rFonts w:ascii="新宋体" w:eastAsia="新宋体" w:hAnsi="新宋体" w:hint="eastAsia"/>
-          <w:color w:val="0000FF"/>
-          <w:sz w:val="19"/>
-        </w:rPr>
-        <w:t>tag_XEngine_ProtocolTailEx</w:t>
-      </w:r>
-    </w:p>
-    <w:p>
-      <w:pPr>
-        <w:jc w:val="left"/>
-        <w:rPr>
-          <w:rFonts w:ascii="新宋体" w:eastAsia="新宋体" w:hAnsi="新宋体" w:hint="eastAsia"/>
-          <w:color w:val="000000"/>
-          <w:sz w:val="19"/>
-        </w:rPr>
-      </w:pPr>
-      <w:r>
-        <w:rPr>
-          <w:rFonts w:ascii="新宋体" w:eastAsia="新宋体" w:hAnsi="新宋体" w:hint="eastAsia"/>
-          <w:color w:val="000000"/>
-          <w:sz w:val="19"/>
-        </w:rPr>
-        <w:t>{</w:t>
-      </w:r>
-    </w:p>
-    <w:p>
-      <w:pPr>
-        <w:jc w:val="left"/>
-        <w:rPr>
-          <w:rFonts w:ascii="新宋体" w:eastAsia="新宋体" w:hAnsi="新宋体" w:hint="eastAsia"/>
-          <w:color w:val="000000"/>
-          <w:sz w:val="19"/>
-        </w:rPr>
-      </w:pPr>
-      <w:r>
-        <w:rPr>
-          <w:rFonts w:ascii="新宋体" w:eastAsia="新宋体" w:hAnsi="新宋体" w:hint="eastAsia"/>
-          <w:color w:val="000000"/>
-          <w:sz w:val="19"/>
-        </w:rPr>
-        <w:tab/>
-      </w:r>
-      <w:r>
-        <w:rPr>
-          <w:rFonts w:ascii="新宋体" w:eastAsia="新宋体" w:hAnsi="新宋体" w:hint="eastAsia"/>
-          <w:i/>
-          <w:color w:val="0000FF"/>
-          <w:sz w:val="19"/>
-        </w:rPr>
-        <w:t>XSHOT</w:t>
-      </w:r>
-      <w:r>
-        <w:rPr>
-          <w:rFonts w:ascii="新宋体" w:eastAsia="新宋体" w:hAnsi="新宋体" w:hint="eastAsia"/>
-          <w:color w:val="000000"/>
-          <w:sz w:val="19"/>
-        </w:rPr>
-        <w:t xml:space="preserve"> </w:t>
-      </w:r>
-      <w:r>
-        <w:rPr>
-          <w:rFonts w:ascii="新宋体" w:eastAsia="新宋体" w:hAnsi="新宋体" w:hint="eastAsia"/>
-          <w:color w:val="000080"/>
-          <w:sz w:val="19"/>
-        </w:rPr>
-        <w:t>wCheckSum</w:t>
-      </w:r>
-      <w:r>
-        <w:rPr>
-          <w:rFonts w:ascii="新宋体" w:eastAsia="新宋体" w:hAnsi="新宋体" w:hint="eastAsia"/>
-          <w:color w:val="000000"/>
-          <w:sz w:val="19"/>
-        </w:rPr>
-        <w:t xml:space="preserve"> : 8;                           </w:t>
-      </w:r>
-      <w:r>
-        <w:rPr>
-          <w:rFonts w:ascii="新宋体" w:eastAsia="新宋体" w:hAnsi="新宋体" w:hint="eastAsia"/>
-          <w:color w:val="008000"/>
-          <w:sz w:val="19"/>
-        </w:rPr>
-        <w:t>//数据校验码,数据区校验</w:t>
-      </w:r>
-    </w:p>
-    <w:p>
-      <w:pPr>
-        <w:jc w:val="left"/>
-        <w:rPr>
-          <w:rFonts w:ascii="新宋体" w:eastAsia="新宋体" w:hAnsi="新宋体" w:hint="eastAsia"/>
-          <w:color w:val="000000"/>
-          <w:sz w:val="19"/>
-        </w:rPr>
-      </w:pPr>
-      <w:r>
-        <w:rPr>
-          <w:rFonts w:ascii="新宋体" w:eastAsia="新宋体" w:hAnsi="新宋体" w:hint="eastAsia"/>
-          <w:color w:val="000000"/>
-          <w:sz w:val="19"/>
-        </w:rPr>
-        <w:tab/>
-      </w:r>
-      <w:r>
-        <w:rPr>
-          <w:rFonts w:ascii="新宋体" w:eastAsia="新宋体" w:hAnsi="新宋体" w:hint="eastAsia"/>
-          <w:i/>
-          <w:color w:val="0000FF"/>
-          <w:sz w:val="19"/>
-        </w:rPr>
-        <w:t>XSHOT</w:t>
-      </w:r>
-      <w:r>
-        <w:rPr>
-          <w:rFonts w:ascii="新宋体" w:eastAsia="新宋体" w:hAnsi="新宋体" w:hint="eastAsia"/>
-          <w:color w:val="000000"/>
-          <w:sz w:val="19"/>
-        </w:rPr>
-        <w:t xml:space="preserve"> </w:t>
-      </w:r>
-      <w:r>
-        <w:rPr>
-          <w:rFonts w:ascii="新宋体" w:eastAsia="新宋体" w:hAnsi="新宋体" w:hint="eastAsia"/>
-          <w:color w:val="000080"/>
-          <w:sz w:val="19"/>
-        </w:rPr>
-        <w:t>wTail</w:t>
-      </w:r>
-      <w:r>
-        <w:rPr>
-          <w:rFonts w:ascii="新宋体" w:eastAsia="新宋体" w:hAnsi="新宋体" w:hint="eastAsia"/>
-          <w:color w:val="000000"/>
-          <w:sz w:val="19"/>
-        </w:rPr>
-        <w:t xml:space="preserve"> : 8;                               </w:t>
-      </w:r>
-      <w:r>
-        <w:rPr>
-          <w:rFonts w:ascii="新宋体" w:eastAsia="新宋体" w:hAnsi="新宋体" w:hint="eastAsia"/>
-          <w:color w:val="008000"/>
-          <w:sz w:val="19"/>
-        </w:rPr>
-        <w:t>//协议头尾部 固定的赋值</w:t>
-      </w:r>
-    </w:p>
-    <w:p>
-      <w:pPr>
-        <w:rPr>
-          <w:rFonts w:ascii="新宋体" w:eastAsia="新宋体" w:hAnsi="新宋体" w:hint="eastAsia"/>
-          <w:color w:val="000000"/>
-          <w:sz w:val="19"/>
-        </w:rPr>
-      </w:pPr>
-      <w:r>
-        <w:rPr>
-          <w:rFonts w:ascii="新宋体" w:eastAsia="新宋体" w:hAnsi="新宋体" w:hint="eastAsia"/>
-          <w:color w:val="000000"/>
-          <w:sz w:val="19"/>
-        </w:rPr>
-        <w:t>}</w:t>
-      </w:r>
-      <w:r>
-        <w:rPr>
-          <w:rFonts w:ascii="新宋体" w:eastAsia="新宋体" w:hAnsi="新宋体" w:hint="eastAsia"/>
-          <w:color w:val="0000FF"/>
-          <w:sz w:val="19"/>
-        </w:rPr>
-        <w:t>XENGINE_PROTOCOLTAILEX</w:t>
-      </w:r>
-      <w:r>
-        <w:rPr>
-          <w:rFonts w:ascii="新宋体" w:eastAsia="新宋体" w:hAnsi="新宋体" w:hint="eastAsia"/>
-          <w:color w:val="000000"/>
-          <w:sz w:val="19"/>
-        </w:rPr>
-        <w:t>, *</w:t>
-      </w:r>
-      <w:r>
-        <w:rPr>
-          <w:rFonts w:ascii="新宋体" w:eastAsia="新宋体" w:hAnsi="新宋体" w:hint="eastAsia"/>
-          <w:color w:val="0000FF"/>
-          <w:sz w:val="19"/>
-        </w:rPr>
-        <w:t>LPXENGINE_PROTOCOLTAILEX</w:t>
-      </w:r>
-      <w:r>
-        <w:rPr>
-          <w:rFonts w:ascii="新宋体" w:eastAsia="新宋体" w:hAnsi="新宋体" w:hint="eastAsia"/>
-          <w:color w:val="000000"/>
-          <w:sz w:val="19"/>
-        </w:rPr>
-        <w:t>;</w:t>
-      </w:r>
-    </w:p>
-    <w:p>
-      <w:pPr>
-        <w:pStyle w:val="2"/>
-      </w:pPr>
-      <w:bookmarkStart w:id="12" w:name="_Toc198197101"/>
-      <w:r>
-        <w:rPr>
-          <w:rFonts w:hint="eastAsia"/>
-        </w:rPr>
-        <w:t xml:space="preserve">1.3 </w:t>
-      </w:r>
-      <w:r>
-        <w:rPr>
-          <w:rFonts w:hint="eastAsia"/>
-        </w:rPr>
-        <w:t>协议头字段</w:t>
-      </w:r>
-      <w:bookmarkEnd w:id="12"/>
+        <w:t>协议头的包尾</w:t>
+      </w:r>
+      <w:r>
+        <w:rPr>
+          <w:rFonts w:hint="eastAsia"/>
+        </w:rPr>
+        <w:t>,</w:t>
+      </w:r>
+      <w:r>
+        <w:rPr>
+          <w:rFonts w:hint="eastAsia"/>
+          <w:highlight w:val="white"/>
+        </w:rPr>
+        <w:t>(</w:t>
+      </w:r>
+      <w:r>
+        <w:t>unsigned short</w:t>
+      </w:r>
+      <w:r>
+        <w:rPr>
+          <w:rFonts w:hint="eastAsia"/>
+          <w:highlight w:val="white"/>
+        </w:rPr>
+        <w:t>类型</w:t>
+      </w:r>
+      <w:r>
+        <w:rPr>
+          <w:rFonts w:hint="eastAsia"/>
+          <w:highlight w:val="white"/>
+        </w:rPr>
+        <w:t>)</w:t>
+      </w:r>
+      <w:r>
+        <w:rPr>
+          <w:rFonts w:hint="eastAsia"/>
+          <w:highlight w:val="white"/>
+        </w:rPr>
+        <w:t>两个字节</w:t>
+      </w:r>
+      <w:r>
+        <w:rPr>
+          <w:rFonts w:hint="eastAsia"/>
+        </w:rPr>
+        <w:t>,</w:t>
+      </w:r>
+      <w:r>
+        <w:rPr>
+          <w:rFonts w:hint="eastAsia"/>
+        </w:rPr>
+        <w:t>采用固定值</w:t>
+      </w:r>
+      <w:r>
+        <w:rPr>
+          <w:rFonts w:hint="eastAsia"/>
+          <w:highlight w:val="white"/>
+        </w:rPr>
+        <w:t>XENGIEN_COMMUNICATION_PACKET_PROTOCOL_TAIL</w:t>
+      </w:r>
+      <w:r>
+        <w:t>(</w:t>
+      </w:r>
+      <w:r>
+        <w:rPr>
+          <w:color w:val="000000"/>
+          <w:highlight w:val="white"/>
+        </w:rPr>
+        <w:t>0xff</w:t>
+      </w:r>
+      <w:r>
+        <w:t>)</w:t>
+      </w:r>
     </w:p>
     <w:p>
       <w:pPr>
         <w:pStyle w:val="3"/>
       </w:pPr>
-      <w:bookmarkStart w:id="13" w:name="_Toc198197102"/>
-      <w:r>
-        <w:rPr>
-          <w:rFonts w:hint="eastAsia"/>
-        </w:rPr>
-        <w:t xml:space="preserve">1.3.1 </w:t>
-      </w:r>
-      <w:r>
-        <w:rPr>
-          <w:rFonts w:hint="eastAsia"/>
-        </w:rPr>
-        <w:t>普通协议头字段</w:t>
-      </w:r>
-      <w:bookmarkEnd w:id="13"/>
-    </w:p>
-    <w:p>
-      <w:pPr>
-        <w:pStyle w:val="ae"/>
-        <w:numPr>
-          <w:ilvl w:val="0"/>
-          <w:numId w:val="2"/>
-        </w:numPr>
-        <w:ind w:firstLineChars="0"/>
-      </w:pPr>
-      <w:r>
-        <w:rPr>
-          <w:rFonts w:hint="eastAsia"/>
-          <w:highlight w:val="white"/>
-        </w:rPr>
-        <w:t>w</w:t>
-      </w:r>
-      <w:r>
-        <w:rPr>
-          <w:highlight w:val="white"/>
-        </w:rPr>
-        <w:t>Header</w:t>
-      </w:r>
-      <w:r>
-        <w:rPr>
-          <w:rFonts w:hint="eastAsia"/>
-          <w:highlight w:val="white"/>
-        </w:rPr>
-        <w:t>:</w:t>
-      </w:r>
-      <w:r>
-        <w:rPr>
-          <w:rFonts w:hint="eastAsia"/>
-          <w:highlight w:val="white"/>
-        </w:rPr>
-        <w:t>协议头的包头字段</w:t>
-      </w:r>
-      <w:r>
-        <w:rPr>
-          <w:rFonts w:hint="eastAsia"/>
-          <w:highlight w:val="white"/>
-        </w:rPr>
-        <w:t>,</w:t>
-      </w:r>
-      <w:r>
-        <w:rPr>
-          <w:rFonts w:hint="eastAsia"/>
-          <w:highlight w:val="white"/>
-        </w:rPr>
-        <w:t>两个字节</w:t>
-      </w:r>
-      <w:r>
-        <w:rPr>
-          <w:rFonts w:hint="eastAsia"/>
-          <w:highlight w:val="white"/>
-        </w:rPr>
-        <w:t>(</w:t>
-      </w:r>
-      <w:r>
-        <w:t>unsigned short</w:t>
-      </w:r>
-      <w:r>
-        <w:rPr>
-          <w:rFonts w:hint="eastAsia"/>
-          <w:highlight w:val="white"/>
-        </w:rPr>
-        <w:t>类型</w:t>
-      </w:r>
-      <w:r>
-        <w:rPr>
-          <w:rFonts w:hint="eastAsia"/>
-          <w:highlight w:val="white"/>
-        </w:rPr>
-        <w:t>),</w:t>
-      </w:r>
-      <w:r>
-        <w:rPr>
-          <w:rFonts w:hint="eastAsia"/>
-          <w:highlight w:val="white"/>
-        </w:rPr>
-        <w:t>采用固定填充</w:t>
-      </w:r>
-      <w:r>
-        <w:rPr>
-          <w:rFonts w:ascii="新宋体" w:eastAsia="新宋体" w:hAnsi="新宋体" w:hint="eastAsia"/>
-          <w:color w:val="A000A0"/>
-          <w:sz w:val="19"/>
-        </w:rPr>
-        <w:t>XENGIEN_COMMUNICATION_PACKET_PROTOCOL_HEADER</w:t>
-      </w:r>
-      <w:r>
-        <w:rPr>
-          <w:rFonts w:ascii="新宋体" w:eastAsia="新宋体" w:cs="新宋体"/>
-          <w:color w:val="A000A0"/>
-          <w:kern w:val="0"/>
-          <w:sz w:val="19"/>
-          <w:szCs w:val="19"/>
-        </w:rPr>
-        <w:t>(</w:t>
-      </w:r>
-      <w:r>
-        <w:rPr>
-          <w:rFonts w:ascii="新宋体" w:eastAsia="新宋体" w:cs="新宋体"/>
-          <w:color w:val="000000"/>
-          <w:kern w:val="0"/>
-          <w:sz w:val="19"/>
-          <w:szCs w:val="19"/>
-          <w:highlight w:val="white"/>
-        </w:rPr>
-        <w:t>0x11</w:t>
-      </w:r>
-      <w:r>
-        <w:rPr>
-          <w:rFonts w:ascii="新宋体" w:eastAsia="新宋体" w:cs="新宋体"/>
-          <w:color w:val="A000A0"/>
-          <w:kern w:val="0"/>
-          <w:sz w:val="19"/>
-          <w:szCs w:val="19"/>
-        </w:rPr>
-        <w:t>)</w:t>
-      </w:r>
-    </w:p>
-    <w:p>
-      <w:pPr>
-        <w:pStyle w:val="ae"/>
-        <w:numPr>
-          <w:ilvl w:val="0"/>
-          <w:numId w:val="2"/>
-        </w:numPr>
-        <w:ind w:firstLineChars="0"/>
-      </w:pPr>
-      <w:r>
-        <w:rPr>
-          <w:rFonts w:hint="eastAsia"/>
-        </w:rPr>
-        <w:t>xhToken:</w:t>
-      </w:r>
-      <w:r>
-        <w:t>8</w:t>
-      </w:r>
-      <w:r>
-        <w:rPr>
-          <w:rFonts w:hint="eastAsia"/>
-        </w:rPr>
-        <w:t>个字节</w:t>
-      </w:r>
-      <w:r>
-        <w:rPr>
-          <w:rFonts w:hint="eastAsia"/>
-        </w:rPr>
-        <w:t>(</w:t>
-      </w:r>
-      <w:r>
-        <w:rPr>
-          <w:rFonts w:ascii="新宋体" w:eastAsia="新宋体" w:cs="新宋体"/>
-          <w:color w:val="0000FF"/>
-          <w:kern w:val="0"/>
-          <w:sz w:val="19"/>
-          <w:szCs w:val="19"/>
-          <w:highlight w:val="white"/>
-        </w:rPr>
-        <w:t>unsigned</w:t>
-      </w:r>
-      <w:r>
-        <w:rPr>
-          <w:rFonts w:ascii="新宋体" w:eastAsia="新宋体" w:cs="新宋体"/>
-          <w:color w:val="000000"/>
-          <w:kern w:val="0"/>
-          <w:sz w:val="19"/>
-          <w:szCs w:val="19"/>
-          <w:highlight w:val="white"/>
-        </w:rPr>
-        <w:t xml:space="preserve"> </w:t>
-      </w:r>
-      <w:r>
-        <w:rPr>
-          <w:rFonts w:ascii="新宋体" w:eastAsia="新宋体" w:cs="新宋体"/>
-          <w:color w:val="0000FF"/>
-          <w:kern w:val="0"/>
-          <w:sz w:val="19"/>
-          <w:szCs w:val="19"/>
-          <w:highlight w:val="white"/>
-        </w:rPr>
-        <w:t>long</w:t>
-      </w:r>
-      <w:r>
-        <w:rPr>
-          <w:rFonts w:ascii="新宋体" w:eastAsia="新宋体" w:cs="新宋体"/>
-          <w:color w:val="000000"/>
-          <w:kern w:val="0"/>
-          <w:sz w:val="19"/>
-          <w:szCs w:val="19"/>
-          <w:highlight w:val="white"/>
-        </w:rPr>
-        <w:t xml:space="preserve"> </w:t>
-      </w:r>
-      <w:r>
-        <w:rPr>
-          <w:rFonts w:ascii="新宋体" w:eastAsia="新宋体" w:cs="新宋体"/>
-          <w:color w:val="0000FF"/>
-          <w:kern w:val="0"/>
-          <w:sz w:val="19"/>
-          <w:szCs w:val="19"/>
-          <w:highlight w:val="white"/>
-        </w:rPr>
-        <w:t>long</w:t>
-      </w:r>
-      <w:r>
-        <w:rPr>
-          <w:rFonts w:hint="eastAsia"/>
-        </w:rPr>
-        <w:t>)</w:t>
-      </w:r>
-      <w:r>
-        <w:t>,</w:t>
-      </w:r>
-      <w:r>
-        <w:rPr>
-          <w:rFonts w:hint="eastAsia"/>
-        </w:rPr>
-        <w:t>一般创建流或者文件传输的时候用到</w:t>
-      </w:r>
-    </w:p>
-    <w:p>
-      <w:pPr>
-        <w:pStyle w:val="ae"/>
-        <w:numPr>
-          <w:ilvl w:val="0"/>
-          <w:numId w:val="2"/>
-        </w:numPr>
-        <w:ind w:firstLineChars="0"/>
-      </w:pPr>
-      <w:r>
-        <w:rPr>
-          <w:highlight w:val="white"/>
-        </w:rPr>
-        <w:t>unOperatorType</w:t>
-      </w:r>
-      <w:r>
-        <w:rPr>
-          <w:rFonts w:hint="eastAsia"/>
-          <w:highlight w:val="white"/>
-        </w:rPr>
-        <w:t>:</w:t>
-      </w:r>
-      <w:r>
-        <w:rPr>
-          <w:rFonts w:hint="eastAsia"/>
-          <w:highlight w:val="white"/>
-        </w:rPr>
-        <w:t>操作类型</w:t>
-      </w:r>
-      <w:r>
-        <w:rPr>
-          <w:rFonts w:hint="eastAsia"/>
-          <w:highlight w:val="white"/>
-        </w:rPr>
-        <w:t>,</w:t>
-      </w:r>
-      <w:r>
-        <w:t>4</w:t>
-      </w:r>
-      <w:r>
-        <w:rPr>
-          <w:rFonts w:hint="eastAsia"/>
-          <w:highlight w:val="white"/>
-        </w:rPr>
-        <w:t>个字节</w:t>
-      </w:r>
-      <w:r>
-        <w:rPr>
-          <w:rFonts w:hint="eastAsia"/>
-          <w:highlight w:val="white"/>
-        </w:rPr>
-        <w:t>(</w:t>
-      </w:r>
-      <w:r>
-        <w:t>unsigned int</w:t>
-      </w:r>
-      <w:r>
-        <w:rPr>
-          <w:rFonts w:hint="eastAsia"/>
-          <w:highlight w:val="white"/>
-        </w:rPr>
-        <w:t>),</w:t>
-      </w:r>
-      <w:r>
-        <w:rPr>
-          <w:rFonts w:hint="eastAsia"/>
-          <w:highlight w:val="white"/>
-        </w:rPr>
-        <w:t>代表协议头的类型</w:t>
-      </w:r>
-    </w:p>
-    <w:p>
-      <w:pPr>
-        <w:pStyle w:val="ae"/>
-        <w:numPr>
-          <w:ilvl w:val="0"/>
-          <w:numId w:val="2"/>
-        </w:numPr>
-        <w:ind w:firstLineChars="0"/>
-      </w:pPr>
-      <w:r>
-        <w:rPr>
-          <w:rFonts w:hint="eastAsia"/>
-        </w:rPr>
-        <w:t>unOperatorCode</w:t>
-      </w:r>
-      <w:r>
-        <w:rPr>
-          <w:rFonts w:hint="eastAsia"/>
-          <w:highlight w:val="white"/>
-        </w:rPr>
-        <w:t>:</w:t>
-      </w:r>
-      <w:r>
-        <w:rPr>
-          <w:rFonts w:hint="eastAsia"/>
-          <w:highlight w:val="white"/>
-        </w:rPr>
-        <w:t>操作码</w:t>
-      </w:r>
-      <w:r>
-        <w:rPr>
-          <w:rFonts w:hint="eastAsia"/>
-          <w:highlight w:val="white"/>
-        </w:rPr>
-        <w:t>,4</w:t>
-      </w:r>
-      <w:r>
-        <w:rPr>
-          <w:rFonts w:hint="eastAsia"/>
-          <w:highlight w:val="white"/>
-        </w:rPr>
-        <w:t>个字节</w:t>
-      </w:r>
-      <w:r>
-        <w:rPr>
-          <w:rFonts w:hint="eastAsia"/>
-          <w:highlight w:val="white"/>
-        </w:rPr>
-        <w:t>,</w:t>
-      </w:r>
-      <w:r>
-        <w:rPr>
-          <w:rFonts w:hint="eastAsia"/>
-        </w:rPr>
-        <w:t>代表协议头类型的操作码</w:t>
-      </w:r>
-      <w:r>
-        <w:rPr>
-          <w:rFonts w:hint="eastAsia"/>
-        </w:rPr>
-        <w:t>.</w:t>
-      </w:r>
-    </w:p>
-    <w:p>
-      <w:pPr>
-        <w:pStyle w:val="ae"/>
-        <w:numPr>
-          <w:ilvl w:val="0"/>
-          <w:numId w:val="2"/>
-        </w:numPr>
-        <w:ind w:firstLineChars="0"/>
-      </w:pPr>
-      <w:r>
-        <w:rPr>
-          <w:rFonts w:hint="eastAsia"/>
-        </w:rPr>
-        <w:t>unPacketSize:</w:t>
-      </w:r>
-      <w:r>
-        <w:rPr>
-          <w:rFonts w:hint="eastAsia"/>
-        </w:rPr>
-        <w:t>后续包长度</w:t>
-      </w:r>
-      <w:r>
-        <w:rPr>
-          <w:rFonts w:hint="eastAsia"/>
-          <w:highlight w:val="white"/>
-        </w:rPr>
-        <w:t>,4</w:t>
-      </w:r>
-      <w:r>
-        <w:rPr>
-          <w:rFonts w:hint="eastAsia"/>
-          <w:highlight w:val="white"/>
-        </w:rPr>
-        <w:t>个字节</w:t>
-      </w:r>
-      <w:r>
-        <w:rPr>
-          <w:rFonts w:hint="eastAsia"/>
-        </w:rPr>
-        <w:t>,</w:t>
-      </w:r>
-      <w:r>
-        <w:rPr>
-          <w:rFonts w:hint="eastAsia"/>
-        </w:rPr>
-        <w:t>不包括此包头</w:t>
-      </w:r>
-    </w:p>
-    <w:p>
-      <w:pPr>
-        <w:pStyle w:val="ae"/>
-        <w:numPr>
-          <w:ilvl w:val="0"/>
-          <w:numId w:val="2"/>
-        </w:numPr>
-        <w:ind w:firstLineChars="0"/>
-      </w:pPr>
-      <w:r>
-        <w:rPr>
-          <w:rFonts w:hint="eastAsia"/>
-        </w:rPr>
-        <w:t>byVersion:</w:t>
-      </w:r>
-      <w:r>
-        <w:rPr>
-          <w:rFonts w:hint="eastAsia"/>
-        </w:rPr>
-        <w:t>协议版本</w:t>
-      </w:r>
-      <w:r>
-        <w:rPr>
-          <w:rFonts w:hint="eastAsia"/>
-        </w:rPr>
-        <w:t>,</w:t>
-      </w:r>
-      <w:r>
-        <w:rPr>
-          <w:rFonts w:hint="eastAsia"/>
-          <w:highlight w:val="white"/>
-        </w:rPr>
-        <w:t>(</w:t>
-      </w:r>
-      <w:r>
-        <w:t xml:space="preserve">unsigned </w:t>
-      </w:r>
-      <w:r>
-        <w:rPr>
-          <w:rFonts w:hint="eastAsia"/>
-        </w:rPr>
-        <w:t xml:space="preserve">char </w:t>
-      </w:r>
-      <w:r>
-        <w:rPr>
-          <w:rFonts w:hint="eastAsia"/>
-          <w:highlight w:val="white"/>
-        </w:rPr>
-        <w:t>类型</w:t>
-      </w:r>
-      <w:r>
-        <w:rPr>
-          <w:rFonts w:hint="eastAsia"/>
-          <w:highlight w:val="white"/>
-        </w:rPr>
-        <w:t>)1</w:t>
-      </w:r>
-      <w:r>
-        <w:rPr>
-          <w:rFonts w:hint="eastAsia"/>
-          <w:highlight w:val="white"/>
-        </w:rPr>
-        <w:t>个字节</w:t>
-      </w:r>
-      <w:r>
-        <w:rPr>
-          <w:rFonts w:hint="eastAsia"/>
-        </w:rPr>
-        <w:t>,</w:t>
-      </w:r>
-      <w:r>
-        <w:rPr>
-          <w:rFonts w:hint="eastAsia"/>
-        </w:rPr>
-        <w:t>表示负载类型</w:t>
-      </w:r>
-      <w:r>
-        <w:rPr>
-          <w:rFonts w:hint="eastAsia"/>
-        </w:rPr>
-        <w:t>,</w:t>
-      </w:r>
-      <w:r>
-        <w:rPr>
-          <w:rFonts w:hint="eastAsia"/>
-        </w:rPr>
-        <w:t>具体参考负载类型字段</w:t>
-      </w:r>
-    </w:p>
-    <w:p>
-      <w:pPr>
-        <w:pStyle w:val="ae"/>
-        <w:numPr>
-          <w:ilvl w:val="0"/>
-          <w:numId w:val="2"/>
-        </w:numPr>
-        <w:ind w:firstLineChars="0"/>
-      </w:pPr>
-      <w:r>
-        <w:rPr>
-          <w:rFonts w:hint="eastAsia"/>
-        </w:rPr>
-        <w:t>byIsReply:</w:t>
-      </w:r>
-      <w:r>
-        <w:rPr>
-          <w:rFonts w:hint="eastAsia"/>
-        </w:rPr>
-        <w:t>是否需要回复包</w:t>
-      </w:r>
-      <w:r>
-        <w:rPr>
-          <w:rFonts w:hint="eastAsia"/>
-        </w:rPr>
-        <w:t>,</w:t>
-      </w:r>
-      <w:r>
-        <w:rPr>
-          <w:rFonts w:hint="eastAsia"/>
-          <w:highlight w:val="white"/>
-        </w:rPr>
-        <w:t>(</w:t>
-      </w:r>
-      <w:r>
-        <w:t xml:space="preserve">unsigned </w:t>
-      </w:r>
-      <w:r>
-        <w:rPr>
-          <w:rFonts w:hint="eastAsia"/>
-        </w:rPr>
-        <w:t>char</w:t>
-      </w:r>
-      <w:r>
-        <w:rPr>
-          <w:rFonts w:hint="eastAsia"/>
-          <w:highlight w:val="white"/>
-        </w:rPr>
-        <w:t>类型</w:t>
-      </w:r>
-      <w:r>
-        <w:rPr>
-          <w:rFonts w:hint="eastAsia"/>
-          <w:highlight w:val="white"/>
-        </w:rPr>
-        <w:t>)1</w:t>
-      </w:r>
-      <w:r>
-        <w:rPr>
-          <w:rFonts w:hint="eastAsia"/>
-          <w:highlight w:val="white"/>
-        </w:rPr>
-        <w:t>个字节</w:t>
-      </w:r>
-      <w:r>
-        <w:rPr>
-          <w:rFonts w:hint="eastAsia"/>
-        </w:rPr>
-        <w:t>,</w:t>
-      </w:r>
-      <w:r>
-        <w:rPr>
-          <w:rFonts w:hint="eastAsia"/>
-        </w:rPr>
-        <w:t>除非协议说明写了支持回复包设置</w:t>
-      </w:r>
-      <w:r>
-        <w:rPr>
-          <w:rFonts w:hint="eastAsia"/>
-        </w:rPr>
-        <w:t>,</w:t>
-      </w:r>
-      <w:r>
-        <w:rPr>
-          <w:rFonts w:hint="eastAsia"/>
-        </w:rPr>
-        <w:t>否则将为</w:t>
-      </w:r>
-      <w:r>
-        <w:rPr>
-          <w:rFonts w:hint="eastAsia"/>
-        </w:rPr>
-        <w:t>false</w:t>
-      </w:r>
-    </w:p>
-    <w:p>
-      <w:pPr>
-        <w:pStyle w:val="ae"/>
-        <w:numPr>
-          <w:ilvl w:val="0"/>
-          <w:numId w:val="2"/>
-        </w:numPr>
-        <w:ind w:firstLineChars="0"/>
-      </w:pPr>
-      <w:r>
-        <w:rPr>
-          <w:rFonts w:hint="eastAsia"/>
-        </w:rPr>
-        <w:t>wReserve:</w:t>
-      </w:r>
-      <w:r>
-        <w:rPr>
-          <w:rFonts w:hint="eastAsia"/>
-        </w:rPr>
-        <w:t>保留字段</w:t>
-      </w:r>
-      <w:r>
-        <w:rPr>
-          <w:rFonts w:hint="eastAsia"/>
-        </w:rPr>
-        <w:t>,(</w:t>
-      </w:r>
-      <w:r>
-        <w:rPr>
-          <w:rFonts w:hint="eastAsia"/>
-          <w:highlight w:val="white"/>
-        </w:rPr>
-        <w:t>(</w:t>
-      </w:r>
-      <w:r>
-        <w:t>short</w:t>
-      </w:r>
-      <w:r>
-        <w:rPr>
-          <w:rFonts w:hint="eastAsia"/>
-          <w:highlight w:val="white"/>
-        </w:rPr>
-        <w:t>类型</w:t>
-      </w:r>
-      <w:r>
-        <w:rPr>
-          <w:rFonts w:hint="eastAsia"/>
-        </w:rPr>
-        <w:t>)12BIT</w:t>
-      </w:r>
-      <w:r>
-        <w:rPr>
-          <w:rFonts w:hint="eastAsia"/>
-        </w:rPr>
-        <w:t>位</w:t>
-      </w:r>
-      <w:r>
-        <w:rPr>
-          <w:rFonts w:hint="eastAsia"/>
-        </w:rPr>
-        <w:t>,</w:t>
-      </w:r>
-      <w:r>
-        <w:rPr>
-          <w:rFonts w:hint="eastAsia"/>
-        </w:rPr>
-        <w:t>目前用户可自行使用</w:t>
-      </w:r>
-      <w:r>
-        <w:rPr>
-          <w:rFonts w:hint="eastAsia"/>
-        </w:rPr>
-        <w:t>.</w:t>
-      </w:r>
-    </w:p>
-    <w:p>
-      <w:pPr>
-        <w:pStyle w:val="ae"/>
-        <w:numPr>
-          <w:ilvl w:val="0"/>
-          <w:numId w:val="2"/>
-        </w:numPr>
-        <w:ind w:firstLineChars="0"/>
-      </w:pPr>
-      <w:r>
-        <w:rPr>
-          <w:rFonts w:hint="eastAsia"/>
-        </w:rPr>
-        <w:t>wCrypto:4</w:t>
-      </w:r>
-      <w:r>
-        <w:rPr>
-          <w:rFonts w:hint="eastAsia"/>
-        </w:rPr>
-        <w:t>个</w:t>
-      </w:r>
-      <w:r>
-        <w:rPr>
-          <w:rFonts w:hint="eastAsia"/>
-        </w:rPr>
-        <w:t>BIT</w:t>
-      </w:r>
-      <w:r>
-        <w:rPr>
-          <w:rFonts w:hint="eastAsia"/>
-        </w:rPr>
-        <w:t>位</w:t>
-      </w:r>
-      <w:r>
-        <w:rPr>
-          <w:rFonts w:hint="eastAsia"/>
-        </w:rPr>
-        <w:t>,</w:t>
-      </w:r>
-      <w:r>
-        <w:rPr>
-          <w:rFonts w:hint="eastAsia"/>
-        </w:rPr>
-        <w:t>加解密标志</w:t>
-      </w:r>
-      <w:r>
-        <w:rPr>
-          <w:rFonts w:hint="eastAsia"/>
-        </w:rPr>
-        <w:t>,</w:t>
-      </w:r>
-      <w:r>
-        <w:rPr>
-          <w:rFonts w:hint="eastAsia"/>
-        </w:rPr>
-        <w:t>参考特殊说明</w:t>
-      </w:r>
-    </w:p>
-    <w:p>
-      <w:pPr>
-        <w:pStyle w:val="ae"/>
-        <w:numPr>
-          <w:ilvl w:val="0"/>
-          <w:numId w:val="2"/>
-        </w:numPr>
-        <w:ind w:firstLineChars="0"/>
-      </w:pPr>
-      <w:r>
-        <w:rPr>
-          <w:rFonts w:hint="eastAsia"/>
-        </w:rPr>
-        <w:t>wPacketSerial:</w:t>
-      </w:r>
-      <w:r>
-        <w:rPr>
-          <w:rFonts w:hint="eastAsia"/>
-        </w:rPr>
-        <w:t>包序列号</w:t>
-      </w:r>
-      <w:r>
-        <w:rPr>
-          <w:rFonts w:hint="eastAsia"/>
-        </w:rPr>
-        <w:t>,</w:t>
-      </w:r>
-      <w:r>
-        <w:rPr>
-          <w:rFonts w:hint="eastAsia"/>
-          <w:highlight w:val="white"/>
-        </w:rPr>
-        <w:t>(</w:t>
-      </w:r>
-      <w:r>
-        <w:t>unsigned short</w:t>
-      </w:r>
-      <w:r>
-        <w:rPr>
-          <w:rFonts w:hint="eastAsia"/>
-          <w:highlight w:val="white"/>
-        </w:rPr>
-        <w:t>类型</w:t>
-      </w:r>
-      <w:r>
-        <w:rPr>
-          <w:rFonts w:hint="eastAsia"/>
-          <w:highlight w:val="white"/>
-        </w:rPr>
-        <w:t>)</w:t>
-      </w:r>
-      <w:r>
-        <w:rPr>
-          <w:rFonts w:hint="eastAsia"/>
-          <w:highlight w:val="white"/>
-        </w:rPr>
-        <w:t>两个字节</w:t>
-      </w:r>
-      <w:r>
-        <w:rPr>
-          <w:rFonts w:hint="eastAsia"/>
-        </w:rPr>
-        <w:t>,</w:t>
-      </w:r>
-      <w:r>
-        <w:rPr>
-          <w:rFonts w:hint="eastAsia"/>
-        </w:rPr>
-        <w:t>可为</w:t>
-      </w:r>
-      <w:r>
-        <w:rPr>
-          <w:rFonts w:hint="eastAsia"/>
-        </w:rPr>
-        <w:t>0,</w:t>
-      </w:r>
-      <w:r>
-        <w:rPr>
-          <w:rFonts w:hint="eastAsia"/>
-        </w:rPr>
-        <w:t>暂时不起作用</w:t>
-      </w:r>
-    </w:p>
-    <w:p>
-      <w:pPr>
-        <w:pStyle w:val="ae"/>
-        <w:numPr>
-          <w:ilvl w:val="0"/>
-          <w:numId w:val="2"/>
-        </w:numPr>
-        <w:ind w:firstLineChars="0"/>
-      </w:pPr>
-      <w:r>
-        <w:rPr>
-          <w:rFonts w:hint="eastAsia"/>
-        </w:rPr>
-        <w:t>w</w:t>
-      </w:r>
-      <w:r>
-        <w:t>Tail</w:t>
-      </w:r>
-      <w:r>
-        <w:rPr>
-          <w:rFonts w:hint="eastAsia"/>
-        </w:rPr>
-        <w:t>:</w:t>
-      </w:r>
-      <w:r>
-        <w:rPr>
-          <w:rFonts w:hint="eastAsia"/>
-        </w:rPr>
-        <w:t>协议头的包尾</w:t>
-      </w:r>
-      <w:r>
-        <w:rPr>
-          <w:rFonts w:hint="eastAsia"/>
-        </w:rPr>
-        <w:t>,</w:t>
-      </w:r>
-      <w:r>
-        <w:rPr>
-          <w:rFonts w:hint="eastAsia"/>
-          <w:highlight w:val="white"/>
-        </w:rPr>
-        <w:t>(</w:t>
-      </w:r>
-      <w:r>
-        <w:t>unsigned short</w:t>
-      </w:r>
-      <w:r>
-        <w:rPr>
-          <w:rFonts w:hint="eastAsia"/>
-          <w:highlight w:val="white"/>
-        </w:rPr>
-        <w:t>类型</w:t>
-      </w:r>
-      <w:r>
-        <w:rPr>
-          <w:rFonts w:hint="eastAsia"/>
-          <w:highlight w:val="white"/>
-        </w:rPr>
-        <w:t>)</w:t>
-      </w:r>
-      <w:r>
-        <w:rPr>
-          <w:rFonts w:hint="eastAsia"/>
-          <w:highlight w:val="white"/>
-        </w:rPr>
-        <w:t>两个字节</w:t>
-      </w:r>
-      <w:r>
-        <w:rPr>
-          <w:rFonts w:hint="eastAsia"/>
-        </w:rPr>
-        <w:t>,</w:t>
-      </w:r>
-      <w:r>
-        <w:rPr>
-          <w:rFonts w:hint="eastAsia"/>
-        </w:rPr>
-        <w:t>采用固定值</w:t>
-      </w:r>
-      <w:r>
-        <w:rPr>
-          <w:rFonts w:ascii="新宋体" w:eastAsia="新宋体" w:cs="新宋体" w:hint="eastAsia"/>
-          <w:color w:val="A000A0"/>
-          <w:kern w:val="0"/>
-          <w:sz w:val="19"/>
-          <w:szCs w:val="19"/>
-          <w:highlight w:val="white"/>
-        </w:rPr>
-        <w:t>XENGIEN_COMMUNICATION_PACKET_PROTOCOL_TAIL</w:t>
-      </w:r>
-      <w:r>
-        <w:rPr>
-          <w:rFonts w:ascii="新宋体" w:eastAsia="新宋体" w:cs="新宋体"/>
-          <w:color w:val="A000A0"/>
-          <w:kern w:val="0"/>
-          <w:sz w:val="19"/>
-          <w:szCs w:val="19"/>
-        </w:rPr>
-        <w:t>(</w:t>
-      </w:r>
-      <w:r>
-        <w:rPr>
-          <w:rFonts w:ascii="新宋体" w:eastAsia="新宋体" w:cs="新宋体"/>
-          <w:color w:val="000000"/>
-          <w:kern w:val="0"/>
-          <w:sz w:val="19"/>
-          <w:szCs w:val="19"/>
-          <w:highlight w:val="white"/>
-        </w:rPr>
-        <w:t>0xff</w:t>
-      </w:r>
-      <w:r>
-        <w:rPr>
-          <w:rFonts w:ascii="新宋体" w:eastAsia="新宋体" w:cs="新宋体"/>
-          <w:color w:val="A000A0"/>
-          <w:kern w:val="0"/>
-          <w:sz w:val="19"/>
-          <w:szCs w:val="19"/>
-        </w:rPr>
-        <w:t>)</w:t>
-      </w:r>
-    </w:p>
-    <w:p>
-      <w:pPr>
-        <w:pStyle w:val="3"/>
-      </w:pPr>
-      <w:bookmarkStart w:id="14" w:name="_Toc198197103"/>
+      <w:bookmarkStart w:id="14" w:name="_Toc231983507"/>
       <w:r>
         <w:rPr>
           <w:rFonts w:hint="eastAsia"/>
@@ -10141,7 +10256,7 @@
         <w:rPr>
           <w:rFonts w:hint="eastAsia"/>
         </w:rPr>
-        <w:t>wVersion:</w:t>
+        <w:t>byVersion:</w:t>
       </w:r>
       <w:r>
         <w:rPr>
@@ -10209,7 +10324,7 @@
         <w:rPr>
           <w:rFonts w:hint="eastAsia"/>
         </w:rPr>
-        <w:t>wPayload:</w:t>
+        <w:t>byPayload:</w:t>
       </w:r>
       <w:r>
         <w:rPr>
@@ -10227,7 +10342,16 @@
         <w:rPr>
           <w:rFonts w:hint="eastAsia"/>
         </w:rPr>
-        <w:t>参考特殊说明</w:t>
+        <w:t>参考</w:t>
+      </w:r>
+      <w:r>
+        <w:rPr>
+          <w:rFonts w:hint="eastAsia"/>
+        </w:rPr>
+        <w:t>头文件</w:t>
+      </w:r>
+      <w:r>
+        <w:t>ENUM_XENGINE_PROTOCOLHDR_PAYLOAD_TYPE</w:t>
       </w:r>
     </w:p>
     <w:p>
@@ -10560,7 +10684,7 @@
       <w:pPr>
         <w:pStyle w:val="2"/>
       </w:pPr>
-      <w:bookmarkStart w:id="15" w:name="_Toc198197104"/>
+      <w:bookmarkStart w:id="15" w:name="_Toc231983508"/>
       <w:r>
         <w:rPr>
           <w:rFonts w:hint="eastAsia"/>
@@ -10644,7 +10768,7 @@
       <w:pPr>
         <w:pStyle w:val="2"/>
       </w:pPr>
-      <w:bookmarkStart w:id="16" w:name="_Toc198197105"/>
+      <w:bookmarkStart w:id="16" w:name="_Toc231983509"/>
       <w:r>
         <w:rPr>
           <w:rFonts w:hint="eastAsia"/>
@@ -10763,7 +10887,7 @@
       <w:pPr>
         <w:pStyle w:val="3"/>
       </w:pPr>
-      <w:bookmarkStart w:id="17" w:name="_Toc198197106"/>
+      <w:bookmarkStart w:id="17" w:name="_Toc231983510"/>
       <w:r>
         <w:rPr>
           <w:rFonts w:hint="eastAsia"/>
@@ -11665,7 +11789,7 @@
       <w:pPr>
         <w:pStyle w:val="3"/>
       </w:pPr>
-      <w:bookmarkStart w:id="18" w:name="_Toc198197107"/>
+      <w:bookmarkStart w:id="18" w:name="_Toc231983511"/>
       <w:r>
         <w:rPr>
           <w:rFonts w:hint="eastAsia"/>
@@ -12441,7 +12565,7 @@
       <w:pPr>
         <w:pStyle w:val="1"/>
       </w:pPr>
-      <w:bookmarkStart w:id="19" w:name="_Toc198197108"/>
+      <w:bookmarkStart w:id="19" w:name="_Toc231983512"/>
       <w:r>
         <w:rPr>
           <w:rFonts w:hint="eastAsia"/>
@@ -12466,7 +12590,7 @@
       <w:pPr>
         <w:pStyle w:val="2"/>
       </w:pPr>
-      <w:bookmarkStart w:id="20" w:name="_Toc198197109"/>
+      <w:bookmarkStart w:id="20" w:name="_Toc231983513"/>
       <w:r>
         <w:rPr>
           <w:rFonts w:hint="eastAsia"/>
@@ -13070,7 +13194,23 @@
           <w:color w:val="000000"/>
           <w:sz w:val="19"/>
         </w:rPr>
-        <w:t xml:space="preserve"> = 0xA,     </w:t>
+        <w:t xml:space="preserve"> = 0x</w:t>
+      </w:r>
+      <w:r>
+        <w:rPr>
+          <w:rFonts w:ascii="新宋体" w:eastAsia="新宋体" w:hAnsi="新宋体" w:hint="eastAsia"/>
+          <w:color w:val="000000"/>
+          <w:sz w:val="19"/>
+        </w:rPr>
+        <w:t>1</w:t>
+      </w:r>
+      <w:r>
+        <w:rPr>
+          <w:rFonts w:ascii="新宋体" w:eastAsia="新宋体" w:hAnsi="新宋体" w:hint="eastAsia"/>
+          <w:color w:val="000000"/>
+          <w:sz w:val="19"/>
+        </w:rPr>
+        <w:t xml:space="preserve">A,    </w:t>
       </w:r>
       <w:r>
         <w:rPr>
@@ -13112,7 +13252,23 @@
           <w:color w:val="000000"/>
           <w:sz w:val="19"/>
         </w:rPr>
-        <w:t xml:space="preserve"> = 0xB,       </w:t>
+        <w:t xml:space="preserve"> = 0x</w:t>
+      </w:r>
+      <w:r>
+        <w:rPr>
+          <w:rFonts w:ascii="新宋体" w:eastAsia="新宋体" w:hAnsi="新宋体" w:hint="eastAsia"/>
+          <w:color w:val="000000"/>
+          <w:sz w:val="19"/>
+        </w:rPr>
+        <w:t>1</w:t>
+      </w:r>
+      <w:r>
+        <w:rPr>
+          <w:rFonts w:ascii="新宋体" w:eastAsia="新宋体" w:hAnsi="新宋体" w:hint="eastAsia"/>
+          <w:color w:val="000000"/>
+          <w:sz w:val="19"/>
+        </w:rPr>
+        <w:t xml:space="preserve">B,      </w:t>
       </w:r>
       <w:r>
         <w:rPr>
@@ -13154,7 +13310,23 @@
           <w:color w:val="000000"/>
           <w:sz w:val="19"/>
         </w:rPr>
-        <w:t xml:space="preserve"> = 0xF,         </w:t>
+        <w:t xml:space="preserve"> = 0x</w:t>
+      </w:r>
+      <w:r>
+        <w:rPr>
+          <w:rFonts w:ascii="新宋体" w:eastAsia="新宋体" w:hAnsi="新宋体" w:hint="eastAsia"/>
+          <w:color w:val="000000"/>
+          <w:sz w:val="19"/>
+        </w:rPr>
+        <w:t>1C</w:t>
+      </w:r>
+      <w:r>
+        <w:rPr>
+          <w:rFonts w:ascii="新宋体" w:eastAsia="新宋体" w:hAnsi="新宋体" w:hint="eastAsia"/>
+          <w:color w:val="000000"/>
+          <w:sz w:val="19"/>
+        </w:rPr>
+        <w:t xml:space="preserve">,        </w:t>
       </w:r>
       <w:r>
         <w:rPr>
@@ -13297,7 +13469,7 @@
       <w:pPr>
         <w:pStyle w:val="2"/>
       </w:pPr>
-      <w:bookmarkStart w:id="21" w:name="_Toc198197110"/>
+      <w:bookmarkStart w:id="21" w:name="_Toc231983514"/>
       <w:r>
         <w:rPr>
           <w:rFonts w:hint="eastAsia"/>
@@ -13542,7 +13714,7 @@
       <w:pPr>
         <w:pStyle w:val="2"/>
       </w:pPr>
-      <w:bookmarkStart w:id="22" w:name="_Toc198197111"/>
+      <w:bookmarkStart w:id="22" w:name="_Toc231983515"/>
       <w:r>
         <w:rPr>
           <w:rFonts w:hint="eastAsia"/>
@@ -13625,7 +13797,7 @@
       <w:pPr>
         <w:pStyle w:val="1"/>
       </w:pPr>
-      <w:bookmarkStart w:id="23" w:name="_Toc198197112"/>
+      <w:bookmarkStart w:id="23" w:name="_Toc231983516"/>
       <w:r>
         <w:rPr>
           <w:rFonts w:hint="eastAsia"/>
@@ -14073,7 +14245,7 @@
       <w:pPr>
         <w:pStyle w:val="2"/>
       </w:pPr>
-      <w:bookmarkStart w:id="24" w:name="_Toc198197113"/>
+      <w:bookmarkStart w:id="24" w:name="_Toc231983517"/>
       <w:r>
         <w:rPr>
           <w:rFonts w:hint="eastAsia"/>
@@ -15069,7 +15241,7 @@
       <w:pPr>
         <w:pStyle w:val="2"/>
       </w:pPr>
-      <w:bookmarkStart w:id="25" w:name="_Toc198197114"/>
+      <w:bookmarkStart w:id="25" w:name="_Toc231983518"/>
       <w:r>
         <w:rPr>
           <w:rFonts w:hint="eastAsia"/>
@@ -15102,7 +15274,7 @@
       <w:pPr>
         <w:pStyle w:val="2"/>
       </w:pPr>
-      <w:bookmarkStart w:id="26" w:name="_Toc198197115"/>
+      <w:bookmarkStart w:id="26" w:name="_Toc231983519"/>
       <w:r>
         <w:rPr>
           <w:rFonts w:hint="eastAsia"/>
@@ -15135,7 +15307,7 @@
       <w:pPr>
         <w:pStyle w:val="2"/>
       </w:pPr>
-      <w:bookmarkStart w:id="27" w:name="_Toc198197116"/>
+      <w:bookmarkStart w:id="27" w:name="_Toc231983520"/>
       <w:r>
         <w:rPr>
           <w:rFonts w:hint="eastAsia"/>
@@ -15174,7 +15346,7 @@
       <w:pPr>
         <w:pStyle w:val="2"/>
       </w:pPr>
-      <w:bookmarkStart w:id="28" w:name="_Toc198197117"/>
+      <w:bookmarkStart w:id="28" w:name="_Toc231983521"/>
       <w:r>
         <w:rPr>
           <w:rFonts w:hint="eastAsia"/>
@@ -15207,7 +15379,7 @@
       <w:pPr>
         <w:pStyle w:val="2"/>
       </w:pPr>
-      <w:bookmarkStart w:id="29" w:name="_Toc198197118"/>
+      <w:bookmarkStart w:id="29" w:name="_Toc231983522"/>
       <w:r>
         <w:rPr>
           <w:rFonts w:hint="eastAsia"/>
@@ -15240,7 +15412,7 @@
       <w:pPr>
         <w:pStyle w:val="2"/>
       </w:pPr>
-      <w:bookmarkStart w:id="30" w:name="_Toc198197119"/>
+      <w:bookmarkStart w:id="30" w:name="_Toc231983523"/>
       <w:r>
         <w:rPr>
           <w:rFonts w:hint="eastAsia"/>
@@ -15279,7 +15451,7 @@
       <w:pPr>
         <w:pStyle w:val="2"/>
       </w:pPr>
-      <w:bookmarkStart w:id="31" w:name="_Toc198197120"/>
+      <w:bookmarkStart w:id="31" w:name="_Toc231983524"/>
       <w:r>
         <w:rPr>
           <w:rFonts w:hint="eastAsia"/>
@@ -15563,7 +15735,7 @@
       <w:pPr>
         <w:pStyle w:val="3"/>
       </w:pPr>
-      <w:bookmarkStart w:id="32" w:name="_Toc198197121"/>
+      <w:bookmarkStart w:id="32" w:name="_Toc231983525"/>
       <w:r>
         <w:rPr>
           <w:rFonts w:hint="eastAsia"/>
@@ -16036,7 +16208,7 @@
       <w:pPr>
         <w:pStyle w:val="3"/>
       </w:pPr>
-      <w:bookmarkStart w:id="33" w:name="_Toc198197122"/>
+      <w:bookmarkStart w:id="33" w:name="_Toc231983526"/>
       <w:r>
         <w:rPr>
           <w:rFonts w:hint="eastAsia"/>
@@ -17009,7 +17181,7 @@
       <w:pPr>
         <w:pStyle w:val="3"/>
       </w:pPr>
-      <w:bookmarkStart w:id="34" w:name="_Toc198197123"/>
+      <w:bookmarkStart w:id="34" w:name="_Toc231983527"/>
       <w:r>
         <w:rPr>
           <w:rFonts w:hint="eastAsia"/>
@@ -18049,7 +18221,7 @@
       <w:pPr>
         <w:pStyle w:val="3"/>
       </w:pPr>
-      <w:bookmarkStart w:id="35" w:name="_Toc198197124"/>
+      <w:bookmarkStart w:id="35" w:name="_Toc231983528"/>
       <w:r>
         <w:rPr>
           <w:rFonts w:hint="eastAsia"/>
@@ -19437,7 +19609,7 @@
       <w:pPr>
         <w:pStyle w:val="2"/>
       </w:pPr>
-      <w:bookmarkStart w:id="36" w:name="_Toc198197125"/>
+      <w:bookmarkStart w:id="36" w:name="_Toc231983529"/>
       <w:r>
         <w:rPr>
           <w:rFonts w:hint="eastAsia"/>
@@ -19584,7 +19756,7 @@
       <w:pPr>
         <w:pStyle w:val="3"/>
       </w:pPr>
-      <w:bookmarkStart w:id="37" w:name="_Toc198197126"/>
+      <w:bookmarkStart w:id="37" w:name="_Toc231983530"/>
       <w:r>
         <w:rPr>
           <w:rFonts w:hint="eastAsia"/>
@@ -19948,7 +20120,27 @@
           <w:sz w:val="19"/>
           <w:szCs w:val="19"/>
         </w:rPr>
-        <w:t>TRUE OR FALSE</w:t>
+        <w:t>1</w:t>
+      </w:r>
+      <w:r>
+        <w:rPr>
+          <w:rFonts w:ascii="新宋体" w:eastAsia="新宋体" w:cs="新宋体" w:hint="eastAsia"/>
+          <w:color w:val="000080"/>
+          <w:kern w:val="0"/>
+          <w:sz w:val="19"/>
+          <w:szCs w:val="19"/>
+        </w:rPr>
+        <w:t xml:space="preserve"> OR </w:t>
+      </w:r>
+      <w:r>
+        <w:rPr>
+          <w:rFonts w:ascii="新宋体" w:eastAsia="新宋体" w:cs="新宋体" w:hint="eastAsia"/>
+          <w:color w:val="000080"/>
+          <w:kern w:val="0"/>
+          <w:sz w:val="19"/>
+          <w:szCs w:val="19"/>
+        </w:rPr>
+        <w:t>0</w:t>
       </w:r>
     </w:p>
     <w:p>
@@ -21181,7 +21373,7 @@
       <w:pPr>
         <w:pStyle w:val="2"/>
       </w:pPr>
-      <w:bookmarkStart w:id="38" w:name="_Toc198197127"/>
+      <w:bookmarkStart w:id="38" w:name="_Toc231983531"/>
       <w:r>
         <w:rPr>
           <w:rFonts w:hint="eastAsia"/>
@@ -21380,7 +21572,7 @@
       <w:pPr>
         <w:pStyle w:val="3"/>
       </w:pPr>
-      <w:bookmarkStart w:id="39" w:name="_Toc198197128"/>
+      <w:bookmarkStart w:id="39" w:name="_Toc231983532"/>
       <w:r>
         <w:rPr>
           <w:rFonts w:hint="eastAsia"/>
@@ -21884,7 +22076,7 @@
       <w:pPr>
         <w:pStyle w:val="3"/>
       </w:pPr>
-      <w:bookmarkStart w:id="40" w:name="_Toc198197129"/>
+      <w:bookmarkStart w:id="40" w:name="_Toc231983533"/>
       <w:r>
         <w:rPr>
           <w:rFonts w:hint="eastAsia"/>
@@ -22382,7 +22574,7 @@
       <w:pPr>
         <w:pStyle w:val="2"/>
       </w:pPr>
-      <w:bookmarkStart w:id="41" w:name="_Toc198197130"/>
+      <w:bookmarkStart w:id="41" w:name="_Toc231983534"/>
       <w:r>
         <w:rPr>
           <w:rFonts w:hint="eastAsia"/>
@@ -22579,6 +22771,34 @@
         </w:rPr>
         <w:t>!</w:t>
       </w:r>
+      <w:r>
+        <w:rPr>
+          <w:rFonts w:hint="eastAsia"/>
+          <w:color w:val="00B050"/>
+        </w:rPr>
+        <w:t>这个不是必须的</w:t>
+      </w:r>
+      <w:r>
+        <w:rPr>
+          <w:rFonts w:hint="eastAsia"/>
+          <w:color w:val="00B050"/>
+        </w:rPr>
+        <w:t>,</w:t>
+      </w:r>
+      <w:r>
+        <w:rPr>
+          <w:rFonts w:hint="eastAsia"/>
+          <w:color w:val="00B050"/>
+        </w:rPr>
+        <w:t>比如我们的系统在客户端离开的时候也会自动清理</w:t>
+      </w:r>
+      <w:r>
+        <w:rPr>
+          <w:rFonts w:hint="eastAsia"/>
+          <w:color w:val="00B050"/>
+        </w:rPr>
+        <w:t>.</w:t>
+      </w:r>
     </w:p>
     <w:p>
       <w:pPr>
@@ -22968,7 +23188,7 @@
       <w:pPr>
         <w:pStyle w:val="1"/>
       </w:pPr>
-      <w:bookmarkStart w:id="42" w:name="_Toc198197131"/>
+      <w:bookmarkStart w:id="42" w:name="_Toc231983535"/>
       <w:r>
         <w:rPr>
           <w:rFonts w:hint="eastAsia"/>
@@ -23039,11 +23259,12 @@
       <w:pPr>
         <w:pStyle w:val="2"/>
       </w:pPr>
-      <w:bookmarkStart w:id="43" w:name="_Toc198197132"/>
-      <w:r>
-        <w:rPr>
-          <w:rFonts w:hint="eastAsia"/>
-        </w:rPr>
+      <w:bookmarkStart w:id="43" w:name="_Toc231983536"/>
+      <w:r>
+        <w:rPr>
+          <w:rFonts w:hint="eastAsia"/>
+        </w:rPr>
+        <w:lastRenderedPageBreak/>
         <w:t xml:space="preserve">4.1 </w:t>
       </w:r>
       <w:r>
@@ -23113,14 +23334,7 @@
         <w:rPr>
           <w:rFonts w:hint="eastAsia"/>
         </w:rPr>
-        <w:t>但是无论你是</w:t>
-      </w:r>
-      <w:r>
-        <w:rPr>
-          <w:rFonts w:hint="eastAsia"/>
-        </w:rPr>
-        <w:lastRenderedPageBreak/>
-        <w:t>用的系统协议</w:t>
+        <w:t>但是无论你是用的系统协议</w:t>
       </w:r>
       <w:r>
         <w:rPr>
@@ -23157,7 +23371,7 @@
       <w:pPr>
         <w:pStyle w:val="1"/>
       </w:pPr>
-      <w:bookmarkStart w:id="44" w:name="_Toc198197133"/>
+      <w:bookmarkStart w:id="44" w:name="_Toc231983537"/>
       <w:r>
         <w:rPr>
           <w:rFonts w:hint="eastAsia"/>
@@ -23182,7 +23396,7 @@
       <w:pPr>
         <w:pStyle w:val="2"/>
       </w:pPr>
-      <w:bookmarkStart w:id="45" w:name="_Toc198197134"/>
+      <w:bookmarkStart w:id="45" w:name="_Toc231983538"/>
       <w:r>
         <w:rPr>
           <w:rFonts w:hint="eastAsia"/>
@@ -23277,7 +23491,7 @@
       <w:pPr>
         <w:pStyle w:val="3"/>
       </w:pPr>
-      <w:bookmarkStart w:id="46" w:name="_Toc198197135"/>
+      <w:bookmarkStart w:id="46" w:name="_Toc231983539"/>
       <w:r>
         <w:rPr>
           <w:rFonts w:hint="eastAsia"/>
@@ -23481,7 +23695,7 @@
       <w:pPr>
         <w:pStyle w:val="3"/>
       </w:pPr>
-      <w:bookmarkStart w:id="47" w:name="_Toc198197136"/>
+      <w:bookmarkStart w:id="47" w:name="_Toc231983540"/>
       <w:r>
         <w:rPr>
           <w:rFonts w:hint="eastAsia"/>
@@ -23841,7 +24055,7 @@
       <w:pPr>
         <w:pStyle w:val="2"/>
       </w:pPr>
-      <w:bookmarkStart w:id="48" w:name="_Toc198197137"/>
+      <w:bookmarkStart w:id="48" w:name="_Toc231983541"/>
       <w:r>
         <w:rPr>
           <w:rFonts w:hint="eastAsia"/>
@@ -24399,7 +24613,7 @@
       <w:pPr>
         <w:pStyle w:val="1"/>
       </w:pPr>
-      <w:bookmarkStart w:id="49" w:name="_Toc198197138"/>
+      <w:bookmarkStart w:id="49" w:name="_Toc231983542"/>
       <w:r>
         <w:rPr>
           <w:rFonts w:hint="eastAsia"/>
@@ -24412,7 +24626,7 @@
       <w:pPr>
         <w:pStyle w:val="2"/>
       </w:pPr>
-      <w:bookmarkStart w:id="50" w:name="_Toc198197139"/>
+      <w:bookmarkStart w:id="50" w:name="_Toc231983543"/>
       <w:r>
         <w:rPr>
           <w:rFonts w:hint="eastAsia"/>
@@ -24457,7 +24671,7 @@
       <w:pPr>
         <w:pStyle w:val="2"/>
       </w:pPr>
-      <w:bookmarkStart w:id="51" w:name="_Toc198197140"/>
+      <w:bookmarkStart w:id="51" w:name="_Toc231983544"/>
       <w:r>
         <w:rPr>
           <w:rFonts w:hint="eastAsia"/>
@@ -24531,7 +24745,7 @@
 <w:ftr xmlns:wpc="http://schemas.microsoft.com/office/word/2010/wordprocessingCanvas" xmlns:cx="http://schemas.microsoft.com/office/drawing/2014/chartex" xmlns:cx1="http://schemas.microsoft.com/office/drawing/2015/9/8/chartex" xmlns:cx2="http://schemas.microsoft.com/office/drawing/2015/10/21/chartex" xmlns:cx3="http://schemas.microsoft.com/office/drawing/2016/5/9/chartex" xmlns:cx4="http://schemas.microsoft.com/office/drawing/2016/5/10/chartex" xmlns:cx5="http://schemas.microsoft.com/office/drawing/2016/5/11/chartex" xmlns:cx6="http://schemas.microsoft.com/office/drawing/2016/5/12/chartex" xmlns:cx7="http://schemas.microsoft.com/office/drawing/2016/5/13/chartex" xmlns:cx8="http://schemas.microsoft.com/office/drawing/2016/5/14/chartex" xmlns:mc="http://schemas.openxmlformats.org/markup-compatibility/2006" xmlns:aink="http://schemas.microsoft.com/office/drawing/2016/ink" xmlns:am3d="http://schemas.microsoft.com/office/drawing/2017/model3d" xmlns:o="urn:schemas-microsoft-com:office:office" xmlns:oel="http://schemas.microsoft.com/office/2019/extlst" xmlns:r="http://schemas.openxmlformats.org/officeDocument/2006/relationships" xmlns:m="http://schemas.openxmlformats.org/officeDocument/2006/math" xmlns:v="urn:schemas-microsoft-com:vml" xmlns:wp14="http://schemas.microsoft.com/office/word/2010/wordprocessingDrawing" xmlns:wp="http://schemas.openxmlformats.org/drawingml/2006/wordprocessingDrawing" xmlns:w10="urn:schemas-microsoft-com:office:word" xmlns:w="http://schemas.openxmlformats.org/wordprocessingml/2006/main" xmlns:w14="http://schemas.microsoft.com/office/word/2010/wordml" xmlns:w15="http://schemas.microsoft.com/office/word/2012/wordml" xmlns:w16cex="http://schemas.microsoft.com/office/word/2018/wordml/cex" xmlns:w16cid="http://schemas.microsoft.com/office/word/2016/wordml/cid" xmlns:w16="http://schemas.microsoft.com/office/word/2018/wordml" xmlns:w16du="http://schemas.microsoft.com/office/word/2023/wordml/word16du" xmlns:w16sdtdh="http://schemas.microsoft.com/office/word/2020/wordml/sdtdatahash" xmlns:w16sdtfl="http://schemas.microsoft.com/office/word/2024/wordml/sdtformatlock" xmlns:w16se="http://schemas.microsoft.com/office/word/2015/wordml/symex" xmlns:wpg="http://schemas.microsoft.com/office/word/2010/wordprocessingGroup" xmlns:wpi="http://schemas.microsoft.com/office/word/2010/wordprocessingInk" xmlns:wne="http://schemas.microsoft.com/office/word/2006/wordml" xmlns:wps="http://schemas.microsoft.com/office/word/2010/wordprocessingShape" mc:Ignorable="w14 w15 w16se w16cid w16 w16cex w16sdtdh w16sdtfl w16du wp14">
   <w:p>
     <w:pPr>
-      <w:pStyle w:val="a3"/>
+      <w:pStyle w:val="a4"/>
       <w:ind w:firstLineChars="2300" w:firstLine="4140"/>
     </w:pPr>
     <w:r>
@@ -24716,7 +24930,7 @@
 <w:hdr xmlns:wpc="http://schemas.microsoft.com/office/word/2010/wordprocessingCanvas" xmlns:cx="http://schemas.microsoft.com/office/drawing/2014/chartex" xmlns:cx1="http://schemas.microsoft.com/office/drawing/2015/9/8/chartex" xmlns:cx2="http://schemas.microsoft.com/office/drawing/2015/10/21/chartex" xmlns:cx3="http://schemas.microsoft.com/office/drawing/2016/5/9/chartex" xmlns:cx4="http://schemas.microsoft.com/office/drawing/2016/5/10/chartex" xmlns:cx5="http://schemas.microsoft.com/office/drawing/2016/5/11/chartex" xmlns:cx6="http://schemas.microsoft.com/office/drawing/2016/5/12/chartex" xmlns:cx7="http://schemas.microsoft.com/office/drawing/2016/5/13/chartex" xmlns:cx8="http://schemas.microsoft.com/office/drawing/2016/5/14/chartex" xmlns:mc="http://schemas.openxmlformats.org/markup-compatibility/2006" xmlns:aink="http://schemas.microsoft.com/office/drawing/2016/ink" xmlns:am3d="http://schemas.microsoft.com/office/drawing/2017/model3d" xmlns:o="urn:schemas-microsoft-com:office:office" xmlns:oel="http://schemas.microsoft.com/office/2019/extlst" xmlns:r="http://schemas.openxmlformats.org/officeDocument/2006/relationships" xmlns:m="http://schemas.openxmlformats.org/officeDocument/2006/math" xmlns:v="urn:schemas-microsoft-com:vml" xmlns:wp14="http://schemas.microsoft.com/office/word/2010/wordprocessingDrawing" xmlns:wp="http://schemas.openxmlformats.org/drawingml/2006/wordprocessingDrawing" xmlns:w10="urn:schemas-microsoft-com:office:word" xmlns:w="http://schemas.openxmlformats.org/wordprocessingml/2006/main" xmlns:w14="http://schemas.microsoft.com/office/word/2010/wordml" xmlns:w15="http://schemas.microsoft.com/office/word/2012/wordml" xmlns:w16cex="http://schemas.microsoft.com/office/word/2018/wordml/cex" xmlns:w16cid="http://schemas.microsoft.com/office/word/2016/wordml/cid" xmlns:w16="http://schemas.microsoft.com/office/word/2018/wordml" xmlns:w16du="http://schemas.microsoft.com/office/word/2023/wordml/word16du" xmlns:w16sdtdh="http://schemas.microsoft.com/office/word/2020/wordml/sdtdatahash" xmlns:w16sdtfl="http://schemas.microsoft.com/office/word/2024/wordml/sdtformatlock" xmlns:w16se="http://schemas.microsoft.com/office/word/2015/wordml/symex" xmlns:wpg="http://schemas.microsoft.com/office/word/2010/wordprocessingGroup" xmlns:wpi="http://schemas.microsoft.com/office/word/2010/wordprocessingInk" xmlns:wne="http://schemas.microsoft.com/office/word/2006/wordml" xmlns:wps="http://schemas.microsoft.com/office/word/2010/wordprocessingShape" mc:Ignorable="w14 w15 w16se w16cid w16 w16cex w16sdtdh w16sdtfl w16du wp14">
   <w:p>
     <w:pPr>
-      <w:pStyle w:val="a5"/>
+      <w:pStyle w:val="a6"/>
       <w:jc w:val="both"/>
     </w:pPr>
     <w:r>
@@ -24763,10 +24977,11 @@
   <w:abstractNum w:abstractNumId="1" w15:restartNumberingAfterBreak="0">
     <w:nsid w:val="123B257D"/>
     <w:multiLevelType w:val="multilevel"/>
-    <w:tmpl w:val="123B257D"/>
+    <w:tmpl w:val="2ED2BD18"/>
     <w:lvl w:ilvl="0">
       <w:start w:val="1"/>
       <w:numFmt w:val="bullet"/>
+      <w:pStyle w:val="a"/>
       <w:lvlText w:val=""/>
       <w:lvlJc w:val="left"/>
       <w:pPr>
@@ -25387,7 +25602,7 @@
     <w:lsdException w:name="Unresolved Mention" w:semiHidden="1" w:unhideWhenUsed="1"/>
     <w:lsdException w:name="Smart Link" w:semiHidden="1" w:unhideWhenUsed="1"/>
   </w:latentStyles>
-  <w:style w:type="paragraph" w:default="1" w:styleId="a">
+  <w:style w:type="paragraph" w:default="1" w:styleId="a0">
     <w:name w:val="Normal"/>
     <w:qFormat/>
     <w:pPr>
@@ -25403,8 +25618,8 @@
   </w:style>
   <w:style w:type="paragraph" w:styleId="1">
     <w:name w:val="heading 1"/>
-    <w:basedOn w:val="a"/>
-    <w:next w:val="a"/>
+    <w:basedOn w:val="a0"/>
+    <w:next w:val="a0"/>
     <w:link w:val="10"/>
     <w:uiPriority w:val="9"/>
     <w:qFormat/>
@@ -25424,8 +25639,8 @@
   </w:style>
   <w:style w:type="paragraph" w:styleId="2">
     <w:name w:val="heading 2"/>
-    <w:basedOn w:val="a"/>
-    <w:next w:val="a"/>
+    <w:basedOn w:val="a0"/>
+    <w:next w:val="a0"/>
     <w:link w:val="20"/>
     <w:autoRedefine/>
     <w:uiPriority w:val="9"/>
@@ -25447,8 +25662,8 @@
   </w:style>
   <w:style w:type="paragraph" w:styleId="3">
     <w:name w:val="heading 3"/>
-    <w:basedOn w:val="a"/>
-    <w:next w:val="a"/>
+    <w:basedOn w:val="a0"/>
+    <w:next w:val="a0"/>
     <w:link w:val="30"/>
     <w:uiPriority w:val="9"/>
     <w:unhideWhenUsed/>
@@ -25468,8 +25683,8 @@
   </w:style>
   <w:style w:type="paragraph" w:styleId="4">
     <w:name w:val="heading 4"/>
-    <w:basedOn w:val="a"/>
-    <w:next w:val="a"/>
+    <w:basedOn w:val="a0"/>
+    <w:next w:val="a0"/>
     <w:link w:val="40"/>
     <w:autoRedefine/>
     <w:uiPriority w:val="9"/>
@@ -25491,8 +25706,8 @@
   </w:style>
   <w:style w:type="paragraph" w:styleId="5">
     <w:name w:val="heading 5"/>
-    <w:basedOn w:val="a"/>
-    <w:next w:val="a"/>
+    <w:basedOn w:val="a0"/>
+    <w:next w:val="a0"/>
     <w:autoRedefine/>
     <w:uiPriority w:val="9"/>
     <w:unhideWhenUsed/>
@@ -25508,13 +25723,13 @@
       <w:sz w:val="28"/>
     </w:rPr>
   </w:style>
-  <w:style w:type="character" w:default="1" w:styleId="a0">
+  <w:style w:type="character" w:default="1" w:styleId="a1">
     <w:name w:val="Default Paragraph Font"/>
     <w:uiPriority w:val="1"/>
     <w:semiHidden/>
     <w:unhideWhenUsed/>
   </w:style>
-  <w:style w:type="table" w:default="1" w:styleId="a1">
+  <w:style w:type="table" w:default="1" w:styleId="a2">
     <w:name w:val="Normal Table"/>
     <w:uiPriority w:val="99"/>
     <w:semiHidden/>
@@ -25529,7 +25744,7 @@
       </w:tblCellMar>
     </w:tblPr>
   </w:style>
-  <w:style w:type="numbering" w:default="1" w:styleId="a2">
+  <w:style w:type="numbering" w:default="1" w:styleId="a3">
     <w:name w:val="No List"/>
     <w:uiPriority w:val="99"/>
     <w:semiHidden/>
@@ -25537,8 +25752,8 @@
   </w:style>
   <w:style w:type="paragraph" w:styleId="TOC3">
     <w:name w:val="toc 3"/>
-    <w:basedOn w:val="a"/>
-    <w:next w:val="a"/>
+    <w:basedOn w:val="a0"/>
+    <w:next w:val="a0"/>
     <w:autoRedefine/>
     <w:uiPriority w:val="39"/>
     <w:unhideWhenUsed/>
@@ -25547,10 +25762,10 @@
       <w:ind w:leftChars="400" w:left="840"/>
     </w:pPr>
   </w:style>
-  <w:style w:type="paragraph" w:styleId="a3">
+  <w:style w:type="paragraph" w:styleId="a4">
     <w:name w:val="footer"/>
-    <w:basedOn w:val="a"/>
-    <w:link w:val="a4"/>
+    <w:basedOn w:val="a0"/>
+    <w:link w:val="a5"/>
     <w:autoRedefine/>
     <w:uiPriority w:val="99"/>
     <w:unhideWhenUsed/>
@@ -25568,10 +25783,10 @@
       <w:szCs w:val="18"/>
     </w:rPr>
   </w:style>
-  <w:style w:type="paragraph" w:styleId="a5">
+  <w:style w:type="paragraph" w:styleId="a6">
     <w:name w:val="header"/>
-    <w:basedOn w:val="a"/>
-    <w:link w:val="a6"/>
+    <w:basedOn w:val="a0"/>
+    <w:link w:val="a7"/>
     <w:autoRedefine/>
     <w:uiPriority w:val="99"/>
     <w:unhideWhenUsed/>
@@ -25594,18 +25809,18 @@
   </w:style>
   <w:style w:type="paragraph" w:styleId="TOC1">
     <w:name w:val="toc 1"/>
-    <w:basedOn w:val="a"/>
-    <w:next w:val="a"/>
+    <w:basedOn w:val="a0"/>
+    <w:next w:val="a0"/>
     <w:autoRedefine/>
     <w:uiPriority w:val="39"/>
     <w:unhideWhenUsed/>
     <w:qFormat/>
   </w:style>
-  <w:style w:type="paragraph" w:styleId="a7">
+  <w:style w:type="paragraph" w:styleId="a8">
     <w:name w:val="Subtitle"/>
-    <w:basedOn w:val="a"/>
-    <w:next w:val="a"/>
-    <w:link w:val="a8"/>
+    <w:basedOn w:val="a0"/>
+    <w:next w:val="a0"/>
+    <w:link w:val="a9"/>
     <w:autoRedefine/>
     <w:uiPriority w:val="11"/>
     <w:qFormat/>
@@ -25624,8 +25839,8 @@
   </w:style>
   <w:style w:type="paragraph" w:styleId="TOC2">
     <w:name w:val="toc 2"/>
-    <w:basedOn w:val="a"/>
-    <w:next w:val="a"/>
+    <w:basedOn w:val="a0"/>
+    <w:next w:val="a0"/>
     <w:autoRedefine/>
     <w:uiPriority w:val="39"/>
     <w:unhideWhenUsed/>
@@ -25636,10 +25851,9 @@
   </w:style>
   <w:style w:type="paragraph" w:styleId="HTML">
     <w:name w:val="HTML Preformatted"/>
-    <w:basedOn w:val="a"/>
+    <w:basedOn w:val="a0"/>
     <w:autoRedefine/>
     <w:uiPriority w:val="99"/>
-    <w:semiHidden/>
     <w:unhideWhenUsed/>
     <w:qFormat/>
     <w:pPr>
@@ -25670,9 +25884,9 @@
       <w:szCs w:val="24"/>
     </w:rPr>
   </w:style>
-  <w:style w:type="paragraph" w:styleId="a9">
+  <w:style w:type="paragraph" w:styleId="aa">
     <w:name w:val="Normal (Web)"/>
-    <w:basedOn w:val="a"/>
+    <w:basedOn w:val="a0"/>
     <w:autoRedefine/>
     <w:uiPriority w:val="99"/>
     <w:semiHidden/>
@@ -25688,11 +25902,11 @@
       <w:sz w:val="24"/>
     </w:rPr>
   </w:style>
-  <w:style w:type="paragraph" w:styleId="aa">
+  <w:style w:type="paragraph" w:styleId="ab">
     <w:name w:val="Title"/>
-    <w:basedOn w:val="a"/>
-    <w:next w:val="a"/>
-    <w:link w:val="ab"/>
+    <w:basedOn w:val="a0"/>
+    <w:next w:val="a0"/>
+    <w:link w:val="ac"/>
     <w:autoRedefine/>
     <w:uiPriority w:val="10"/>
     <w:qFormat/>
@@ -25709,9 +25923,9 @@
       <w:szCs w:val="32"/>
     </w:rPr>
   </w:style>
-  <w:style w:type="table" w:styleId="ac">
+  <w:style w:type="table" w:styleId="ad">
     <w:name w:val="Table Grid"/>
-    <w:basedOn w:val="a1"/>
+    <w:basedOn w:val="a2"/>
     <w:autoRedefine/>
     <w:uiPriority w:val="39"/>
     <w:qFormat/>
@@ -25726,9 +25940,9 @@
       </w:tblBorders>
     </w:tblPr>
   </w:style>
-  <w:style w:type="character" w:styleId="ad">
+  <w:style w:type="character" w:styleId="ae">
     <w:name w:val="Hyperlink"/>
-    <w:basedOn w:val="a0"/>
+    <w:basedOn w:val="a1"/>
     <w:autoRedefine/>
     <w:uiPriority w:val="99"/>
     <w:unhideWhenUsed/>
@@ -25740,7 +25954,7 @@
   </w:style>
   <w:style w:type="character" w:customStyle="1" w:styleId="10">
     <w:name w:val="标题 1 字符"/>
-    <w:basedOn w:val="a0"/>
+    <w:basedOn w:val="a1"/>
     <w:link w:val="1"/>
     <w:autoRedefine/>
     <w:uiPriority w:val="9"/>
@@ -25755,7 +25969,7 @@
   </w:style>
   <w:style w:type="character" w:customStyle="1" w:styleId="20">
     <w:name w:val="标题 2 字符"/>
-    <w:basedOn w:val="a0"/>
+    <w:basedOn w:val="a1"/>
     <w:link w:val="2"/>
     <w:autoRedefine/>
     <w:uiPriority w:val="9"/>
@@ -25768,10 +25982,10 @@
       <w:szCs w:val="32"/>
     </w:rPr>
   </w:style>
-  <w:style w:type="character" w:customStyle="1" w:styleId="a6">
+  <w:style w:type="character" w:customStyle="1" w:styleId="a7">
     <w:name w:val="页眉 字符"/>
-    <w:basedOn w:val="a0"/>
-    <w:link w:val="a5"/>
+    <w:basedOn w:val="a1"/>
+    <w:link w:val="a6"/>
     <w:autoRedefine/>
     <w:uiPriority w:val="99"/>
     <w:qFormat/>
@@ -25780,10 +25994,10 @@
       <w:szCs w:val="18"/>
     </w:rPr>
   </w:style>
-  <w:style w:type="character" w:customStyle="1" w:styleId="a4">
+  <w:style w:type="character" w:customStyle="1" w:styleId="a5">
     <w:name w:val="页脚 字符"/>
-    <w:basedOn w:val="a0"/>
-    <w:link w:val="a3"/>
+    <w:basedOn w:val="a1"/>
+    <w:link w:val="a4"/>
     <w:autoRedefine/>
     <w:uiPriority w:val="99"/>
     <w:qFormat/>
@@ -25792,10 +26006,10 @@
       <w:szCs w:val="18"/>
     </w:rPr>
   </w:style>
-  <w:style w:type="character" w:customStyle="1" w:styleId="ab">
+  <w:style w:type="character" w:customStyle="1" w:styleId="ac">
     <w:name w:val="标题 字符"/>
-    <w:basedOn w:val="a0"/>
-    <w:link w:val="aa"/>
+    <w:basedOn w:val="a1"/>
+    <w:link w:val="ab"/>
     <w:autoRedefine/>
     <w:uiPriority w:val="10"/>
     <w:qFormat/>
@@ -25807,19 +26021,22 @@
       <w:szCs w:val="32"/>
     </w:rPr>
   </w:style>
-  <w:style w:type="paragraph" w:styleId="ae">
+  <w:style w:type="paragraph" w:styleId="a">
     <w:name w:val="List Paragraph"/>
-    <w:basedOn w:val="a"/>
+    <w:basedOn w:val="a0"/>
     <w:autoRedefine/>
     <w:uiPriority w:val="34"/>
     <w:qFormat/>
+    <w:rsid w:val="006D2484"/>
     <w:pPr>
-      <w:ind w:firstLineChars="200" w:firstLine="420"/>
+      <w:numPr>
+        <w:numId w:val="2"/>
+      </w:numPr>
     </w:pPr>
   </w:style>
   <w:style w:type="character" w:customStyle="1" w:styleId="30">
     <w:name w:val="标题 3 字符"/>
-    <w:basedOn w:val="a0"/>
+    <w:basedOn w:val="a1"/>
     <w:link w:val="3"/>
     <w:autoRedefine/>
     <w:uiPriority w:val="9"/>
@@ -25833,26 +26050,26 @@
   </w:style>
   <w:style w:type="character" w:customStyle="1" w:styleId="jsonkey">
     <w:name w:val="json_key"/>
-    <w:basedOn w:val="a0"/>
+    <w:basedOn w:val="a1"/>
     <w:autoRedefine/>
     <w:qFormat/>
   </w:style>
   <w:style w:type="character" w:customStyle="1" w:styleId="jsonstring">
     <w:name w:val="json_string"/>
-    <w:basedOn w:val="a0"/>
+    <w:basedOn w:val="a1"/>
     <w:autoRedefine/>
     <w:qFormat/>
   </w:style>
   <w:style w:type="character" w:customStyle="1" w:styleId="jsonnumber">
     <w:name w:val="json_number"/>
-    <w:basedOn w:val="a0"/>
+    <w:basedOn w:val="a1"/>
     <w:autoRedefine/>
     <w:qFormat/>
   </w:style>
   <w:style w:type="paragraph" w:customStyle="1" w:styleId="TOC10">
     <w:name w:val="TOC 标题1"/>
     <w:basedOn w:val="1"/>
-    <w:next w:val="a"/>
+    <w:next w:val="a0"/>
     <w:autoRedefine/>
     <w:uiPriority w:val="39"/>
     <w:unhideWhenUsed/>
@@ -25873,10 +26090,10 @@
       <w:szCs w:val="32"/>
     </w:rPr>
   </w:style>
-  <w:style w:type="character" w:customStyle="1" w:styleId="a8">
+  <w:style w:type="character" w:customStyle="1" w:styleId="a9">
     <w:name w:val="副标题 字符"/>
-    <w:basedOn w:val="a0"/>
-    <w:link w:val="a7"/>
+    <w:basedOn w:val="a1"/>
+    <w:link w:val="a8"/>
     <w:autoRedefine/>
     <w:uiPriority w:val="11"/>
     <w:qFormat/>
@@ -25890,13 +26107,13 @@
   </w:style>
   <w:style w:type="character" w:customStyle="1" w:styleId="jsonboolean">
     <w:name w:val="json_boolean"/>
-    <w:basedOn w:val="a0"/>
+    <w:basedOn w:val="a1"/>
     <w:autoRedefine/>
     <w:qFormat/>
   </w:style>
   <w:style w:type="character" w:customStyle="1" w:styleId="11">
     <w:name w:val="未处理的提及1"/>
-    <w:basedOn w:val="a0"/>
+    <w:basedOn w:val="a1"/>
     <w:autoRedefine/>
     <w:uiPriority w:val="99"/>
     <w:semiHidden/>
@@ -25909,7 +26126,7 @@
   </w:style>
   <w:style w:type="character" w:customStyle="1" w:styleId="40">
     <w:name w:val="标题 4 字符"/>
-    <w:basedOn w:val="a0"/>
+    <w:basedOn w:val="a1"/>
     <w:link w:val="4"/>
     <w:autoRedefine/>
     <w:uiPriority w:val="9"/>
@@ -25924,8 +26141,8 @@
   </w:style>
   <w:style w:type="paragraph" w:customStyle="1" w:styleId="Style34">
     <w:name w:val="_Style 34"/>
-    <w:basedOn w:val="a"/>
-    <w:next w:val="a"/>
+    <w:basedOn w:val="a0"/>
+    <w:next w:val="a0"/>
     <w:autoRedefine/>
     <w:qFormat/>
     <w:pPr>
@@ -25942,8 +26159,8 @@
   </w:style>
   <w:style w:type="paragraph" w:customStyle="1" w:styleId="Style35">
     <w:name w:val="_Style 35"/>
-    <w:basedOn w:val="a"/>
-    <w:next w:val="a"/>
+    <w:basedOn w:val="a0"/>
+    <w:next w:val="a0"/>
     <w:autoRedefine/>
     <w:qFormat/>
     <w:pPr>
@@ -25960,8 +26177,8 @@
   </w:style>
   <w:style w:type="paragraph" w:customStyle="1" w:styleId="Style36">
     <w:name w:val="_Style 36"/>
-    <w:basedOn w:val="a"/>
-    <w:next w:val="a"/>
+    <w:basedOn w:val="a0"/>
+    <w:next w:val="a0"/>
     <w:autoRedefine/>
     <w:qFormat/>
     <w:pPr>
@@ -25978,8 +26195,8 @@
   </w:style>
   <w:style w:type="paragraph" w:customStyle="1" w:styleId="Style37">
     <w:name w:val="_Style 37"/>
-    <w:basedOn w:val="a"/>
-    <w:next w:val="a"/>
+    <w:basedOn w:val="a0"/>
+    <w:next w:val="a0"/>
     <w:autoRedefine/>
     <w:qFormat/>
     <w:pPr>
@@ -25996,7 +26213,7 @@
   </w:style>
   <w:style w:type="paragraph" w:customStyle="1" w:styleId="af">
     <w:name w:val="首页信息"/>
-    <w:basedOn w:val="a"/>
+    <w:basedOn w:val="a0"/>
     <w:autoRedefine/>
     <w:qFormat/>
     <w:rPr>
@@ -26264,6 +26481,10 @@
 </file>
 
 <file path=customXml/item1.xml><?xml version="1.0" encoding="utf-8"?>
+<b:Sources xmlns:b="http://schemas.openxmlformats.org/officeDocument/2006/bibliography" xmlns="http://schemas.openxmlformats.org/officeDocument/2006/bibliography" SelectedStyle="\APASixthEditionOfficeOnline.xsl" StyleName="APA" Version="6"/>
+</file>
+
+<file path=customXml/item2.xml><?xml version="1.0" encoding="utf-8"?>
 <s:customData xmlns="http://www.wps.cn/officeDocument/2013/wpsCustomData" xmlns:s="http://www.wps.cn/officeDocument/2013/wpsCustomData">
   <customSectProps>
     <customSectPr/>
@@ -26274,22 +26495,18 @@
 </s:customData>
 </file>
 
-<file path=customXml/item2.xml><?xml version="1.0" encoding="utf-8"?>
-<b:Sources xmlns:b="http://schemas.openxmlformats.org/officeDocument/2006/bibliography" xmlns="http://schemas.openxmlformats.org/officeDocument/2006/bibliography" SelectedStyle="\APASixthEditionOfficeOnline.xsl" StyleName="APA" Version="6"/>
+<file path=customXml/itemProps1.xml><?xml version="1.0" encoding="utf-8"?>
+<ds:datastoreItem xmlns:ds="http://schemas.openxmlformats.org/officeDocument/2006/customXml" ds:itemID="{A3C42FEF-274B-4BDA-8559-31DB942021F2}">
+  <ds:schemaRefs>
+    <ds:schemaRef ds:uri="http://schemas.openxmlformats.org/officeDocument/2006/bibliography"/>
+  </ds:schemaRefs>
+</ds:datastoreItem>
 </file>
 
-<file path=customXml/itemProps1.xml><?xml version="1.0" encoding="utf-8"?>
+<file path=customXml/itemProps2.xml><?xml version="1.0" encoding="utf-8"?>
 <ds:datastoreItem xmlns:ds="http://schemas.openxmlformats.org/officeDocument/2006/customXml" ds:itemID="{B1977F7D-205B-4081-913C-38D41E755F92}">
   <ds:schemaRefs>
     <ds:schemaRef ds:uri="http://www.wps.cn/officeDocument/2013/wpsCustomData"/>
   </ds:schemaRefs>
 </ds:datastoreItem>
-</file>
-
-<file path=customXml/itemProps2.xml><?xml version="1.0" encoding="utf-8"?>
-<ds:datastoreItem xmlns:ds="http://schemas.openxmlformats.org/officeDocument/2006/customXml" ds:itemID="{A3C42FEF-274B-4BDA-8559-31DB942021F2}">
-  <ds:schemaRefs>
-    <ds:schemaRef ds:uri="http://schemas.openxmlformats.org/officeDocument/2006/bibliography"/>
-  </ds:schemaRefs>
-</ds:datastoreItem>
 </file>